--- a/灵素-可行性分析报告.docx
+++ b/灵素-可行性分析报告.docx
@@ -2,174 +2,897 @@
 <file path=word/document.xml><?xml version="1.0" encoding="utf-8"?>
 <w:document xmlns:wpc="http://schemas.microsoft.com/office/word/2010/wordprocessingCanvas" xmlns:mc="http://schemas.openxmlformats.org/markup-compatibility/2006" xmlns:o="urn:schemas-microsoft-com:office:office" xmlns:r="http://schemas.openxmlformats.org/officeDocument/2006/relationships" xmlns:m="http://schemas.openxmlformats.org/officeDocument/2006/math" xmlns:v="urn:schemas-microsoft-com:vml" xmlns:wp14="http://schemas.microsoft.com/office/word/2010/wordprocessingDrawing" xmlns:wp="http://schemas.openxmlformats.org/drawingml/2006/wordprocessingDrawing" xmlns:w="http://schemas.openxmlformats.org/wordprocessingml/2006/main" xmlns:w14="http://schemas.microsoft.com/office/word/2010/wordml" xmlns:w10="urn:schemas-microsoft-com:office:word" xmlns:w15="http://schemas.microsoft.com/office/word/2012/wordml" xmlns:wpg="http://schemas.microsoft.com/office/word/2010/wordprocessingGroup" xmlns:wpi="http://schemas.microsoft.com/office/word/2010/wordprocessingInk" xmlns:wne="http://schemas.microsoft.com/office/word/2006/wordml" xmlns:wps="http://schemas.microsoft.com/office/word/2010/wordprocessingShape" xmlns:wpsCustomData="http://www.wps.cn/officeDocument/2013/wpsCustomData" mc:Ignorable="w14 w15 wp14">
   <w:body>
-    <w:p>
-      <w:r>
-        <w:rPr>
-          <w:rFonts w:hint="eastAsia" w:ascii="Times New Roman" w:hAnsi="Times New Roman" w:eastAsia="宋体"/>
-          <w:color w:val="000000"/>
-          <w:sz w:val="21"/>
-        </w:rPr>
-        <w:t>面向设计师的自定义分组与AI风格化分类素材管理系统</w:t>
-      </w:r>
-    </w:p>
-    <w:p>
-      <w:r>
-        <w:rPr>
-          <w:rFonts w:hint="eastAsia" w:ascii="Times New Roman" w:hAnsi="Times New Roman" w:eastAsia="宋体"/>
-          <w:color w:val="000000"/>
-          <w:sz w:val="21"/>
-        </w:rPr>
-        <w:t>可行性分析报告</w:t>
-      </w:r>
-    </w:p>
-    <w:p>
-      <w:r>
-        <w:rPr>
-          <w:rFonts w:hint="eastAsia" w:ascii="Times New Roman" w:hAnsi="Times New Roman" w:eastAsia="宋体"/>
-          <w:color w:val="000000"/>
-          <w:sz w:val="21"/>
-        </w:rPr>
-        <w:t>版本</w:t>
-      </w:r>
-      <w:r>
-        <w:rPr>
-          <w:rFonts w:ascii="Times New Roman" w:hAnsi="Times New Roman" w:eastAsia="宋体"/>
-          <w:color w:val="000000"/>
-          <w:sz w:val="21"/>
-        </w:rPr>
-        <w:t xml:space="preserve"> V1.0</w:t>
-      </w:r>
-    </w:p>
-    <w:p>
-      <w:r>
-        <w:rPr>
-          <w:rFonts w:hint="eastAsia" w:ascii="Times New Roman" w:hAnsi="Times New Roman" w:eastAsia="宋体"/>
-          <w:color w:val="000000"/>
-          <w:sz w:val="21"/>
-        </w:rPr>
-        <w:t>日期</w:t>
-      </w:r>
-      <w:r>
-        <w:rPr>
-          <w:rFonts w:ascii="Times New Roman" w:hAnsi="Times New Roman" w:eastAsia="宋体"/>
-          <w:color w:val="000000"/>
-          <w:sz w:val="21"/>
-        </w:rPr>
-        <w:t xml:space="preserve"> 2026-06-22</w:t>
-      </w:r>
-    </w:p>
-    <w:p>
-      <w:r>
-        <w:rPr>
-          <w:rFonts w:hint="eastAsia" w:ascii="Times New Roman" w:hAnsi="Times New Roman" w:eastAsia="宋体"/>
-          <w:color w:val="000000"/>
-          <w:sz w:val="21"/>
-        </w:rPr>
-        <w:t>学生姓名</w:t>
-      </w:r>
-      <w:r>
-        <w:rPr>
-          <w:rFonts w:ascii="Times New Roman" w:hAnsi="Times New Roman" w:eastAsia="宋体"/>
-          <w:color w:val="000000"/>
-          <w:sz w:val="21"/>
-        </w:rPr>
-        <w:t xml:space="preserve"> </w:t>
-      </w:r>
-      <w:r>
-        <w:rPr>
-          <w:rFonts w:hint="eastAsia" w:ascii="Times New Roman" w:hAnsi="Times New Roman" w:eastAsia="宋体"/>
-          <w:color w:val="000000"/>
-          <w:sz w:val="21"/>
-        </w:rPr>
-        <w:t>祝雨婷</w:t>
-      </w:r>
-    </w:p>
-    <w:p>
-      <w:r>
-        <w:rPr>
-          <w:rFonts w:hint="eastAsia" w:ascii="Times New Roman" w:hAnsi="Times New Roman" w:eastAsia="宋体"/>
-          <w:color w:val="000000"/>
-          <w:sz w:val="21"/>
-        </w:rPr>
-        <w:t>学号</w:t>
-      </w:r>
-      <w:r>
-        <w:rPr>
-          <w:rFonts w:ascii="Times New Roman" w:hAnsi="Times New Roman" w:eastAsia="宋体"/>
-          <w:color w:val="000000"/>
-          <w:sz w:val="21"/>
-        </w:rPr>
-        <w:t xml:space="preserve"> 2408090602016</w:t>
-      </w:r>
-    </w:p>
-    <w:p>
-      <w:r>
-        <w:rPr>
-          <w:rFonts w:hint="eastAsia" w:ascii="Times New Roman" w:hAnsi="Times New Roman" w:eastAsia="宋体"/>
-          <w:color w:val="000000"/>
-          <w:sz w:val="21"/>
-        </w:rPr>
-        <w:t>指导老师</w:t>
-      </w:r>
-      <w:r>
-        <w:rPr>
-          <w:rFonts w:ascii="Times New Roman" w:hAnsi="Times New Roman" w:eastAsia="宋体"/>
-          <w:color w:val="000000"/>
-          <w:sz w:val="21"/>
-        </w:rPr>
-        <w:t xml:space="preserve"> </w:t>
-      </w:r>
-      <w:r>
-        <w:rPr>
-          <w:rFonts w:hint="eastAsia" w:ascii="Times New Roman" w:hAnsi="Times New Roman" w:eastAsia="宋体"/>
-          <w:color w:val="000000"/>
-          <w:sz w:val="21"/>
-        </w:rPr>
-        <w:t>钟云飞</w:t>
-      </w:r>
-    </w:p>
-    <w:p>
-      <w:r>
-        <w:rPr>
-          <w:rFonts w:hint="eastAsia" w:ascii="Times New Roman" w:hAnsi="Times New Roman" w:eastAsia="宋体"/>
-          <w:color w:val="000000"/>
-          <w:sz w:val="21"/>
-        </w:rPr>
-        <w:t>项目名称</w:t>
-      </w:r>
-      <w:r>
-        <w:rPr>
-          <w:rFonts w:ascii="Times New Roman" w:hAnsi="Times New Roman" w:eastAsia="宋体"/>
-          <w:color w:val="000000"/>
-          <w:sz w:val="21"/>
-        </w:rPr>
-        <w:t xml:space="preserve"> </w:t>
-      </w:r>
-      <w:r>
-        <w:rPr>
-          <w:rFonts w:hint="eastAsia" w:ascii="Times New Roman" w:hAnsi="Times New Roman" w:eastAsia="宋体"/>
-          <w:color w:val="000000"/>
-          <w:sz w:val="21"/>
-        </w:rPr>
-        <w:t>灵素</w:t>
-      </w:r>
-      <w:r>
-        <w:rPr>
-          <w:rFonts w:hint="eastAsia" w:eastAsia="宋体"/>
-          <w:color w:val="000000"/>
-          <w:sz w:val="21"/>
-          <w:lang w:val="en-US" w:eastAsia="zh-CN"/>
-        </w:rPr>
-        <w:t>-</w:t>
-      </w:r>
-      <w:r>
-        <w:rPr>
-          <w:rFonts w:hint="eastAsia" w:ascii="Times New Roman" w:hAnsi="Times New Roman" w:eastAsia="宋体"/>
-          <w:color w:val="000000"/>
-          <w:sz w:val="21"/>
-        </w:rPr>
-        <w:t>设计师AI素材库</w:t>
-      </w:r>
+    <w:tbl>
+      <w:tblPr>
+        <w:tblStyle w:val="18"/>
+        <w:tblW w:w="9135" w:type="dxa"/>
+        <w:jc w:val="center"/>
+        <w:tblBorders>
+          <w:top w:val="single" w:color="auto" w:sz="4" w:space="0"/>
+          <w:left w:val="single" w:color="auto" w:sz="4" w:space="0"/>
+          <w:bottom w:val="single" w:color="auto" w:sz="4" w:space="0"/>
+          <w:right w:val="single" w:color="auto" w:sz="4" w:space="0"/>
+          <w:insideH w:val="single" w:color="auto" w:sz="4" w:space="0"/>
+          <w:insideV w:val="single" w:color="auto" w:sz="4" w:space="0"/>
+        </w:tblBorders>
+        <w:tblLayout w:type="fixed"/>
+        <w:tblCellMar>
+          <w:top w:w="0" w:type="dxa"/>
+          <w:left w:w="108" w:type="dxa"/>
+          <w:bottom w:w="0" w:type="dxa"/>
+          <w:right w:w="108" w:type="dxa"/>
+        </w:tblCellMar>
+      </w:tblPr>
+      <w:tblGrid>
+        <w:gridCol w:w="1241"/>
+        <w:gridCol w:w="3016"/>
+        <w:gridCol w:w="284"/>
+        <w:gridCol w:w="3080"/>
+        <w:gridCol w:w="1514"/>
+      </w:tblGrid>
+      <w:tr>
+        <w:tblPrEx>
+          <w:tblBorders>
+            <w:top w:val="single" w:color="auto" w:sz="4" w:space="0"/>
+            <w:left w:val="single" w:color="auto" w:sz="4" w:space="0"/>
+            <w:bottom w:val="single" w:color="auto" w:sz="4" w:space="0"/>
+            <w:right w:val="single" w:color="auto" w:sz="4" w:space="0"/>
+            <w:insideH w:val="single" w:color="auto" w:sz="4" w:space="0"/>
+            <w:insideV w:val="single" w:color="auto" w:sz="4" w:space="0"/>
+          </w:tblBorders>
+          <w:tblCellMar>
+            <w:top w:w="0" w:type="dxa"/>
+            <w:left w:w="108" w:type="dxa"/>
+            <w:bottom w:w="0" w:type="dxa"/>
+            <w:right w:w="108" w:type="dxa"/>
+          </w:tblCellMar>
+        </w:tblPrEx>
+        <w:trPr>
+          <w:jc w:val="center"/>
+        </w:trPr>
+        <w:tc>
+          <w:tcPr>
+            <w:tcW w:w="9135" w:type="dxa"/>
+            <w:gridSpan w:val="5"/>
+            <w:tcBorders>
+              <w:top w:val="nil"/>
+              <w:left w:val="nil"/>
+              <w:bottom w:val="nil"/>
+              <w:right w:val="nil"/>
+            </w:tcBorders>
+          </w:tcPr>
+          <w:p>
+            <w:pPr>
+              <w:pStyle w:val="86"/>
+              <w:rPr>
+                <w:color w:val="000000"/>
+              </w:rPr>
+            </w:pPr>
+          </w:p>
+          <w:p>
+            <w:pPr>
+              <w:pStyle w:val="86"/>
+              <w:rPr>
+                <w:rFonts w:hint="default" w:eastAsia="宋体"/>
+                <w:b/>
+                <w:color w:val="000000"/>
+                <w:lang w:val="en-US" w:eastAsia="zh-CN"/>
+              </w:rPr>
+            </w:pPr>
+            <w:r>
+              <w:rPr>
+                <w:rFonts w:hint="eastAsia"/>
+                <w:b/>
+                <w:color w:val="000000"/>
+                <w:sz w:val="56"/>
+                <w:szCs w:val="56"/>
+                <w:lang w:val="en-US" w:eastAsia="zh-CN"/>
+              </w:rPr>
+              <w:t>软件工程课程设计</w:t>
+            </w:r>
+          </w:p>
+        </w:tc>
+      </w:tr>
+      <w:tr>
+        <w:tblPrEx>
+          <w:tblBorders>
+            <w:top w:val="single" w:color="auto" w:sz="4" w:space="0"/>
+            <w:left w:val="single" w:color="auto" w:sz="4" w:space="0"/>
+            <w:bottom w:val="single" w:color="auto" w:sz="4" w:space="0"/>
+            <w:right w:val="single" w:color="auto" w:sz="4" w:space="0"/>
+            <w:insideH w:val="single" w:color="auto" w:sz="4" w:space="0"/>
+            <w:insideV w:val="single" w:color="auto" w:sz="4" w:space="0"/>
+          </w:tblBorders>
+          <w:tblCellMar>
+            <w:top w:w="0" w:type="dxa"/>
+            <w:left w:w="108" w:type="dxa"/>
+            <w:bottom w:w="0" w:type="dxa"/>
+            <w:right w:w="108" w:type="dxa"/>
+          </w:tblCellMar>
+        </w:tblPrEx>
+        <w:trPr>
+          <w:trHeight w:val="1277" w:hRule="atLeast"/>
+          <w:jc w:val="center"/>
+        </w:trPr>
+        <w:tc>
+          <w:tcPr>
+            <w:tcW w:w="9135" w:type="dxa"/>
+            <w:gridSpan w:val="5"/>
+            <w:tcBorders>
+              <w:top w:val="nil"/>
+              <w:left w:val="nil"/>
+              <w:bottom w:val="nil"/>
+              <w:right w:val="nil"/>
+            </w:tcBorders>
+          </w:tcPr>
+          <w:p>
+            <w:pPr>
+              <w:adjustRightInd w:val="0"/>
+              <w:snapToGrid w:val="0"/>
+              <w:jc w:val="center"/>
+              <w:rPr>
+                <w:rFonts w:hint="default" w:eastAsia="宋体"/>
+                <w:color w:val="000000"/>
+                <w:sz w:val="44"/>
+                <w:lang w:val="en-US" w:eastAsia="zh-CN"/>
+              </w:rPr>
+            </w:pPr>
+            <w:r>
+              <w:rPr>
+                <w:rFonts w:hint="eastAsia" w:eastAsia="宋体"/>
+                <w:color w:val="000000"/>
+                <w:sz w:val="44"/>
+                <w:lang w:val="en-US" w:eastAsia="zh-CN"/>
+              </w:rPr>
+              <w:t>可行性分析报告</w:t>
+            </w:r>
+          </w:p>
+        </w:tc>
+      </w:tr>
+      <w:tr>
+        <w:tblPrEx>
+          <w:tblBorders>
+            <w:top w:val="single" w:color="auto" w:sz="4" w:space="0"/>
+            <w:left w:val="single" w:color="auto" w:sz="4" w:space="0"/>
+            <w:bottom w:val="single" w:color="auto" w:sz="4" w:space="0"/>
+            <w:right w:val="single" w:color="auto" w:sz="4" w:space="0"/>
+            <w:insideH w:val="single" w:color="auto" w:sz="4" w:space="0"/>
+            <w:insideV w:val="single" w:color="auto" w:sz="4" w:space="0"/>
+          </w:tblBorders>
+          <w:tblCellMar>
+            <w:top w:w="0" w:type="dxa"/>
+            <w:left w:w="108" w:type="dxa"/>
+            <w:bottom w:w="0" w:type="dxa"/>
+            <w:right w:w="108" w:type="dxa"/>
+          </w:tblCellMar>
+        </w:tblPrEx>
+        <w:trPr>
+          <w:trHeight w:val="2545" w:hRule="atLeast"/>
+          <w:jc w:val="center"/>
+        </w:trPr>
+        <w:tc>
+          <w:tcPr>
+            <w:tcW w:w="9135" w:type="dxa"/>
+            <w:gridSpan w:val="5"/>
+            <w:tcBorders>
+              <w:top w:val="nil"/>
+              <w:left w:val="nil"/>
+              <w:bottom w:val="nil"/>
+              <w:right w:val="nil"/>
+            </w:tcBorders>
+          </w:tcPr>
+          <w:p>
+            <w:pPr>
+              <w:pStyle w:val="85"/>
+            </w:pPr>
+            <w:r>
+              <w:rPr>
+                <w:rFonts w:hint="eastAsia"/>
+                <w:lang w:val="en-US" w:eastAsia="zh-CN"/>
+              </w:rPr>
+              <w:t>面向设计师的自定义分组与AI风格化分类素材管理系统</w:t>
+            </w:r>
+          </w:p>
+        </w:tc>
+      </w:tr>
+      <w:tr>
+        <w:tblPrEx>
+          <w:tblBorders>
+            <w:top w:val="single" w:color="auto" w:sz="4" w:space="0"/>
+            <w:left w:val="single" w:color="auto" w:sz="4" w:space="0"/>
+            <w:bottom w:val="single" w:color="auto" w:sz="4" w:space="0"/>
+            <w:right w:val="single" w:color="auto" w:sz="4" w:space="0"/>
+            <w:insideH w:val="single" w:color="auto" w:sz="4" w:space="0"/>
+            <w:insideV w:val="single" w:color="auto" w:sz="4" w:space="0"/>
+          </w:tblBorders>
+          <w:tblCellMar>
+            <w:top w:w="0" w:type="dxa"/>
+            <w:left w:w="108" w:type="dxa"/>
+            <w:bottom w:w="0" w:type="dxa"/>
+            <w:right w:w="108" w:type="dxa"/>
+          </w:tblCellMar>
+        </w:tblPrEx>
+        <w:trPr>
+          <w:cantSplit/>
+          <w:trHeight w:val="630" w:hRule="atLeast"/>
+          <w:jc w:val="center"/>
+        </w:trPr>
+        <w:tc>
+          <w:tcPr>
+            <w:tcW w:w="1241" w:type="dxa"/>
+            <w:vMerge w:val="restart"/>
+            <w:tcBorders>
+              <w:top w:val="nil"/>
+              <w:left w:val="nil"/>
+              <w:bottom w:val="nil"/>
+              <w:right w:val="nil"/>
+            </w:tcBorders>
+            <w:vAlign w:val="center"/>
+          </w:tcPr>
+          <w:p>
+            <w:pPr>
+              <w:adjustRightInd w:val="0"/>
+              <w:snapToGrid w:val="0"/>
+              <w:rPr>
+                <w:rFonts w:hint="eastAsia" w:eastAsia="楷体_GB2312"/>
+                <w:color w:val="000000"/>
+                <w:sz w:val="52"/>
+              </w:rPr>
+            </w:pPr>
+          </w:p>
+        </w:tc>
+        <w:tc>
+          <w:tcPr>
+            <w:tcW w:w="3016" w:type="dxa"/>
+            <w:tcBorders>
+              <w:top w:val="nil"/>
+              <w:left w:val="nil"/>
+              <w:bottom w:val="nil"/>
+              <w:right w:val="nil"/>
+            </w:tcBorders>
+            <w:vAlign w:val="center"/>
+          </w:tcPr>
+          <w:p>
+            <w:pPr>
+              <w:pStyle w:val="87"/>
+              <w:ind w:firstLine="0" w:firstLineChars="0"/>
+            </w:pPr>
+            <w:r>
+              <w:rPr>
+                <w:rFonts w:hint="eastAsia"/>
+              </w:rPr>
+              <w:t>姓  名：</w:t>
+            </w:r>
+          </w:p>
+        </w:tc>
+        <w:tc>
+          <w:tcPr>
+            <w:tcW w:w="284" w:type="dxa"/>
+            <w:tcBorders>
+              <w:top w:val="nil"/>
+              <w:left w:val="nil"/>
+              <w:bottom w:val="nil"/>
+              <w:right w:val="nil"/>
+            </w:tcBorders>
+            <w:vAlign w:val="center"/>
+          </w:tcPr>
+          <w:p>
+            <w:pPr>
+              <w:pStyle w:val="87"/>
+              <w:ind w:firstLine="1960"/>
+            </w:pPr>
+            <w:r>
+              <w:rPr>
+                <w:rFonts w:hint="eastAsia"/>
+              </w:rPr>
+              <w:t>：</w:t>
+            </w:r>
+          </w:p>
+        </w:tc>
+        <w:tc>
+          <w:tcPr>
+            <w:tcW w:w="3080" w:type="dxa"/>
+            <w:tcBorders>
+              <w:top w:val="nil"/>
+              <w:left w:val="nil"/>
+              <w:bottom w:val="nil"/>
+              <w:right w:val="nil"/>
+            </w:tcBorders>
+            <w:vAlign w:val="center"/>
+          </w:tcPr>
+          <w:p>
+            <w:pPr>
+              <w:pStyle w:val="87"/>
+              <w:ind w:firstLine="0" w:firstLineChars="0"/>
+              <w:rPr>
+                <w:spacing w:val="20"/>
+              </w:rPr>
+            </w:pPr>
+            <w:r>
+              <w:rPr>
+                <w:spacing w:val="20"/>
+              </w:rPr>
+              <w:t xml:space="preserve">    </w:t>
+            </w:r>
+            <w:r>
+              <w:rPr>
+                <w:rFonts w:hint="eastAsia"/>
+                <w:spacing w:val="20"/>
+                <w:lang w:val="en-US" w:eastAsia="zh-CN"/>
+              </w:rPr>
+              <w:t>祝雨婷</w:t>
+            </w:r>
+            <w:r>
+              <w:rPr>
+                <w:spacing w:val="20"/>
+              </w:rPr>
+              <w:t xml:space="preserve"> </w:t>
+            </w:r>
+          </w:p>
+        </w:tc>
+        <w:tc>
+          <w:tcPr>
+            <w:tcW w:w="1514" w:type="dxa"/>
+            <w:vMerge w:val="restart"/>
+            <w:tcBorders>
+              <w:top w:val="nil"/>
+              <w:left w:val="nil"/>
+              <w:bottom w:val="nil"/>
+              <w:right w:val="nil"/>
+            </w:tcBorders>
+            <w:vAlign w:val="center"/>
+          </w:tcPr>
+          <w:p>
+            <w:pPr>
+              <w:adjustRightInd w:val="0"/>
+              <w:snapToGrid w:val="0"/>
+              <w:rPr>
+                <w:rFonts w:hint="eastAsia" w:eastAsia="楷体_GB2312"/>
+                <w:color w:val="000000"/>
+                <w:sz w:val="52"/>
+              </w:rPr>
+            </w:pPr>
+          </w:p>
+        </w:tc>
+      </w:tr>
+      <w:tr>
+        <w:tblPrEx>
+          <w:tblBorders>
+            <w:top w:val="single" w:color="auto" w:sz="4" w:space="0"/>
+            <w:left w:val="single" w:color="auto" w:sz="4" w:space="0"/>
+            <w:bottom w:val="single" w:color="auto" w:sz="4" w:space="0"/>
+            <w:right w:val="single" w:color="auto" w:sz="4" w:space="0"/>
+            <w:insideH w:val="single" w:color="auto" w:sz="4" w:space="0"/>
+            <w:insideV w:val="single" w:color="auto" w:sz="4" w:space="0"/>
+          </w:tblBorders>
+          <w:tblCellMar>
+            <w:top w:w="0" w:type="dxa"/>
+            <w:left w:w="108" w:type="dxa"/>
+            <w:bottom w:w="0" w:type="dxa"/>
+            <w:right w:w="108" w:type="dxa"/>
+          </w:tblCellMar>
+        </w:tblPrEx>
+        <w:trPr>
+          <w:cantSplit/>
+          <w:trHeight w:val="630" w:hRule="atLeast"/>
+          <w:jc w:val="center"/>
+        </w:trPr>
+        <w:tc>
+          <w:tcPr>
+            <w:tcW w:w="1241" w:type="dxa"/>
+            <w:vMerge w:val="continue"/>
+            <w:tcBorders>
+              <w:top w:val="nil"/>
+              <w:left w:val="nil"/>
+              <w:bottom w:val="nil"/>
+              <w:right w:val="nil"/>
+            </w:tcBorders>
+            <w:vAlign w:val="center"/>
+          </w:tcPr>
+          <w:p>
+            <w:pPr>
+              <w:widowControl/>
+              <w:jc w:val="left"/>
+              <w:rPr>
+                <w:rFonts w:eastAsia="楷体_GB2312"/>
+                <w:color w:val="000000"/>
+                <w:sz w:val="52"/>
+              </w:rPr>
+            </w:pPr>
+          </w:p>
+        </w:tc>
+        <w:tc>
+          <w:tcPr>
+            <w:tcW w:w="3016" w:type="dxa"/>
+            <w:tcBorders>
+              <w:top w:val="nil"/>
+              <w:left w:val="nil"/>
+              <w:bottom w:val="nil"/>
+              <w:right w:val="nil"/>
+            </w:tcBorders>
+            <w:vAlign w:val="center"/>
+          </w:tcPr>
+          <w:p>
+            <w:pPr>
+              <w:pStyle w:val="87"/>
+              <w:ind w:firstLine="0" w:firstLineChars="0"/>
+            </w:pPr>
+            <w:r>
+              <w:rPr>
+                <w:rFonts w:hint="eastAsia"/>
+              </w:rPr>
+              <w:t>学  号：</w:t>
+            </w:r>
+          </w:p>
+        </w:tc>
+        <w:tc>
+          <w:tcPr>
+            <w:tcW w:w="284" w:type="dxa"/>
+            <w:tcBorders>
+              <w:top w:val="nil"/>
+              <w:left w:val="nil"/>
+              <w:bottom w:val="nil"/>
+              <w:right w:val="nil"/>
+            </w:tcBorders>
+            <w:vAlign w:val="center"/>
+          </w:tcPr>
+          <w:p>
+            <w:pPr>
+              <w:pStyle w:val="87"/>
+              <w:ind w:firstLine="1960"/>
+            </w:pPr>
+            <w:r>
+              <w:rPr>
+                <w:rFonts w:hint="eastAsia"/>
+              </w:rPr>
+              <w:t>：</w:t>
+            </w:r>
+          </w:p>
+        </w:tc>
+        <w:tc>
+          <w:tcPr>
+            <w:tcW w:w="3080" w:type="dxa"/>
+            <w:tcBorders>
+              <w:top w:val="nil"/>
+              <w:left w:val="nil"/>
+              <w:bottom w:val="nil"/>
+              <w:right w:val="nil"/>
+            </w:tcBorders>
+            <w:vAlign w:val="center"/>
+          </w:tcPr>
+          <w:p>
+            <w:pPr>
+              <w:pStyle w:val="87"/>
+              <w:ind w:firstLine="0" w:firstLineChars="0"/>
+            </w:pPr>
+            <w:r>
+              <w:rPr>
+                <w:rFonts w:hint="eastAsia"/>
+              </w:rPr>
+              <w:t>2408090602016</w:t>
+            </w:r>
+          </w:p>
+        </w:tc>
+        <w:tc>
+          <w:tcPr>
+            <w:tcW w:w="1514" w:type="dxa"/>
+            <w:vMerge w:val="continue"/>
+            <w:tcBorders>
+              <w:top w:val="nil"/>
+              <w:left w:val="nil"/>
+              <w:bottom w:val="nil"/>
+              <w:right w:val="nil"/>
+            </w:tcBorders>
+            <w:vAlign w:val="center"/>
+          </w:tcPr>
+          <w:p>
+            <w:pPr>
+              <w:widowControl/>
+              <w:jc w:val="distribute"/>
+              <w:rPr>
+                <w:rFonts w:eastAsia="楷体_GB2312"/>
+                <w:color w:val="000000"/>
+                <w:sz w:val="52"/>
+              </w:rPr>
+            </w:pPr>
+          </w:p>
+        </w:tc>
+      </w:tr>
+      <w:tr>
+        <w:tblPrEx>
+          <w:tblBorders>
+            <w:top w:val="single" w:color="auto" w:sz="4" w:space="0"/>
+            <w:left w:val="single" w:color="auto" w:sz="4" w:space="0"/>
+            <w:bottom w:val="single" w:color="auto" w:sz="4" w:space="0"/>
+            <w:right w:val="single" w:color="auto" w:sz="4" w:space="0"/>
+            <w:insideH w:val="single" w:color="auto" w:sz="4" w:space="0"/>
+            <w:insideV w:val="single" w:color="auto" w:sz="4" w:space="0"/>
+          </w:tblBorders>
+          <w:tblCellMar>
+            <w:top w:w="0" w:type="dxa"/>
+            <w:left w:w="108" w:type="dxa"/>
+            <w:bottom w:w="0" w:type="dxa"/>
+            <w:right w:w="108" w:type="dxa"/>
+          </w:tblCellMar>
+        </w:tblPrEx>
+        <w:trPr>
+          <w:cantSplit/>
+          <w:trHeight w:val="630" w:hRule="atLeast"/>
+          <w:jc w:val="center"/>
+        </w:trPr>
+        <w:tc>
+          <w:tcPr>
+            <w:tcW w:w="1241" w:type="dxa"/>
+            <w:vMerge w:val="continue"/>
+            <w:tcBorders>
+              <w:top w:val="nil"/>
+              <w:left w:val="nil"/>
+              <w:bottom w:val="nil"/>
+              <w:right w:val="nil"/>
+            </w:tcBorders>
+            <w:vAlign w:val="center"/>
+          </w:tcPr>
+          <w:p>
+            <w:pPr>
+              <w:widowControl/>
+              <w:jc w:val="left"/>
+              <w:rPr>
+                <w:rFonts w:eastAsia="楷体_GB2312"/>
+                <w:color w:val="000000"/>
+                <w:sz w:val="52"/>
+              </w:rPr>
+            </w:pPr>
+          </w:p>
+        </w:tc>
+        <w:tc>
+          <w:tcPr>
+            <w:tcW w:w="3016" w:type="dxa"/>
+            <w:tcBorders>
+              <w:top w:val="nil"/>
+              <w:left w:val="nil"/>
+              <w:bottom w:val="nil"/>
+              <w:right w:val="nil"/>
+            </w:tcBorders>
+            <w:vAlign w:val="center"/>
+          </w:tcPr>
+          <w:p>
+            <w:pPr>
+              <w:pStyle w:val="87"/>
+              <w:ind w:firstLine="0" w:firstLineChars="0"/>
+            </w:pPr>
+            <w:r>
+              <w:rPr>
+                <w:rFonts w:hint="eastAsia"/>
+              </w:rPr>
+              <w:t>指导教师：</w:t>
+            </w:r>
+          </w:p>
+        </w:tc>
+        <w:tc>
+          <w:tcPr>
+            <w:tcW w:w="284" w:type="dxa"/>
+            <w:tcBorders>
+              <w:top w:val="nil"/>
+              <w:left w:val="nil"/>
+              <w:bottom w:val="nil"/>
+              <w:right w:val="nil"/>
+            </w:tcBorders>
+            <w:vAlign w:val="center"/>
+          </w:tcPr>
+          <w:p>
+            <w:pPr>
+              <w:pStyle w:val="87"/>
+              <w:ind w:firstLine="1960"/>
+            </w:pPr>
+            <w:r>
+              <w:rPr>
+                <w:rFonts w:hint="eastAsia"/>
+              </w:rPr>
+              <w:t>：</w:t>
+            </w:r>
+          </w:p>
+        </w:tc>
+        <w:tc>
+          <w:tcPr>
+            <w:tcW w:w="3080" w:type="dxa"/>
+            <w:tcBorders>
+              <w:top w:val="nil"/>
+              <w:left w:val="nil"/>
+              <w:bottom w:val="nil"/>
+              <w:right w:val="nil"/>
+            </w:tcBorders>
+            <w:vAlign w:val="center"/>
+          </w:tcPr>
+          <w:p>
+            <w:pPr>
+              <w:pStyle w:val="87"/>
+              <w:ind w:firstLine="0" w:firstLineChars="0"/>
+            </w:pPr>
+            <w:r>
+              <w:rPr>
+                <w:rFonts w:hint="eastAsia"/>
+              </w:rPr>
+              <w:t>钟云飞</w:t>
+            </w:r>
+          </w:p>
+        </w:tc>
+        <w:tc>
+          <w:tcPr>
+            <w:tcW w:w="1514" w:type="dxa"/>
+            <w:vMerge w:val="continue"/>
+            <w:tcBorders>
+              <w:top w:val="nil"/>
+              <w:left w:val="nil"/>
+              <w:bottom w:val="nil"/>
+              <w:right w:val="nil"/>
+            </w:tcBorders>
+            <w:vAlign w:val="center"/>
+          </w:tcPr>
+          <w:p>
+            <w:pPr>
+              <w:widowControl/>
+              <w:jc w:val="distribute"/>
+              <w:rPr>
+                <w:rFonts w:eastAsia="楷体_GB2312"/>
+                <w:color w:val="000000"/>
+                <w:sz w:val="52"/>
+              </w:rPr>
+            </w:pPr>
+          </w:p>
+        </w:tc>
+      </w:tr>
+      <w:tr>
+        <w:tblPrEx>
+          <w:tblBorders>
+            <w:top w:val="single" w:color="auto" w:sz="4" w:space="0"/>
+            <w:left w:val="single" w:color="auto" w:sz="4" w:space="0"/>
+            <w:bottom w:val="single" w:color="auto" w:sz="4" w:space="0"/>
+            <w:right w:val="single" w:color="auto" w:sz="4" w:space="0"/>
+            <w:insideH w:val="single" w:color="auto" w:sz="4" w:space="0"/>
+            <w:insideV w:val="single" w:color="auto" w:sz="4" w:space="0"/>
+          </w:tblBorders>
+          <w:tblCellMar>
+            <w:top w:w="0" w:type="dxa"/>
+            <w:left w:w="108" w:type="dxa"/>
+            <w:bottom w:w="0" w:type="dxa"/>
+            <w:right w:w="108" w:type="dxa"/>
+          </w:tblCellMar>
+        </w:tblPrEx>
+        <w:trPr>
+          <w:cantSplit/>
+          <w:trHeight w:val="630" w:hRule="atLeast"/>
+          <w:jc w:val="center"/>
+        </w:trPr>
+        <w:tc>
+          <w:tcPr>
+            <w:tcW w:w="1241" w:type="dxa"/>
+            <w:vMerge w:val="continue"/>
+            <w:tcBorders>
+              <w:top w:val="nil"/>
+              <w:left w:val="nil"/>
+              <w:bottom w:val="nil"/>
+              <w:right w:val="nil"/>
+            </w:tcBorders>
+            <w:vAlign w:val="center"/>
+          </w:tcPr>
+          <w:p>
+            <w:pPr>
+              <w:widowControl/>
+              <w:jc w:val="left"/>
+              <w:rPr>
+                <w:rFonts w:eastAsia="楷体_GB2312"/>
+                <w:color w:val="000000"/>
+                <w:sz w:val="52"/>
+              </w:rPr>
+            </w:pPr>
+          </w:p>
+        </w:tc>
+        <w:tc>
+          <w:tcPr>
+            <w:tcW w:w="3016" w:type="dxa"/>
+            <w:tcBorders>
+              <w:top w:val="nil"/>
+              <w:left w:val="nil"/>
+              <w:bottom w:val="nil"/>
+              <w:right w:val="nil"/>
+            </w:tcBorders>
+            <w:vAlign w:val="center"/>
+          </w:tcPr>
+          <w:p>
+            <w:pPr>
+              <w:pStyle w:val="87"/>
+              <w:ind w:firstLine="0" w:firstLineChars="0"/>
+            </w:pPr>
+            <w:r>
+              <w:rPr>
+                <w:rFonts w:hint="eastAsia"/>
+              </w:rPr>
+              <w:t xml:space="preserve">专   业   名  </w:t>
+            </w:r>
+            <w:r>
+              <w:t xml:space="preserve"> </w:t>
+            </w:r>
+            <w:r>
+              <w:rPr>
+                <w:rFonts w:hint="eastAsia"/>
+              </w:rPr>
+              <w:t xml:space="preserve"> 称：</w:t>
+            </w:r>
+          </w:p>
+        </w:tc>
+        <w:tc>
+          <w:tcPr>
+            <w:tcW w:w="284" w:type="dxa"/>
+            <w:tcBorders>
+              <w:top w:val="nil"/>
+              <w:left w:val="nil"/>
+              <w:bottom w:val="nil"/>
+              <w:right w:val="nil"/>
+            </w:tcBorders>
+            <w:vAlign w:val="center"/>
+          </w:tcPr>
+          <w:p>
+            <w:pPr>
+              <w:pStyle w:val="87"/>
+              <w:ind w:firstLine="1960"/>
+            </w:pPr>
+            <w:r>
+              <w:rPr>
+                <w:rFonts w:hint="eastAsia"/>
+              </w:rPr>
+              <w:t>：</w:t>
+            </w:r>
+          </w:p>
+        </w:tc>
+        <w:tc>
+          <w:tcPr>
+            <w:tcW w:w="3080" w:type="dxa"/>
+            <w:tcBorders>
+              <w:top w:val="nil"/>
+              <w:left w:val="nil"/>
+              <w:bottom w:val="nil"/>
+              <w:right w:val="nil"/>
+            </w:tcBorders>
+            <w:vAlign w:val="center"/>
+          </w:tcPr>
+          <w:p>
+            <w:pPr>
+              <w:pStyle w:val="87"/>
+              <w:ind w:firstLine="0" w:firstLineChars="0"/>
+              <w:rPr>
+                <w:rFonts w:hint="default" w:eastAsia="宋体"/>
+                <w:lang w:val="en-US" w:eastAsia="zh-CN"/>
+              </w:rPr>
+            </w:pPr>
+            <w:r>
+              <w:rPr>
+                <w:rFonts w:hint="eastAsia"/>
+                <w:lang w:val="en-US" w:eastAsia="zh-CN"/>
+              </w:rPr>
+              <w:t>数字媒体技术</w:t>
+            </w:r>
+          </w:p>
+        </w:tc>
+        <w:tc>
+          <w:tcPr>
+            <w:tcW w:w="1514" w:type="dxa"/>
+            <w:vMerge w:val="continue"/>
+            <w:tcBorders>
+              <w:top w:val="nil"/>
+              <w:left w:val="nil"/>
+              <w:bottom w:val="nil"/>
+              <w:right w:val="nil"/>
+            </w:tcBorders>
+            <w:vAlign w:val="center"/>
+          </w:tcPr>
+          <w:p>
+            <w:pPr>
+              <w:widowControl/>
+              <w:jc w:val="distribute"/>
+              <w:rPr>
+                <w:rFonts w:eastAsia="楷体_GB2312"/>
+                <w:color w:val="000000"/>
+                <w:sz w:val="52"/>
+              </w:rPr>
+            </w:pPr>
+          </w:p>
+        </w:tc>
+      </w:tr>
+      <w:tr>
+        <w:tblPrEx>
+          <w:tblBorders>
+            <w:top w:val="single" w:color="auto" w:sz="4" w:space="0"/>
+            <w:left w:val="single" w:color="auto" w:sz="4" w:space="0"/>
+            <w:bottom w:val="single" w:color="auto" w:sz="4" w:space="0"/>
+            <w:right w:val="single" w:color="auto" w:sz="4" w:space="0"/>
+            <w:insideH w:val="single" w:color="auto" w:sz="4" w:space="0"/>
+            <w:insideV w:val="single" w:color="auto" w:sz="4" w:space="0"/>
+          </w:tblBorders>
+          <w:tblCellMar>
+            <w:top w:w="0" w:type="dxa"/>
+            <w:left w:w="108" w:type="dxa"/>
+            <w:bottom w:w="0" w:type="dxa"/>
+            <w:right w:w="108" w:type="dxa"/>
+          </w:tblCellMar>
+        </w:tblPrEx>
+        <w:trPr>
+          <w:trHeight w:val="1105" w:hRule="atLeast"/>
+          <w:jc w:val="center"/>
+        </w:trPr>
+        <w:tc>
+          <w:tcPr>
+            <w:tcW w:w="9135" w:type="dxa"/>
+            <w:gridSpan w:val="5"/>
+            <w:tcBorders>
+              <w:top w:val="nil"/>
+              <w:left w:val="nil"/>
+              <w:bottom w:val="nil"/>
+              <w:right w:val="nil"/>
+            </w:tcBorders>
+          </w:tcPr>
+          <w:p>
+            <w:pPr>
+              <w:pStyle w:val="84"/>
+              <w:jc w:val="both"/>
+            </w:pPr>
+          </w:p>
+          <w:p>
+            <w:pPr>
+              <w:pStyle w:val="84"/>
+            </w:pPr>
+            <w:r>
+              <w:rPr>
+                <w:rFonts w:hint="eastAsia"/>
+              </w:rPr>
+              <w:t>二〇</w:t>
+            </w:r>
+            <w:r>
+              <w:rPr>
+                <w:rFonts w:hint="eastAsia"/>
+                <w:lang w:val="en-US" w:eastAsia="zh-CN"/>
+              </w:rPr>
+              <w:t>二六</w:t>
+            </w:r>
+            <w:r>
+              <w:rPr>
+                <w:rFonts w:hint="eastAsia"/>
+              </w:rPr>
+              <w:t xml:space="preserve">年 </w:t>
+            </w:r>
+            <w:r>
+              <w:rPr>
+                <w:rFonts w:hint="eastAsia"/>
+                <w:lang w:val="en-US" w:eastAsia="zh-CN"/>
+              </w:rPr>
+              <w:t>6</w:t>
+            </w:r>
+            <w:r>
+              <w:t xml:space="preserve"> </w:t>
+            </w:r>
+            <w:r>
+              <w:rPr>
+                <w:rFonts w:hint="eastAsia"/>
+              </w:rPr>
+              <w:t>月</w:t>
+            </w:r>
+          </w:p>
+        </w:tc>
+      </w:tr>
+    </w:tbl>
+    <w:p>
+      <w:pPr>
+        <w:rPr>
+          <w:rFonts w:hint="eastAsia" w:ascii="Times New Roman" w:hAnsi="Times New Roman" w:eastAsia="宋体"/>
+          <w:color w:val="000000"/>
+          <w:sz w:val="21"/>
+        </w:rPr>
+        <w:sectPr>
+          <w:footnotePr>
+            <w:numRestart w:val="eachSect"/>
+          </w:footnotePr>
+          <w:cols w:space="720" w:num="1"/>
+        </w:sectPr>
+      </w:pPr>
     </w:p>
     <w:p>
       <w:pPr>
@@ -197,6 +920,16 @@
           <w:szCs w:val="28"/>
         </w:rPr>
       </w:pPr>
+      <w:r>
+        <w:rPr>
+          <w:rFonts w:hint="eastAsia" w:eastAsia="宋体"/>
+          <w:color w:val="000000"/>
+          <w:sz w:val="28"/>
+          <w:szCs w:val="28"/>
+          <w:lang w:val="en-US" w:eastAsia="zh-CN"/>
+        </w:rPr>
+        <w:t>1.</w:t>
+      </w:r>
       <w:r>
         <w:rPr>
           <w:rFonts w:hint="eastAsia" w:ascii="Times New Roman" w:hAnsi="Times New Roman" w:eastAsia="宋体"/>
@@ -6133,1499 +6866,1566 @@
       <w:pPr>
         <w:ind w:left="0" w:right="0" w:firstLine="0"/>
       </w:pPr>
+      <w:r>
+        <w:rPr>
+          <w:rFonts w:hint="eastAsia" w:ascii="Times New Roman" w:hAnsi="Times New Roman" w:eastAsia="宋体"/>
+          <w:color w:val="000000"/>
+          <w:sz w:val="28"/>
+          <w:szCs w:val="28"/>
+        </w:rPr>
+        <w:t>资源可行性分析</w:t>
+      </w:r>
+    </w:p>
+    <w:p>
+      <w:pPr>
+        <w:ind w:left="0" w:right="0" w:firstLine="0"/>
+      </w:pPr>
+      <w:r>
+        <w:rPr>
+          <w:rFonts w:ascii="Times New Roman" w:hAnsi="Times New Roman" w:eastAsia="宋体"/>
+          <w:color w:val="000000"/>
+          <w:sz w:val="21"/>
+        </w:rPr>
+        <w:t xml:space="preserve">7.1 </w:t>
+      </w:r>
+      <w:r>
+        <w:rPr>
+          <w:rFonts w:hint="eastAsia" w:ascii="Times New Roman" w:hAnsi="Times New Roman" w:eastAsia="宋体"/>
+          <w:color w:val="000000"/>
+          <w:sz w:val="21"/>
+        </w:rPr>
+        <w:t>硬件资源</w:t>
+      </w:r>
+    </w:p>
+    <w:p>
+      <w:pPr>
+        <w:ind w:left="0" w:right="0" w:firstLine="0"/>
+      </w:pPr>
+      <w:r>
+        <w:rPr>
+          <w:rFonts w:hint="eastAsia" w:ascii="Times New Roman" w:hAnsi="Times New Roman" w:eastAsia="宋体"/>
+          <w:color w:val="000000"/>
+          <w:sz w:val="21"/>
+        </w:rPr>
+        <w:t>资源</w:t>
+      </w:r>
+      <w:r>
+        <w:rPr>
+          <w:rFonts w:ascii="Times New Roman" w:hAnsi="Times New Roman" w:eastAsia="宋体"/>
+          <w:color w:val="000000"/>
+          <w:sz w:val="21"/>
+        </w:rPr>
+        <w:t xml:space="preserve"> </w:t>
+      </w:r>
+      <w:r>
+        <w:rPr>
+          <w:rFonts w:hint="eastAsia" w:ascii="Times New Roman" w:hAnsi="Times New Roman" w:eastAsia="宋体"/>
+          <w:color w:val="000000"/>
+          <w:sz w:val="21"/>
+        </w:rPr>
+        <w:t>要求</w:t>
+      </w:r>
+      <w:r>
+        <w:rPr>
+          <w:rFonts w:ascii="Times New Roman" w:hAnsi="Times New Roman" w:eastAsia="宋体"/>
+          <w:color w:val="000000"/>
+          <w:sz w:val="21"/>
+        </w:rPr>
+        <w:t xml:space="preserve"> </w:t>
+      </w:r>
+      <w:r>
+        <w:rPr>
+          <w:rFonts w:hint="eastAsia" w:ascii="Times New Roman" w:hAnsi="Times New Roman" w:eastAsia="宋体"/>
+          <w:color w:val="000000"/>
+          <w:sz w:val="21"/>
+        </w:rPr>
+        <w:t>当前可用</w:t>
+      </w:r>
+    </w:p>
+    <w:p>
+      <w:pPr>
+        <w:ind w:left="0" w:right="0" w:firstLine="0"/>
+      </w:pPr>
+      <w:r>
+        <w:rPr>
+          <w:rFonts w:hint="eastAsia" w:ascii="Times New Roman" w:hAnsi="Times New Roman" w:eastAsia="宋体"/>
+          <w:color w:val="000000"/>
+          <w:sz w:val="21"/>
+        </w:rPr>
+        <w:t>开发用电脑</w:t>
+      </w:r>
+      <w:r>
+        <w:rPr>
+          <w:rFonts w:ascii="Times New Roman" w:hAnsi="Times New Roman" w:eastAsia="宋体"/>
+          <w:color w:val="000000"/>
+          <w:sz w:val="21"/>
+        </w:rPr>
+        <w:t xml:space="preserve"> 8GB </w:t>
+      </w:r>
+      <w:r>
+        <w:rPr>
+          <w:rFonts w:hint="eastAsia" w:ascii="Times New Roman" w:hAnsi="Times New Roman" w:eastAsia="宋体"/>
+          <w:color w:val="000000"/>
+          <w:sz w:val="21"/>
+        </w:rPr>
+        <w:t>内存、50GB</w:t>
+      </w:r>
+      <w:r>
+        <w:rPr>
+          <w:rFonts w:ascii="Times New Roman" w:hAnsi="Times New Roman" w:eastAsia="宋体"/>
+          <w:color w:val="000000"/>
+          <w:sz w:val="21"/>
+        </w:rPr>
+        <w:t xml:space="preserve"> </w:t>
+      </w:r>
+      <w:r>
+        <w:rPr>
+          <w:rFonts w:hint="eastAsia" w:ascii="Times New Roman" w:hAnsi="Times New Roman" w:eastAsia="宋体"/>
+          <w:color w:val="000000"/>
+          <w:sz w:val="21"/>
+        </w:rPr>
+        <w:t>硬盘</w:t>
+      </w:r>
+      <w:r>
+        <w:rPr>
+          <w:rFonts w:ascii="Times New Roman" w:hAnsi="Times New Roman" w:eastAsia="宋体"/>
+          <w:color w:val="000000"/>
+          <w:sz w:val="21"/>
+        </w:rPr>
+        <w:t xml:space="preserve"> ✅ </w:t>
+      </w:r>
+      <w:r>
+        <w:rPr>
+          <w:rFonts w:hint="eastAsia" w:ascii="Times New Roman" w:hAnsi="Times New Roman" w:eastAsia="宋体"/>
+          <w:color w:val="000000"/>
+          <w:sz w:val="21"/>
+        </w:rPr>
+        <w:t>个人笔记本电脑</w:t>
+      </w:r>
+    </w:p>
+    <w:p>
+      <w:pPr>
+        <w:ind w:left="0" w:right="0" w:firstLine="0"/>
+      </w:pPr>
+      <w:r>
+        <w:rPr>
+          <w:rFonts w:hint="eastAsia" w:ascii="Times New Roman" w:hAnsi="Times New Roman" w:eastAsia="宋体"/>
+          <w:color w:val="000000"/>
+          <w:sz w:val="21"/>
+        </w:rPr>
+        <w:t>测试用手机</w:t>
+      </w:r>
+      <w:r>
+        <w:rPr>
+          <w:rFonts w:ascii="Times New Roman" w:hAnsi="Times New Roman" w:eastAsia="宋体"/>
+          <w:color w:val="000000"/>
+          <w:sz w:val="21"/>
+        </w:rPr>
+        <w:t xml:space="preserve"> iOS </w:t>
+      </w:r>
+      <w:r>
+        <w:rPr>
+          <w:rFonts w:hint="eastAsia" w:ascii="Times New Roman" w:hAnsi="Times New Roman" w:eastAsia="宋体"/>
+          <w:color w:val="000000"/>
+          <w:sz w:val="21"/>
+        </w:rPr>
+        <w:t>或</w:t>
+      </w:r>
+      <w:r>
+        <w:rPr>
+          <w:rFonts w:ascii="Times New Roman" w:hAnsi="Times New Roman" w:eastAsia="宋体"/>
+          <w:color w:val="000000"/>
+          <w:sz w:val="21"/>
+        </w:rPr>
+        <w:t xml:space="preserve"> Android </w:t>
+      </w:r>
+      <w:r>
+        <w:rPr>
+          <w:rFonts w:hint="eastAsia" w:ascii="Times New Roman" w:hAnsi="Times New Roman" w:eastAsia="宋体"/>
+          <w:color w:val="000000"/>
+          <w:sz w:val="21"/>
+        </w:rPr>
+        <w:t>智能手机</w:t>
+      </w:r>
+      <w:r>
+        <w:rPr>
+          <w:rFonts w:ascii="Times New Roman" w:hAnsi="Times New Roman" w:eastAsia="宋体"/>
+          <w:color w:val="000000"/>
+          <w:sz w:val="21"/>
+        </w:rPr>
+        <w:t xml:space="preserve"> ✅ </w:t>
+      </w:r>
+      <w:r>
+        <w:rPr>
+          <w:rFonts w:hint="eastAsia" w:ascii="Times New Roman" w:hAnsi="Times New Roman" w:eastAsia="宋体"/>
+          <w:color w:val="000000"/>
+          <w:sz w:val="21"/>
+        </w:rPr>
+        <w:t>个人手机</w:t>
+      </w:r>
+    </w:p>
+    <w:p>
+      <w:pPr>
+        <w:ind w:left="0" w:right="0" w:firstLine="0"/>
+        <w:rPr>
+          <w:rFonts w:ascii="Times New Roman" w:hAnsi="Times New Roman" w:eastAsia="宋体"/>
+          <w:color w:val="000000"/>
+          <w:sz w:val="21"/>
+        </w:rPr>
+      </w:pPr>
+    </w:p>
+    <w:p>
+      <w:pPr>
+        <w:ind w:left="0" w:right="0" w:firstLine="0"/>
+      </w:pPr>
+      <w:r>
+        <w:rPr>
+          <w:rFonts w:ascii="Times New Roman" w:hAnsi="Times New Roman" w:eastAsia="宋体"/>
+          <w:color w:val="000000"/>
+          <w:sz w:val="21"/>
+        </w:rPr>
+        <w:t xml:space="preserve">7.2 </w:t>
+      </w:r>
+      <w:r>
+        <w:rPr>
+          <w:rFonts w:hint="eastAsia" w:ascii="Times New Roman" w:hAnsi="Times New Roman" w:eastAsia="宋体"/>
+          <w:color w:val="000000"/>
+          <w:sz w:val="21"/>
+        </w:rPr>
+        <w:t>软件资源</w:t>
+      </w:r>
+    </w:p>
+    <w:p>
+      <w:pPr>
+        <w:ind w:left="0" w:right="0" w:firstLine="0"/>
+      </w:pPr>
+      <w:r>
+        <w:rPr>
+          <w:rFonts w:hint="eastAsia" w:ascii="Times New Roman" w:hAnsi="Times New Roman" w:eastAsia="宋体"/>
+          <w:color w:val="000000"/>
+          <w:sz w:val="21"/>
+        </w:rPr>
+        <w:t>资源</w:t>
+      </w:r>
+      <w:r>
+        <w:rPr>
+          <w:rFonts w:ascii="Times New Roman" w:hAnsi="Times New Roman" w:eastAsia="宋体"/>
+          <w:color w:val="000000"/>
+          <w:sz w:val="21"/>
+        </w:rPr>
+        <w:t xml:space="preserve"> </w:t>
+      </w:r>
+      <w:r>
+        <w:rPr>
+          <w:rFonts w:hint="eastAsia" w:ascii="Times New Roman" w:hAnsi="Times New Roman" w:eastAsia="宋体"/>
+          <w:color w:val="000000"/>
+          <w:sz w:val="21"/>
+        </w:rPr>
+        <w:t>用途</w:t>
+      </w:r>
+      <w:r>
+        <w:rPr>
+          <w:rFonts w:ascii="Times New Roman" w:hAnsi="Times New Roman" w:eastAsia="宋体"/>
+          <w:color w:val="000000"/>
+          <w:sz w:val="21"/>
+        </w:rPr>
+        <w:t xml:space="preserve"> </w:t>
+      </w:r>
+      <w:r>
+        <w:rPr>
+          <w:rFonts w:hint="eastAsia" w:ascii="Times New Roman" w:hAnsi="Times New Roman" w:eastAsia="宋体"/>
+          <w:color w:val="000000"/>
+          <w:sz w:val="21"/>
+        </w:rPr>
+        <w:t>费用</w:t>
+      </w:r>
+    </w:p>
+    <w:p>
+      <w:pPr>
+        <w:ind w:left="0" w:right="0" w:firstLine="0"/>
+      </w:pPr>
+      <w:r>
+        <w:rPr>
+          <w:rFonts w:ascii="Times New Roman" w:hAnsi="Times New Roman" w:eastAsia="宋体"/>
+          <w:color w:val="000000"/>
+          <w:sz w:val="21"/>
+        </w:rPr>
+        <w:t xml:space="preserve">VS Code </w:t>
+      </w:r>
+      <w:r>
+        <w:rPr>
+          <w:rFonts w:hint="eastAsia" w:ascii="Times New Roman" w:hAnsi="Times New Roman" w:eastAsia="宋体"/>
+          <w:color w:val="000000"/>
+          <w:sz w:val="21"/>
+        </w:rPr>
+        <w:t>代码编辑器</w:t>
+      </w:r>
+      <w:r>
+        <w:rPr>
+          <w:rFonts w:ascii="Times New Roman" w:hAnsi="Times New Roman" w:eastAsia="宋体"/>
+          <w:color w:val="000000"/>
+          <w:sz w:val="21"/>
+        </w:rPr>
+        <w:t xml:space="preserve"> </w:t>
+      </w:r>
+      <w:r>
+        <w:rPr>
+          <w:rFonts w:hint="eastAsia" w:ascii="Times New Roman" w:hAnsi="Times New Roman" w:eastAsia="宋体"/>
+          <w:color w:val="000000"/>
+          <w:sz w:val="21"/>
+        </w:rPr>
+        <w:t>免费</w:t>
+      </w:r>
+    </w:p>
+    <w:p>
+      <w:pPr>
+        <w:ind w:left="0" w:right="0" w:firstLine="0"/>
+      </w:pPr>
+      <w:r>
+        <w:rPr>
+          <w:rFonts w:ascii="Times New Roman" w:hAnsi="Times New Roman" w:eastAsia="宋体"/>
+          <w:color w:val="000000"/>
+          <w:sz w:val="21"/>
+        </w:rPr>
+        <w:t xml:space="preserve">Node.js JavaScript </w:t>
+      </w:r>
+      <w:r>
+        <w:rPr>
+          <w:rFonts w:hint="eastAsia" w:ascii="Times New Roman" w:hAnsi="Times New Roman" w:eastAsia="宋体"/>
+          <w:color w:val="000000"/>
+          <w:sz w:val="21"/>
+        </w:rPr>
+        <w:t>运行环境</w:t>
+      </w:r>
+      <w:r>
+        <w:rPr>
+          <w:rFonts w:ascii="Times New Roman" w:hAnsi="Times New Roman" w:eastAsia="宋体"/>
+          <w:color w:val="000000"/>
+          <w:sz w:val="21"/>
+        </w:rPr>
+        <w:t xml:space="preserve"> </w:t>
+      </w:r>
+      <w:r>
+        <w:rPr>
+          <w:rFonts w:hint="eastAsia" w:ascii="Times New Roman" w:hAnsi="Times New Roman" w:eastAsia="宋体"/>
+          <w:color w:val="000000"/>
+          <w:sz w:val="21"/>
+        </w:rPr>
+        <w:t>免费</w:t>
+      </w:r>
+    </w:p>
+    <w:p>
+      <w:pPr>
+        <w:ind w:left="0" w:right="0" w:firstLine="0"/>
+      </w:pPr>
+      <w:r>
+        <w:rPr>
+          <w:rFonts w:ascii="Times New Roman" w:hAnsi="Times New Roman" w:eastAsia="宋体"/>
+          <w:color w:val="000000"/>
+          <w:sz w:val="21"/>
+        </w:rPr>
+        <w:t xml:space="preserve">Python 3.10+ </w:t>
+      </w:r>
+      <w:r>
+        <w:rPr>
+          <w:rFonts w:hint="eastAsia" w:ascii="Times New Roman" w:hAnsi="Times New Roman" w:eastAsia="宋体"/>
+          <w:color w:val="000000"/>
+          <w:sz w:val="21"/>
+        </w:rPr>
+        <w:t>后端开发语言</w:t>
+      </w:r>
+      <w:r>
+        <w:rPr>
+          <w:rFonts w:ascii="Times New Roman" w:hAnsi="Times New Roman" w:eastAsia="宋体"/>
+          <w:color w:val="000000"/>
+          <w:sz w:val="21"/>
+        </w:rPr>
+        <w:t xml:space="preserve"> </w:t>
+      </w:r>
+      <w:r>
+        <w:rPr>
+          <w:rFonts w:hint="eastAsia" w:ascii="Times New Roman" w:hAnsi="Times New Roman" w:eastAsia="宋体"/>
+          <w:color w:val="000000"/>
+          <w:sz w:val="21"/>
+        </w:rPr>
+        <w:t>免费</w:t>
+      </w:r>
+    </w:p>
+    <w:p>
+      <w:pPr>
+        <w:ind w:left="0" w:right="0" w:firstLine="0"/>
+      </w:pPr>
+      <w:r>
+        <w:rPr>
+          <w:rFonts w:ascii="Times New Roman" w:hAnsi="Times New Roman" w:eastAsia="宋体"/>
+          <w:color w:val="000000"/>
+          <w:sz w:val="21"/>
+        </w:rPr>
+        <w:t xml:space="preserve">PostgreSQL / Supabase </w:t>
+      </w:r>
+      <w:r>
+        <w:rPr>
+          <w:rFonts w:hint="eastAsia" w:ascii="Times New Roman" w:hAnsi="Times New Roman" w:eastAsia="宋体"/>
+          <w:color w:val="000000"/>
+          <w:sz w:val="21"/>
+        </w:rPr>
+        <w:t>数据库</w:t>
+      </w:r>
+      <w:r>
+        <w:rPr>
+          <w:rFonts w:ascii="Times New Roman" w:hAnsi="Times New Roman" w:eastAsia="宋体"/>
+          <w:color w:val="000000"/>
+          <w:sz w:val="21"/>
+        </w:rPr>
+        <w:t xml:space="preserve"> </w:t>
+      </w:r>
+      <w:r>
+        <w:rPr>
+          <w:rFonts w:hint="eastAsia" w:ascii="Times New Roman" w:hAnsi="Times New Roman" w:eastAsia="宋体"/>
+          <w:color w:val="000000"/>
+          <w:sz w:val="21"/>
+        </w:rPr>
+        <w:t>免费额度</w:t>
+      </w:r>
+    </w:p>
+    <w:p>
+      <w:pPr>
+        <w:ind w:left="0" w:right="0" w:firstLine="0"/>
+      </w:pPr>
+      <w:r>
+        <w:rPr>
+          <w:rFonts w:hint="eastAsia" w:ascii="Times New Roman" w:hAnsi="Times New Roman" w:eastAsia="宋体"/>
+          <w:color w:val="000000"/>
+          <w:sz w:val="21"/>
+        </w:rPr>
+        <w:t>阿里云视觉智能</w:t>
+      </w:r>
+      <w:r>
+        <w:rPr>
+          <w:rFonts w:ascii="Times New Roman" w:hAnsi="Times New Roman" w:eastAsia="宋体"/>
+          <w:color w:val="000000"/>
+          <w:sz w:val="21"/>
+        </w:rPr>
+        <w:t xml:space="preserve"> API AI </w:t>
+      </w:r>
+      <w:r>
+        <w:rPr>
+          <w:rFonts w:hint="eastAsia" w:ascii="Times New Roman" w:hAnsi="Times New Roman" w:eastAsia="宋体"/>
+          <w:color w:val="000000"/>
+          <w:sz w:val="21"/>
+        </w:rPr>
+        <w:t>特征提取</w:t>
+      </w:r>
+      <w:r>
+        <w:rPr>
+          <w:rFonts w:ascii="Times New Roman" w:hAnsi="Times New Roman" w:eastAsia="宋体"/>
+          <w:color w:val="000000"/>
+          <w:sz w:val="21"/>
+        </w:rPr>
+        <w:t xml:space="preserve"> </w:t>
+      </w:r>
+      <w:r>
+        <w:rPr>
+          <w:rFonts w:hint="eastAsia" w:ascii="Times New Roman" w:hAnsi="Times New Roman" w:eastAsia="宋体"/>
+          <w:color w:val="000000"/>
+          <w:sz w:val="21"/>
+        </w:rPr>
+        <w:t>免费额度(新人试用)</w:t>
+      </w:r>
+    </w:p>
+    <w:p>
+      <w:pPr>
+        <w:ind w:left="0" w:right="0" w:firstLine="0"/>
+      </w:pPr>
+      <w:r>
+        <w:rPr>
+          <w:rFonts w:ascii="Times New Roman" w:hAnsi="Times New Roman" w:eastAsia="宋体"/>
+          <w:color w:val="000000"/>
+          <w:sz w:val="21"/>
+        </w:rPr>
+        <w:t xml:space="preserve">Vant UI </w:t>
+      </w:r>
+      <w:r>
+        <w:rPr>
+          <w:rFonts w:hint="eastAsia" w:ascii="Times New Roman" w:hAnsi="Times New Roman" w:eastAsia="宋体"/>
+          <w:color w:val="000000"/>
+          <w:sz w:val="21"/>
+        </w:rPr>
+        <w:t>移动端组件库</w:t>
+      </w:r>
+      <w:r>
+        <w:rPr>
+          <w:rFonts w:ascii="Times New Roman" w:hAnsi="Times New Roman" w:eastAsia="宋体"/>
+          <w:color w:val="000000"/>
+          <w:sz w:val="21"/>
+        </w:rPr>
+        <w:t xml:space="preserve"> </w:t>
+      </w:r>
+      <w:r>
+        <w:rPr>
+          <w:rFonts w:hint="eastAsia" w:ascii="Times New Roman" w:hAnsi="Times New Roman" w:eastAsia="宋体"/>
+          <w:color w:val="000000"/>
+          <w:sz w:val="21"/>
+        </w:rPr>
+        <w:t>开源免费</w:t>
+      </w:r>
+    </w:p>
+    <w:p>
+      <w:pPr>
+        <w:ind w:left="0" w:right="0" w:firstLine="0"/>
+        <w:rPr>
+          <w:rFonts w:ascii="Times New Roman" w:hAnsi="Times New Roman" w:eastAsia="宋体"/>
+          <w:color w:val="000000"/>
+          <w:sz w:val="21"/>
+        </w:rPr>
+      </w:pPr>
+    </w:p>
+    <w:p>
+      <w:pPr>
+        <w:ind w:left="0" w:right="0" w:firstLine="0"/>
+      </w:pPr>
+      <w:r>
+        <w:rPr>
+          <w:rFonts w:ascii="Times New Roman" w:hAnsi="Times New Roman" w:eastAsia="宋体"/>
+          <w:color w:val="000000"/>
+          <w:sz w:val="21"/>
+        </w:rPr>
+        <w:t xml:space="preserve">7.3 </w:t>
+      </w:r>
+      <w:r>
+        <w:rPr>
+          <w:rFonts w:hint="eastAsia" w:ascii="Times New Roman" w:hAnsi="Times New Roman" w:eastAsia="宋体"/>
+          <w:color w:val="000000"/>
+          <w:sz w:val="21"/>
+        </w:rPr>
+        <w:t>知识资源</w:t>
+      </w:r>
+    </w:p>
+    <w:p>
+      <w:pPr>
+        <w:ind w:left="0" w:right="0" w:firstLine="0"/>
+      </w:pPr>
+      <w:r>
+        <w:rPr>
+          <w:rFonts w:hint="eastAsia" w:ascii="Times New Roman" w:hAnsi="Times New Roman" w:eastAsia="宋体"/>
+          <w:color w:val="000000"/>
+          <w:sz w:val="21"/>
+        </w:rPr>
+        <w:t>技术点</w:t>
+      </w:r>
+      <w:r>
+        <w:rPr>
+          <w:rFonts w:ascii="Times New Roman" w:hAnsi="Times New Roman" w:eastAsia="宋体"/>
+          <w:color w:val="000000"/>
+          <w:sz w:val="21"/>
+        </w:rPr>
+        <w:t xml:space="preserve"> </w:t>
+      </w:r>
+      <w:r>
+        <w:rPr>
+          <w:rFonts w:hint="eastAsia" w:ascii="Times New Roman" w:hAnsi="Times New Roman" w:eastAsia="宋体"/>
+          <w:color w:val="000000"/>
+          <w:sz w:val="21"/>
+        </w:rPr>
+        <w:t>学习资料</w:t>
+      </w:r>
+      <w:r>
+        <w:rPr>
+          <w:rFonts w:ascii="Times New Roman" w:hAnsi="Times New Roman" w:eastAsia="宋体"/>
+          <w:color w:val="000000"/>
+          <w:sz w:val="21"/>
+        </w:rPr>
+        <w:t xml:space="preserve"> </w:t>
+      </w:r>
+      <w:r>
+        <w:rPr>
+          <w:rFonts w:hint="eastAsia" w:ascii="Times New Roman" w:hAnsi="Times New Roman" w:eastAsia="宋体"/>
+          <w:color w:val="000000"/>
+          <w:sz w:val="21"/>
+        </w:rPr>
+        <w:t>预估学习时间</w:t>
+      </w:r>
+    </w:p>
+    <w:p>
+      <w:pPr>
+        <w:ind w:left="0" w:right="0" w:firstLine="0"/>
+      </w:pPr>
+      <w:r>
+        <w:rPr>
+          <w:rFonts w:ascii="Times New Roman" w:hAnsi="Times New Roman" w:eastAsia="宋体"/>
+          <w:color w:val="000000"/>
+          <w:sz w:val="21"/>
+        </w:rPr>
+        <w:t xml:space="preserve">Vue 3 </w:t>
+      </w:r>
+      <w:r>
+        <w:rPr>
+          <w:rFonts w:hint="eastAsia" w:ascii="Times New Roman" w:hAnsi="Times New Roman" w:eastAsia="宋体"/>
+          <w:color w:val="000000"/>
+          <w:sz w:val="21"/>
+        </w:rPr>
+        <w:t>基础</w:t>
+      </w:r>
+      <w:r>
+        <w:rPr>
+          <w:rFonts w:ascii="Times New Roman" w:hAnsi="Times New Roman" w:eastAsia="宋体"/>
+          <w:color w:val="000000"/>
+          <w:sz w:val="21"/>
+        </w:rPr>
+        <w:t xml:space="preserve"> </w:t>
+      </w:r>
+      <w:r>
+        <w:rPr>
+          <w:rFonts w:hint="eastAsia" w:ascii="Times New Roman" w:hAnsi="Times New Roman" w:eastAsia="宋体"/>
+          <w:color w:val="000000"/>
+          <w:sz w:val="21"/>
+        </w:rPr>
+        <w:t>官方文档(中文)</w:t>
+      </w:r>
+      <w:r>
+        <w:rPr>
+          <w:rFonts w:ascii="Times New Roman" w:hAnsi="Times New Roman" w:eastAsia="宋体"/>
+          <w:color w:val="000000"/>
+          <w:sz w:val="21"/>
+        </w:rPr>
+        <w:t xml:space="preserve"> </w:t>
+      </w:r>
+      <w:r>
+        <w:rPr>
+          <w:rFonts w:hint="eastAsia" w:ascii="Times New Roman" w:hAnsi="Times New Roman" w:eastAsia="宋体"/>
+          <w:color w:val="000000"/>
+          <w:sz w:val="21"/>
+        </w:rPr>
+        <w:t>已具备基础</w:t>
+      </w:r>
+    </w:p>
+    <w:p>
+      <w:pPr>
+        <w:ind w:left="0" w:right="0" w:firstLine="0"/>
+      </w:pPr>
+      <w:r>
+        <w:rPr>
+          <w:rFonts w:ascii="Times New Roman" w:hAnsi="Times New Roman" w:eastAsia="宋体"/>
+          <w:color w:val="000000"/>
+          <w:sz w:val="21"/>
+        </w:rPr>
+        <w:t xml:space="preserve">Vant 4 </w:t>
+      </w:r>
+      <w:r>
+        <w:rPr>
+          <w:rFonts w:hint="eastAsia" w:ascii="Times New Roman" w:hAnsi="Times New Roman" w:eastAsia="宋体"/>
+          <w:color w:val="000000"/>
+          <w:sz w:val="21"/>
+        </w:rPr>
+        <w:t>组件库</w:t>
+      </w:r>
+      <w:r>
+        <w:rPr>
+          <w:rFonts w:ascii="Times New Roman" w:hAnsi="Times New Roman" w:eastAsia="宋体"/>
+          <w:color w:val="000000"/>
+          <w:sz w:val="21"/>
+        </w:rPr>
+        <w:t xml:space="preserve"> </w:t>
+      </w:r>
+      <w:r>
+        <w:rPr>
+          <w:rFonts w:hint="eastAsia" w:ascii="Times New Roman" w:hAnsi="Times New Roman" w:eastAsia="宋体"/>
+          <w:color w:val="000000"/>
+          <w:sz w:val="21"/>
+        </w:rPr>
+        <w:t>官方文档</w:t>
+      </w:r>
+      <w:r>
+        <w:rPr>
+          <w:rFonts w:ascii="Times New Roman" w:hAnsi="Times New Roman" w:eastAsia="宋体"/>
+          <w:color w:val="000000"/>
+          <w:sz w:val="21"/>
+        </w:rPr>
+        <w:t xml:space="preserve"> + </w:t>
+      </w:r>
+      <w:r>
+        <w:rPr>
+          <w:rFonts w:hint="eastAsia" w:ascii="Times New Roman" w:hAnsi="Times New Roman" w:eastAsia="宋体"/>
+          <w:color w:val="000000"/>
+          <w:sz w:val="21"/>
+        </w:rPr>
+        <w:t>示例</w:t>
+      </w:r>
+      <w:r>
+        <w:rPr>
+          <w:rFonts w:ascii="Times New Roman" w:hAnsi="Times New Roman" w:eastAsia="宋体"/>
+          <w:color w:val="000000"/>
+          <w:sz w:val="21"/>
+        </w:rPr>
+        <w:t xml:space="preserve"> 2 </w:t>
+      </w:r>
+      <w:r>
+        <w:rPr>
+          <w:rFonts w:hint="eastAsia" w:ascii="Times New Roman" w:hAnsi="Times New Roman" w:eastAsia="宋体"/>
+          <w:color w:val="000000"/>
+          <w:sz w:val="21"/>
+        </w:rPr>
+        <w:t>小时</w:t>
+      </w:r>
+    </w:p>
+    <w:p>
+      <w:pPr>
+        <w:ind w:left="0" w:right="0" w:firstLine="0"/>
+      </w:pPr>
+      <w:r>
+        <w:rPr>
+          <w:rFonts w:ascii="Times New Roman" w:hAnsi="Times New Roman" w:eastAsia="宋体"/>
+          <w:color w:val="000000"/>
+          <w:sz w:val="21"/>
+        </w:rPr>
+        <w:t xml:space="preserve">FastAPI </w:t>
+      </w:r>
+      <w:r>
+        <w:rPr>
+          <w:rFonts w:hint="eastAsia" w:ascii="Times New Roman" w:hAnsi="Times New Roman" w:eastAsia="宋体"/>
+          <w:color w:val="000000"/>
+          <w:sz w:val="21"/>
+        </w:rPr>
+        <w:t>官方</w:t>
+      </w:r>
+      <w:r>
+        <w:rPr>
+          <w:rFonts w:ascii="Times New Roman" w:hAnsi="Times New Roman" w:eastAsia="宋体"/>
+          <w:color w:val="000000"/>
+          <w:sz w:val="21"/>
+        </w:rPr>
+        <w:t xml:space="preserve"> Tutorial 4 </w:t>
+      </w:r>
+      <w:r>
+        <w:rPr>
+          <w:rFonts w:hint="eastAsia" w:ascii="Times New Roman" w:hAnsi="Times New Roman" w:eastAsia="宋体"/>
+          <w:color w:val="000000"/>
+          <w:sz w:val="21"/>
+        </w:rPr>
+        <w:t>小时</w:t>
+      </w:r>
+    </w:p>
+    <w:p>
+      <w:pPr>
+        <w:ind w:left="0" w:right="0" w:firstLine="0"/>
+      </w:pPr>
+      <w:r>
+        <w:rPr>
+          <w:rFonts w:ascii="Times New Roman" w:hAnsi="Times New Roman" w:eastAsia="宋体"/>
+          <w:color w:val="000000"/>
+          <w:sz w:val="21"/>
+        </w:rPr>
+        <w:t xml:space="preserve">CLIP </w:t>
+      </w:r>
+      <w:r>
+        <w:rPr>
+          <w:rFonts w:hint="eastAsia" w:ascii="Times New Roman" w:hAnsi="Times New Roman" w:eastAsia="宋体"/>
+          <w:color w:val="000000"/>
+          <w:sz w:val="21"/>
+        </w:rPr>
+        <w:t>特征提取</w:t>
+      </w:r>
+      <w:r>
+        <w:rPr>
+          <w:rFonts w:ascii="Times New Roman" w:hAnsi="Times New Roman" w:eastAsia="宋体"/>
+          <w:color w:val="000000"/>
+          <w:sz w:val="21"/>
+        </w:rPr>
+        <w:t xml:space="preserve"> </w:t>
+      </w:r>
+      <w:r>
+        <w:rPr>
+          <w:rFonts w:hint="eastAsia" w:ascii="Times New Roman" w:hAnsi="Times New Roman" w:eastAsia="宋体"/>
+          <w:color w:val="000000"/>
+          <w:sz w:val="21"/>
+        </w:rPr>
+        <w:t>阿里云</w:t>
+      </w:r>
+      <w:r>
+        <w:rPr>
+          <w:rFonts w:ascii="Times New Roman" w:hAnsi="Times New Roman" w:eastAsia="宋体"/>
+          <w:color w:val="000000"/>
+          <w:sz w:val="21"/>
+        </w:rPr>
+        <w:t xml:space="preserve"> API </w:t>
+      </w:r>
+      <w:r>
+        <w:rPr>
+          <w:rFonts w:hint="eastAsia" w:ascii="Times New Roman" w:hAnsi="Times New Roman" w:eastAsia="宋体"/>
+          <w:color w:val="000000"/>
+          <w:sz w:val="21"/>
+        </w:rPr>
+        <w:t>文档</w:t>
+      </w:r>
+      <w:r>
+        <w:rPr>
+          <w:rFonts w:ascii="Times New Roman" w:hAnsi="Times New Roman" w:eastAsia="宋体"/>
+          <w:color w:val="000000"/>
+          <w:sz w:val="21"/>
+        </w:rPr>
+        <w:t xml:space="preserve"> 1 </w:t>
+      </w:r>
+      <w:r>
+        <w:rPr>
+          <w:rFonts w:hint="eastAsia" w:ascii="Times New Roman" w:hAnsi="Times New Roman" w:eastAsia="宋体"/>
+          <w:color w:val="000000"/>
+          <w:sz w:val="21"/>
+        </w:rPr>
+        <w:t>小时</w:t>
+      </w:r>
+    </w:p>
+    <w:p>
+      <w:pPr>
+        <w:ind w:left="0" w:right="0" w:firstLine="0"/>
+      </w:pPr>
+      <w:r>
+        <w:rPr>
+          <w:rFonts w:hint="eastAsia" w:ascii="Times New Roman" w:hAnsi="Times New Roman" w:eastAsia="宋体"/>
+          <w:color w:val="000000"/>
+          <w:sz w:val="21"/>
+        </w:rPr>
+        <w:t>余弦相似度</w:t>
+      </w:r>
+      <w:r>
+        <w:rPr>
+          <w:rFonts w:ascii="Times New Roman" w:hAnsi="Times New Roman" w:eastAsia="宋体"/>
+          <w:color w:val="000000"/>
+          <w:sz w:val="21"/>
+        </w:rPr>
+        <w:t xml:space="preserve"> </w:t>
+      </w:r>
+      <w:r>
+        <w:rPr>
+          <w:rFonts w:hint="eastAsia" w:ascii="Times New Roman" w:hAnsi="Times New Roman" w:eastAsia="宋体"/>
+          <w:color w:val="000000"/>
+          <w:sz w:val="21"/>
+        </w:rPr>
+        <w:t>高中数学知识</w:t>
+      </w:r>
+      <w:r>
+        <w:rPr>
+          <w:rFonts w:ascii="Times New Roman" w:hAnsi="Times New Roman" w:eastAsia="宋体"/>
+          <w:color w:val="000000"/>
+          <w:sz w:val="21"/>
+        </w:rPr>
+        <w:t xml:space="preserve"> </w:t>
+      </w:r>
+      <w:r>
+        <w:rPr>
+          <w:rFonts w:hint="eastAsia" w:ascii="Times New Roman" w:hAnsi="Times New Roman" w:eastAsia="宋体"/>
+          <w:color w:val="000000"/>
+          <w:sz w:val="21"/>
+        </w:rPr>
+        <w:t>已掌握</w:t>
+      </w:r>
+    </w:p>
+    <w:p>
+      <w:pPr>
+        <w:ind w:left="0" w:right="0" w:firstLine="0"/>
+        <w:rPr>
+          <w:rFonts w:ascii="Times New Roman" w:hAnsi="Times New Roman" w:eastAsia="宋体"/>
+          <w:color w:val="000000"/>
+          <w:sz w:val="21"/>
+        </w:rPr>
+      </w:pPr>
+    </w:p>
+    <w:p>
+      <w:pPr>
+        <w:ind w:left="0" w:right="0" w:firstLine="0"/>
+      </w:pPr>
+      <w:r>
+        <w:rPr>
+          <w:rFonts w:ascii="Times New Roman" w:hAnsi="Times New Roman" w:eastAsia="宋体"/>
+          <w:color w:val="000000"/>
+          <w:sz w:val="21"/>
+        </w:rPr>
+        <w:t xml:space="preserve">7.4 </w:t>
+      </w:r>
+      <w:r>
+        <w:rPr>
+          <w:rFonts w:hint="eastAsia" w:ascii="Times New Roman" w:hAnsi="Times New Roman" w:eastAsia="宋体"/>
+          <w:color w:val="000000"/>
+          <w:sz w:val="21"/>
+        </w:rPr>
+        <w:t>资源可行性结论</w:t>
+      </w:r>
+    </w:p>
+    <w:p>
+      <w:pPr>
+        <w:ind w:left="0" w:right="0" w:firstLine="0"/>
+      </w:pPr>
+      <w:r>
+        <w:rPr>
+          <w:rFonts w:hint="eastAsia" w:ascii="Times New Roman" w:hAnsi="Times New Roman" w:eastAsia="宋体"/>
+          <w:color w:val="000000"/>
+          <w:sz w:val="21"/>
+        </w:rPr>
+        <w:t>项目所需的硬件(个人电脑)、软件(全部免费)、知识(大二课程体系内)均已满足。AI</w:t>
+      </w:r>
+      <w:r>
+        <w:rPr>
+          <w:rFonts w:ascii="Times New Roman" w:hAnsi="Times New Roman" w:eastAsia="宋体"/>
+          <w:color w:val="000000"/>
+          <w:sz w:val="21"/>
+        </w:rPr>
+        <w:t xml:space="preserve"> </w:t>
+      </w:r>
+      <w:r>
+        <w:rPr>
+          <w:rFonts w:hint="eastAsia" w:ascii="Times New Roman" w:hAnsi="Times New Roman" w:eastAsia="宋体"/>
+          <w:color w:val="000000"/>
+          <w:sz w:val="21"/>
+        </w:rPr>
+        <w:t>辅助编程工具可进一步提升开发效率。资源可行。</w:t>
+      </w:r>
+    </w:p>
+    <w:p>
+      <w:pPr>
+        <w:ind w:left="0" w:right="0" w:firstLine="0"/>
+        <w:rPr>
+          <w:rFonts w:ascii="Times New Roman" w:hAnsi="Times New Roman" w:eastAsia="宋体"/>
+          <w:color w:val="000000"/>
+          <w:sz w:val="21"/>
+        </w:rPr>
+      </w:pPr>
+      <w:r>
+        <w:rPr>
+          <w:rFonts w:ascii="Times New Roman" w:hAnsi="Times New Roman" w:eastAsia="宋体"/>
+          <w:color w:val="000000"/>
+          <w:sz w:val="21"/>
+        </w:rPr>
+        <w:t xml:space="preserve">        </w:t>
+      </w:r>
+    </w:p>
+    <w:p>
+      <w:pPr>
+        <w:ind w:left="0" w:right="0" w:firstLine="0"/>
+        <w:rPr>
+          <w:sz w:val="28"/>
+          <w:szCs w:val="28"/>
+        </w:rPr>
+      </w:pPr>
+      <w:r>
+        <w:rPr>
+          <w:rFonts w:hint="eastAsia" w:ascii="Times New Roman" w:hAnsi="Times New Roman" w:eastAsia="宋体"/>
+          <w:color w:val="000000"/>
+          <w:sz w:val="28"/>
+          <w:szCs w:val="28"/>
+        </w:rPr>
+        <w:t>可行性分析结论</w:t>
+      </w:r>
+    </w:p>
+    <w:p>
+      <w:pPr>
+        <w:ind w:left="0" w:right="0" w:firstLine="0"/>
+      </w:pPr>
+      <w:r>
+        <w:rPr>
+          <w:rFonts w:ascii="Times New Roman" w:hAnsi="Times New Roman" w:eastAsia="宋体"/>
+          <w:color w:val="000000"/>
+          <w:sz w:val="21"/>
+        </w:rPr>
+        <w:t xml:space="preserve">8.1 </w:t>
+      </w:r>
+      <w:r>
+        <w:rPr>
+          <w:rFonts w:hint="eastAsia" w:ascii="Times New Roman" w:hAnsi="Times New Roman" w:eastAsia="宋体"/>
+          <w:color w:val="000000"/>
+          <w:sz w:val="21"/>
+        </w:rPr>
+        <w:t>综合分析</w:t>
+      </w:r>
+    </w:p>
+    <w:p>
+      <w:pPr>
+        <w:ind w:left="0" w:right="0" w:firstLine="0"/>
+      </w:pPr>
+      <w:r>
+        <w:rPr>
+          <w:rFonts w:hint="eastAsia" w:ascii="Times New Roman" w:hAnsi="Times New Roman" w:eastAsia="宋体"/>
+          <w:color w:val="000000"/>
+          <w:sz w:val="21"/>
+        </w:rPr>
+        <w:t>维度</w:t>
+      </w:r>
+      <w:r>
+        <w:rPr>
+          <w:rFonts w:ascii="Times New Roman" w:hAnsi="Times New Roman" w:eastAsia="宋体"/>
+          <w:color w:val="000000"/>
+          <w:sz w:val="21"/>
+        </w:rPr>
+        <w:t xml:space="preserve"> </w:t>
+      </w:r>
+      <w:r>
+        <w:rPr>
+          <w:rFonts w:hint="eastAsia" w:ascii="Times New Roman" w:hAnsi="Times New Roman" w:eastAsia="宋体"/>
+          <w:color w:val="000000"/>
+          <w:sz w:val="21"/>
+        </w:rPr>
+        <w:t>结论</w:t>
+      </w:r>
+      <w:r>
+        <w:rPr>
+          <w:rFonts w:ascii="Times New Roman" w:hAnsi="Times New Roman" w:eastAsia="宋体"/>
+          <w:color w:val="000000"/>
+          <w:sz w:val="21"/>
+        </w:rPr>
+        <w:t xml:space="preserve"> </w:t>
+      </w:r>
+      <w:r>
+        <w:rPr>
+          <w:rFonts w:hint="eastAsia" w:ascii="Times New Roman" w:hAnsi="Times New Roman" w:eastAsia="宋体"/>
+          <w:color w:val="000000"/>
+          <w:sz w:val="21"/>
+        </w:rPr>
+        <w:t>关键依据</w:t>
+      </w:r>
+    </w:p>
+    <w:p>
+      <w:pPr>
+        <w:ind w:left="0" w:right="0" w:firstLine="0"/>
+      </w:pPr>
+      <w:r>
+        <w:rPr>
+          <w:rFonts w:hint="eastAsia" w:ascii="Times New Roman" w:hAnsi="Times New Roman" w:eastAsia="宋体"/>
+          <w:color w:val="000000"/>
+          <w:sz w:val="21"/>
+        </w:rPr>
+        <w:t>技术可行性</w:t>
+      </w:r>
+      <w:r>
+        <w:rPr>
+          <w:rFonts w:ascii="Times New Roman" w:hAnsi="Times New Roman" w:eastAsia="宋体"/>
+          <w:color w:val="000000"/>
+          <w:sz w:val="21"/>
+        </w:rPr>
+        <w:t xml:space="preserve"> ✅ </w:t>
+      </w:r>
+      <w:r>
+        <w:rPr>
+          <w:rFonts w:hint="eastAsia" w:ascii="Times New Roman" w:hAnsi="Times New Roman" w:eastAsia="宋体"/>
+          <w:color w:val="000000"/>
+          <w:sz w:val="21"/>
+        </w:rPr>
+        <w:t>可行</w:t>
+      </w:r>
+      <w:r>
+        <w:rPr>
+          <w:rFonts w:ascii="Times New Roman" w:hAnsi="Times New Roman" w:eastAsia="宋体"/>
+          <w:color w:val="000000"/>
+          <w:sz w:val="21"/>
+        </w:rPr>
+        <w:t xml:space="preserve"> CLIP </w:t>
+      </w:r>
+      <w:r>
+        <w:rPr>
+          <w:rFonts w:hint="eastAsia" w:ascii="Times New Roman" w:hAnsi="Times New Roman" w:eastAsia="宋体"/>
+          <w:color w:val="000000"/>
+          <w:sz w:val="21"/>
+        </w:rPr>
+        <w:t>模型成熟，向量计算方案轻量，Vue3</w:t>
+      </w:r>
+      <w:r>
+        <w:rPr>
+          <w:rFonts w:ascii="Times New Roman" w:hAnsi="Times New Roman" w:eastAsia="宋体"/>
+          <w:color w:val="000000"/>
+          <w:sz w:val="21"/>
+        </w:rPr>
+        <w:t xml:space="preserve"> </w:t>
+      </w:r>
+      <w:r>
+        <w:rPr>
+          <w:rFonts w:hint="eastAsia" w:ascii="Times New Roman" w:hAnsi="Times New Roman" w:eastAsia="宋体"/>
+          <w:color w:val="000000"/>
+          <w:sz w:val="21"/>
+        </w:rPr>
+        <w:t>生态完善</w:t>
+      </w:r>
+    </w:p>
+    <w:p>
+      <w:pPr>
+        <w:ind w:left="0" w:right="0" w:firstLine="0"/>
+      </w:pPr>
+      <w:r>
+        <w:rPr>
+          <w:rFonts w:hint="eastAsia" w:ascii="Times New Roman" w:hAnsi="Times New Roman" w:eastAsia="宋体"/>
+          <w:color w:val="000000"/>
+          <w:sz w:val="21"/>
+        </w:rPr>
+        <w:t>经济可行性</w:t>
+      </w:r>
+      <w:r>
+        <w:rPr>
+          <w:rFonts w:ascii="Times New Roman" w:hAnsi="Times New Roman" w:eastAsia="宋体"/>
+          <w:color w:val="000000"/>
+          <w:sz w:val="21"/>
+        </w:rPr>
+        <w:t xml:space="preserve"> ✅ </w:t>
+      </w:r>
+      <w:r>
+        <w:rPr>
+          <w:rFonts w:hint="eastAsia" w:ascii="Times New Roman" w:hAnsi="Times New Roman" w:eastAsia="宋体"/>
+          <w:color w:val="000000"/>
+          <w:sz w:val="21"/>
+        </w:rPr>
+        <w:t>可行</w:t>
+      </w:r>
+      <w:r>
+        <w:rPr>
+          <w:rFonts w:ascii="Times New Roman" w:hAnsi="Times New Roman" w:eastAsia="宋体"/>
+          <w:color w:val="000000"/>
+          <w:sz w:val="21"/>
+        </w:rPr>
+        <w:t xml:space="preserve"> </w:t>
+      </w:r>
+      <w:r>
+        <w:rPr>
+          <w:rFonts w:hint="eastAsia" w:ascii="Times New Roman" w:hAnsi="Times New Roman" w:eastAsia="宋体"/>
+          <w:color w:val="000000"/>
+          <w:sz w:val="21"/>
+        </w:rPr>
+        <w:t>开发成本为零，运行成本可控制在免费额度内</w:t>
+      </w:r>
+    </w:p>
+    <w:p>
+      <w:pPr>
+        <w:ind w:left="0" w:right="0" w:firstLine="0"/>
+      </w:pPr>
+      <w:r>
+        <w:rPr>
+          <w:rFonts w:hint="eastAsia" w:ascii="Times New Roman" w:hAnsi="Times New Roman" w:eastAsia="宋体"/>
+          <w:color w:val="000000"/>
+          <w:sz w:val="21"/>
+        </w:rPr>
+        <w:t>法律可行性</w:t>
+      </w:r>
+      <w:r>
+        <w:rPr>
+          <w:rFonts w:ascii="Times New Roman" w:hAnsi="Times New Roman" w:eastAsia="宋体"/>
+          <w:color w:val="000000"/>
+          <w:sz w:val="21"/>
+        </w:rPr>
+        <w:t xml:space="preserve"> ✅ </w:t>
+      </w:r>
+      <w:r>
+        <w:rPr>
+          <w:rFonts w:hint="eastAsia" w:ascii="Times New Roman" w:hAnsi="Times New Roman" w:eastAsia="宋体"/>
+          <w:color w:val="000000"/>
+          <w:sz w:val="21"/>
+        </w:rPr>
+        <w:t>可行</w:t>
+      </w:r>
+      <w:r>
+        <w:rPr>
+          <w:rFonts w:ascii="Times New Roman" w:hAnsi="Times New Roman" w:eastAsia="宋体"/>
+          <w:color w:val="000000"/>
+          <w:sz w:val="21"/>
+        </w:rPr>
+        <w:t xml:space="preserve"> </w:t>
+      </w:r>
+      <w:r>
+        <w:rPr>
+          <w:rFonts w:hint="eastAsia" w:ascii="Times New Roman" w:hAnsi="Times New Roman" w:eastAsia="宋体"/>
+          <w:color w:val="000000"/>
+          <w:sz w:val="21"/>
+        </w:rPr>
+        <w:t>符合</w:t>
+      </w:r>
+      <w:r>
+        <w:rPr>
+          <w:rFonts w:ascii="Times New Roman" w:hAnsi="Times New Roman" w:eastAsia="宋体"/>
+          <w:color w:val="000000"/>
+          <w:sz w:val="21"/>
+        </w:rPr>
+        <w:t xml:space="preserve"> GB/T 8567 </w:t>
+      </w:r>
+      <w:r>
+        <w:rPr>
+          <w:rFonts w:hint="eastAsia" w:ascii="Times New Roman" w:hAnsi="Times New Roman" w:eastAsia="宋体"/>
+          <w:color w:val="000000"/>
+          <w:sz w:val="21"/>
+        </w:rPr>
+        <w:t>等国家标准，组件开源合规，隐私保护到位</w:t>
+      </w:r>
+    </w:p>
+    <w:p>
+      <w:pPr>
+        <w:ind w:left="0" w:right="0" w:firstLine="0"/>
+      </w:pPr>
+      <w:r>
+        <w:rPr>
+          <w:rFonts w:hint="eastAsia" w:ascii="Times New Roman" w:hAnsi="Times New Roman" w:eastAsia="宋体"/>
+          <w:color w:val="000000"/>
+          <w:sz w:val="21"/>
+        </w:rPr>
+        <w:t>操作可行性</w:t>
+      </w:r>
+      <w:r>
+        <w:rPr>
+          <w:rFonts w:ascii="Times New Roman" w:hAnsi="Times New Roman" w:eastAsia="宋体"/>
+          <w:color w:val="000000"/>
+          <w:sz w:val="21"/>
+        </w:rPr>
+        <w:t xml:space="preserve"> ✅ </w:t>
+      </w:r>
+      <w:r>
+        <w:rPr>
+          <w:rFonts w:hint="eastAsia" w:ascii="Times New Roman" w:hAnsi="Times New Roman" w:eastAsia="宋体"/>
+          <w:color w:val="000000"/>
+          <w:sz w:val="21"/>
+        </w:rPr>
+        <w:t>可行</w:t>
+      </w:r>
+      <w:r>
+        <w:rPr>
+          <w:rFonts w:ascii="Times New Roman" w:hAnsi="Times New Roman" w:eastAsia="宋体"/>
+          <w:color w:val="000000"/>
+          <w:sz w:val="21"/>
+        </w:rPr>
+        <w:t xml:space="preserve"> </w:t>
+      </w:r>
+      <w:r>
+        <w:rPr>
+          <w:rFonts w:hint="eastAsia" w:ascii="Times New Roman" w:hAnsi="Times New Roman" w:eastAsia="宋体"/>
+          <w:color w:val="000000"/>
+          <w:sz w:val="21"/>
+        </w:rPr>
+        <w:t>三步完成核心操作，学习成本极低，UI</w:t>
+      </w:r>
+      <w:r>
+        <w:rPr>
+          <w:rFonts w:ascii="Times New Roman" w:hAnsi="Times New Roman" w:eastAsia="宋体"/>
+          <w:color w:val="000000"/>
+          <w:sz w:val="21"/>
+        </w:rPr>
+        <w:t xml:space="preserve"> </w:t>
+      </w:r>
+      <w:r>
+        <w:rPr>
+          <w:rFonts w:hint="eastAsia" w:ascii="Times New Roman" w:hAnsi="Times New Roman" w:eastAsia="宋体"/>
+          <w:color w:val="000000"/>
+          <w:sz w:val="21"/>
+        </w:rPr>
+        <w:t>清新友好</w:t>
+      </w:r>
+    </w:p>
+    <w:p>
+      <w:pPr>
+        <w:ind w:left="0" w:right="0" w:firstLine="0"/>
+      </w:pPr>
+      <w:r>
+        <w:rPr>
+          <w:rFonts w:hint="eastAsia" w:ascii="Times New Roman" w:hAnsi="Times New Roman" w:eastAsia="宋体"/>
+          <w:color w:val="000000"/>
+          <w:sz w:val="21"/>
+        </w:rPr>
+        <w:t>进度可行性</w:t>
+      </w:r>
+      <w:r>
+        <w:rPr>
+          <w:rFonts w:ascii="Times New Roman" w:hAnsi="Times New Roman" w:eastAsia="宋体"/>
+          <w:color w:val="000000"/>
+          <w:sz w:val="21"/>
+        </w:rPr>
+        <w:t xml:space="preserve"> ✅ </w:t>
+      </w:r>
+      <w:r>
+        <w:rPr>
+          <w:rFonts w:hint="eastAsia" w:ascii="Times New Roman" w:hAnsi="Times New Roman" w:eastAsia="宋体"/>
+          <w:color w:val="000000"/>
+          <w:sz w:val="21"/>
+        </w:rPr>
+        <w:t>可行</w:t>
+      </w:r>
+      <w:r>
+        <w:rPr>
+          <w:rFonts w:ascii="Times New Roman" w:hAnsi="Times New Roman" w:eastAsia="宋体"/>
+          <w:color w:val="000000"/>
+          <w:sz w:val="21"/>
+        </w:rPr>
+        <w:t xml:space="preserve"> </w:t>
+      </w:r>
+      <w:r>
+        <w:rPr>
+          <w:rFonts w:hint="eastAsia" w:ascii="Times New Roman" w:hAnsi="Times New Roman" w:eastAsia="宋体"/>
+          <w:color w:val="000000"/>
+          <w:sz w:val="21"/>
+        </w:rPr>
+        <w:t>总代码量约</w:t>
+      </w:r>
+      <w:r>
+        <w:rPr>
+          <w:rFonts w:ascii="Times New Roman" w:hAnsi="Times New Roman" w:eastAsia="宋体"/>
+          <w:color w:val="000000"/>
+          <w:sz w:val="21"/>
+        </w:rPr>
+        <w:t xml:space="preserve"> 2300 </w:t>
+      </w:r>
+      <w:r>
+        <w:rPr>
+          <w:rFonts w:hint="eastAsia" w:ascii="Times New Roman" w:hAnsi="Times New Roman" w:eastAsia="宋体"/>
+          <w:color w:val="000000"/>
+          <w:sz w:val="21"/>
+        </w:rPr>
+        <w:t>行，14</w:t>
+      </w:r>
+      <w:r>
+        <w:rPr>
+          <w:rFonts w:ascii="Times New Roman" w:hAnsi="Times New Roman" w:eastAsia="宋体"/>
+          <w:color w:val="000000"/>
+          <w:sz w:val="21"/>
+        </w:rPr>
+        <w:t xml:space="preserve"> </w:t>
+      </w:r>
+      <w:r>
+        <w:rPr>
+          <w:rFonts w:hint="eastAsia" w:ascii="Times New Roman" w:hAnsi="Times New Roman" w:eastAsia="宋体"/>
+          <w:color w:val="000000"/>
+          <w:sz w:val="21"/>
+        </w:rPr>
+        <w:t>天可完成</w:t>
+      </w:r>
+      <w:r>
+        <w:rPr>
+          <w:rFonts w:ascii="Times New Roman" w:hAnsi="Times New Roman" w:eastAsia="宋体"/>
+          <w:color w:val="000000"/>
+          <w:sz w:val="21"/>
+        </w:rPr>
+        <w:t xml:space="preserve"> MVP</w:t>
+      </w:r>
+    </w:p>
+    <w:p>
+      <w:pPr>
+        <w:ind w:left="0" w:right="0" w:firstLine="0"/>
+      </w:pPr>
+      <w:r>
+        <w:rPr>
+          <w:rFonts w:hint="eastAsia" w:ascii="Times New Roman" w:hAnsi="Times New Roman" w:eastAsia="宋体"/>
+          <w:color w:val="000000"/>
+          <w:sz w:val="21"/>
+        </w:rPr>
+        <w:t>资源可行性</w:t>
+      </w:r>
+      <w:r>
+        <w:rPr>
+          <w:rFonts w:ascii="Times New Roman" w:hAnsi="Times New Roman" w:eastAsia="宋体"/>
+          <w:color w:val="000000"/>
+          <w:sz w:val="21"/>
+        </w:rPr>
+        <w:t xml:space="preserve"> ✅ </w:t>
+      </w:r>
+      <w:r>
+        <w:rPr>
+          <w:rFonts w:hint="eastAsia" w:ascii="Times New Roman" w:hAnsi="Times New Roman" w:eastAsia="宋体"/>
+          <w:color w:val="000000"/>
+          <w:sz w:val="21"/>
+        </w:rPr>
+        <w:t>可行</w:t>
+      </w:r>
+      <w:r>
+        <w:rPr>
+          <w:rFonts w:ascii="Times New Roman" w:hAnsi="Times New Roman" w:eastAsia="宋体"/>
+          <w:color w:val="000000"/>
+          <w:sz w:val="21"/>
+        </w:rPr>
+        <w:t xml:space="preserve"> </w:t>
+      </w:r>
+      <w:r>
+        <w:rPr>
+          <w:rFonts w:hint="eastAsia" w:ascii="Times New Roman" w:hAnsi="Times New Roman" w:eastAsia="宋体"/>
+          <w:color w:val="000000"/>
+          <w:sz w:val="21"/>
+        </w:rPr>
+        <w:t>硬件、软件、知识资源均已齐备</w:t>
+      </w:r>
+    </w:p>
+    <w:p>
+      <w:pPr>
+        <w:ind w:left="0" w:right="0" w:firstLine="0"/>
+        <w:rPr>
+          <w:rFonts w:ascii="Times New Roman" w:hAnsi="Times New Roman" w:eastAsia="宋体"/>
+          <w:color w:val="000000"/>
+          <w:sz w:val="21"/>
+        </w:rPr>
+      </w:pPr>
+    </w:p>
+    <w:p>
+      <w:pPr>
+        <w:ind w:left="0" w:right="0" w:firstLine="0"/>
+      </w:pPr>
+      <w:r>
+        <w:rPr>
+          <w:rFonts w:ascii="Times New Roman" w:hAnsi="Times New Roman" w:eastAsia="宋体"/>
+          <w:color w:val="000000"/>
+          <w:sz w:val="21"/>
+        </w:rPr>
+        <w:t xml:space="preserve">8.2 </w:t>
+      </w:r>
+      <w:r>
+        <w:rPr>
+          <w:rFonts w:hint="eastAsia" w:ascii="Times New Roman" w:hAnsi="Times New Roman" w:eastAsia="宋体"/>
+          <w:color w:val="000000"/>
+          <w:sz w:val="21"/>
+        </w:rPr>
+        <w:t>综合结论</w:t>
+      </w:r>
+    </w:p>
+    <w:p>
+      <w:pPr>
+        <w:ind w:left="0" w:right="0" w:firstLine="0"/>
+      </w:pPr>
+      <w:r>
+        <w:rPr>
+          <w:rFonts w:hint="eastAsia" w:ascii="Times New Roman" w:hAnsi="Times New Roman" w:eastAsia="宋体"/>
+          <w:color w:val="000000"/>
+          <w:sz w:val="21"/>
+        </w:rPr>
+        <w:t>本项目</w:t>
+      </w:r>
+      <w:r>
+        <w:rPr>
+          <w:rFonts w:ascii="Times New Roman" w:hAnsi="Times New Roman" w:eastAsia="宋体"/>
+          <w:color w:val="000000"/>
+          <w:sz w:val="21"/>
+        </w:rPr>
+        <w:t xml:space="preserve"> </w:t>
+      </w:r>
+      <w:r>
+        <w:rPr>
+          <w:rFonts w:hint="eastAsia" w:ascii="Times New Roman" w:hAnsi="Times New Roman" w:eastAsia="宋体"/>
+          <w:color w:val="000000"/>
+          <w:sz w:val="21"/>
+        </w:rPr>
+        <w:t>完全可行。</w:t>
+      </w:r>
+    </w:p>
+    <w:p>
+      <w:r>
+        <w:rPr>
+          <w:rFonts w:hint="eastAsia" w:ascii="Times New Roman" w:hAnsi="Times New Roman" w:eastAsia="宋体"/>
+          <w:color w:val="000000"/>
+          <w:sz w:val="21"/>
+        </w:rPr>
+        <w:t>“灵素”系统定位清晰，技术方案合理，无需高昂的硬件投入和复杂的模型训练，符合大二本科生的技术能力边界。系统所解决的设计师素材管理痛点真实存在，用户体验设计友好，具有实际应用价值。</w:t>
+      </w:r>
+    </w:p>
+    <w:p>
+      <w:r>
+        <w:rPr>
+          <w:rFonts w:hint="eastAsia" w:ascii="Times New Roman" w:hAnsi="Times New Roman" w:eastAsia="宋体"/>
+          <w:color w:val="000000"/>
+          <w:sz w:val="21"/>
+        </w:rPr>
+        <w:t>建议立即立项开发，按照</w:t>
+      </w:r>
+      <w:r>
+        <w:rPr>
+          <w:rFonts w:ascii="Times New Roman" w:hAnsi="Times New Roman" w:eastAsia="宋体"/>
+          <w:color w:val="000000"/>
+          <w:sz w:val="21"/>
+        </w:rPr>
+        <w:t xml:space="preserve"> 14 </w:t>
+      </w:r>
+      <w:r>
+        <w:rPr>
+          <w:rFonts w:hint="eastAsia" w:ascii="Times New Roman" w:hAnsi="Times New Roman" w:eastAsia="宋体"/>
+          <w:color w:val="000000"/>
+          <w:sz w:val="21"/>
+        </w:rPr>
+        <w:t>天进度计划推进</w:t>
+      </w:r>
+      <w:r>
+        <w:rPr>
+          <w:rFonts w:ascii="Times New Roman" w:hAnsi="Times New Roman" w:eastAsia="宋体"/>
+          <w:color w:val="000000"/>
+          <w:sz w:val="21"/>
+        </w:rPr>
+        <w:t xml:space="preserve"> MVP </w:t>
+      </w:r>
+      <w:r>
+        <w:rPr>
+          <w:rFonts w:hint="eastAsia" w:ascii="Times New Roman" w:hAnsi="Times New Roman" w:eastAsia="宋体"/>
+          <w:color w:val="000000"/>
+          <w:sz w:val="21"/>
+        </w:rPr>
+        <w:t>版本的实现和交付。</w:t>
+      </w:r>
+    </w:p>
+    <w:p>
+      <w:pPr>
+        <w:rPr>
+          <w:rFonts w:hint="eastAsia" w:ascii="Times New Roman" w:hAnsi="Times New Roman" w:eastAsia="宋体"/>
+          <w:color w:val="000000"/>
+          <w:sz w:val="21"/>
+        </w:rPr>
+      </w:pPr>
+    </w:p>
+    <w:p>
+      <w:pPr>
+        <w:numPr>
+          <w:ilvl w:val="0"/>
+          <w:numId w:val="1"/>
+        </w:numPr>
+        <w:rPr>
+          <w:rFonts w:hint="eastAsia" w:eastAsia="宋体"/>
+          <w:color w:val="000000"/>
+          <w:sz w:val="28"/>
+          <w:szCs w:val="28"/>
+          <w:lang w:val="en-US" w:eastAsia="zh-CN"/>
+        </w:rPr>
+      </w:pPr>
+      <w:r>
+        <w:rPr>
+          <w:rFonts w:hint="eastAsia" w:eastAsia="宋体"/>
+          <w:color w:val="000000"/>
+          <w:sz w:val="28"/>
+          <w:szCs w:val="28"/>
+          <w:lang w:val="en-US" w:eastAsia="zh-CN"/>
+        </w:rPr>
+        <w:t>AI标注</w:t>
+      </w:r>
+    </w:p>
+    <w:p>
+      <w:pPr>
+        <w:numPr>
+          <w:ilvl w:val="0"/>
+          <w:numId w:val="0"/>
+        </w:numPr>
+        <w:rPr>
+          <w:rFonts w:hint="default" w:eastAsia="宋体"/>
+          <w:color w:val="000000"/>
+          <w:sz w:val="21"/>
+          <w:lang w:val="en-US" w:eastAsia="zh-CN"/>
+        </w:rPr>
+      </w:pPr>
+      <w:r>
+        <w:rPr>
+          <w:rFonts w:hint="eastAsia" w:eastAsia="宋体"/>
+          <w:color w:val="000000"/>
+          <w:sz w:val="21"/>
+          <w:lang w:val="en-US" w:eastAsia="zh-CN"/>
+        </w:rPr>
+        <w:t>该文档由Deepseek协同辅助完成，对其生成的初稿内容修缮完成</w:t>
+      </w:r>
       <w:bookmarkStart w:id="0" w:name="_GoBack"/>
       <w:bookmarkEnd w:id="0"/>
       <w:r>
         <w:rPr>
+          <w:rFonts w:hint="eastAsia" w:eastAsia="宋体"/>
+          <w:color w:val="000000"/>
+          <w:sz w:val="21"/>
+          <w:lang w:val="en-US" w:eastAsia="zh-CN"/>
+        </w:rPr>
+        <w:t>。</w:t>
+      </w:r>
+    </w:p>
+    <w:p>
+      <w:pPr>
+        <w:rPr>
           <w:rFonts w:hint="eastAsia" w:ascii="Times New Roman" w:hAnsi="Times New Roman" w:eastAsia="宋体"/>
           <w:color w:val="000000"/>
           <w:sz w:val="28"/>
           <w:szCs w:val="28"/>
-        </w:rPr>
-        <w:t>资源可行性分析</w:t>
-      </w:r>
-    </w:p>
-    <w:p>
-      <w:pPr>
-        <w:ind w:left="0" w:right="0" w:firstLine="0"/>
-      </w:pPr>
-      <w:r>
-        <w:rPr>
-          <w:rFonts w:ascii="Times New Roman" w:hAnsi="Times New Roman" w:eastAsia="宋体"/>
-          <w:color w:val="000000"/>
-          <w:sz w:val="21"/>
-        </w:rPr>
-        <w:t xml:space="preserve">7.1 </w:t>
-      </w:r>
-      <w:r>
-        <w:rPr>
-          <w:rFonts w:hint="eastAsia" w:ascii="Times New Roman" w:hAnsi="Times New Roman" w:eastAsia="宋体"/>
-          <w:color w:val="000000"/>
-          <w:sz w:val="21"/>
-        </w:rPr>
-        <w:t>硬件资源</w:t>
-      </w:r>
-    </w:p>
-    <w:p>
-      <w:pPr>
-        <w:ind w:left="0" w:right="0" w:firstLine="0"/>
-      </w:pPr>
-      <w:r>
-        <w:rPr>
-          <w:rFonts w:hint="eastAsia" w:ascii="Times New Roman" w:hAnsi="Times New Roman" w:eastAsia="宋体"/>
-          <w:color w:val="000000"/>
-          <w:sz w:val="21"/>
-        </w:rPr>
-        <w:t>资源</w:t>
-      </w:r>
-      <w:r>
-        <w:rPr>
-          <w:rFonts w:ascii="Times New Roman" w:hAnsi="Times New Roman" w:eastAsia="宋体"/>
-          <w:color w:val="000000"/>
-          <w:sz w:val="21"/>
-        </w:rPr>
-        <w:t xml:space="preserve"> </w:t>
-      </w:r>
-      <w:r>
-        <w:rPr>
-          <w:rFonts w:hint="eastAsia" w:ascii="Times New Roman" w:hAnsi="Times New Roman" w:eastAsia="宋体"/>
-          <w:color w:val="000000"/>
-          <w:sz w:val="21"/>
-        </w:rPr>
-        <w:t>要求</w:t>
-      </w:r>
-      <w:r>
-        <w:rPr>
-          <w:rFonts w:ascii="Times New Roman" w:hAnsi="Times New Roman" w:eastAsia="宋体"/>
-          <w:color w:val="000000"/>
-          <w:sz w:val="21"/>
-        </w:rPr>
-        <w:t xml:space="preserve"> </w:t>
-      </w:r>
-      <w:r>
-        <w:rPr>
-          <w:rFonts w:hint="eastAsia" w:ascii="Times New Roman" w:hAnsi="Times New Roman" w:eastAsia="宋体"/>
-          <w:color w:val="000000"/>
-          <w:sz w:val="21"/>
-        </w:rPr>
-        <w:t>当前可用</w:t>
-      </w:r>
-    </w:p>
-    <w:p>
-      <w:pPr>
-        <w:ind w:left="0" w:right="0" w:firstLine="0"/>
-      </w:pPr>
-      <w:r>
-        <w:rPr>
-          <w:rFonts w:hint="eastAsia" w:ascii="Times New Roman" w:hAnsi="Times New Roman" w:eastAsia="宋体"/>
-          <w:color w:val="000000"/>
-          <w:sz w:val="21"/>
-        </w:rPr>
-        <w:t>开发用电脑</w:t>
-      </w:r>
-      <w:r>
-        <w:rPr>
-          <w:rFonts w:ascii="Times New Roman" w:hAnsi="Times New Roman" w:eastAsia="宋体"/>
-          <w:color w:val="000000"/>
-          <w:sz w:val="21"/>
-        </w:rPr>
-        <w:t xml:space="preserve"> 8GB </w:t>
-      </w:r>
-      <w:r>
-        <w:rPr>
-          <w:rFonts w:hint="eastAsia" w:ascii="Times New Roman" w:hAnsi="Times New Roman" w:eastAsia="宋体"/>
-          <w:color w:val="000000"/>
-          <w:sz w:val="21"/>
-        </w:rPr>
-        <w:t>内存、50GB</w:t>
-      </w:r>
-      <w:r>
-        <w:rPr>
-          <w:rFonts w:ascii="Times New Roman" w:hAnsi="Times New Roman" w:eastAsia="宋体"/>
-          <w:color w:val="000000"/>
-          <w:sz w:val="21"/>
-        </w:rPr>
-        <w:t xml:space="preserve"> </w:t>
-      </w:r>
-      <w:r>
-        <w:rPr>
-          <w:rFonts w:hint="eastAsia" w:ascii="Times New Roman" w:hAnsi="Times New Roman" w:eastAsia="宋体"/>
-          <w:color w:val="000000"/>
-          <w:sz w:val="21"/>
-        </w:rPr>
-        <w:t>硬盘</w:t>
-      </w:r>
-      <w:r>
-        <w:rPr>
-          <w:rFonts w:ascii="Times New Roman" w:hAnsi="Times New Roman" w:eastAsia="宋体"/>
-          <w:color w:val="000000"/>
-          <w:sz w:val="21"/>
-        </w:rPr>
-        <w:t xml:space="preserve"> ✅ </w:t>
-      </w:r>
-      <w:r>
-        <w:rPr>
-          <w:rFonts w:hint="eastAsia" w:ascii="Times New Roman" w:hAnsi="Times New Roman" w:eastAsia="宋体"/>
-          <w:color w:val="000000"/>
-          <w:sz w:val="21"/>
-        </w:rPr>
-        <w:t>个人笔记本电脑</w:t>
-      </w:r>
-    </w:p>
-    <w:p>
-      <w:pPr>
-        <w:ind w:left="0" w:right="0" w:firstLine="0"/>
-      </w:pPr>
-      <w:r>
-        <w:rPr>
-          <w:rFonts w:hint="eastAsia" w:ascii="Times New Roman" w:hAnsi="Times New Roman" w:eastAsia="宋体"/>
-          <w:color w:val="000000"/>
-          <w:sz w:val="21"/>
-        </w:rPr>
-        <w:t>测试用手机</w:t>
-      </w:r>
-      <w:r>
-        <w:rPr>
-          <w:rFonts w:ascii="Times New Roman" w:hAnsi="Times New Roman" w:eastAsia="宋体"/>
-          <w:color w:val="000000"/>
-          <w:sz w:val="21"/>
-        </w:rPr>
-        <w:t xml:space="preserve"> iOS </w:t>
-      </w:r>
-      <w:r>
-        <w:rPr>
-          <w:rFonts w:hint="eastAsia" w:ascii="Times New Roman" w:hAnsi="Times New Roman" w:eastAsia="宋体"/>
-          <w:color w:val="000000"/>
-          <w:sz w:val="21"/>
-        </w:rPr>
-        <w:t>或</w:t>
-      </w:r>
-      <w:r>
-        <w:rPr>
-          <w:rFonts w:ascii="Times New Roman" w:hAnsi="Times New Roman" w:eastAsia="宋体"/>
-          <w:color w:val="000000"/>
-          <w:sz w:val="21"/>
-        </w:rPr>
-        <w:t xml:space="preserve"> Android </w:t>
-      </w:r>
-      <w:r>
-        <w:rPr>
-          <w:rFonts w:hint="eastAsia" w:ascii="Times New Roman" w:hAnsi="Times New Roman" w:eastAsia="宋体"/>
-          <w:color w:val="000000"/>
-          <w:sz w:val="21"/>
-        </w:rPr>
-        <w:t>智能手机</w:t>
-      </w:r>
-      <w:r>
-        <w:rPr>
-          <w:rFonts w:ascii="Times New Roman" w:hAnsi="Times New Roman" w:eastAsia="宋体"/>
-          <w:color w:val="000000"/>
-          <w:sz w:val="21"/>
-        </w:rPr>
-        <w:t xml:space="preserve"> ✅ </w:t>
-      </w:r>
-      <w:r>
-        <w:rPr>
-          <w:rFonts w:hint="eastAsia" w:ascii="Times New Roman" w:hAnsi="Times New Roman" w:eastAsia="宋体"/>
-          <w:color w:val="000000"/>
-          <w:sz w:val="21"/>
-        </w:rPr>
-        <w:t>个人手机</w:t>
-      </w:r>
-    </w:p>
-    <w:p>
-      <w:pPr>
-        <w:ind w:left="0" w:right="0" w:firstLine="0"/>
-        <w:rPr>
-          <w:rFonts w:ascii="Times New Roman" w:hAnsi="Times New Roman" w:eastAsia="宋体"/>
-          <w:color w:val="000000"/>
-          <w:sz w:val="21"/>
-        </w:rPr>
-      </w:pPr>
-    </w:p>
-    <w:p>
-      <w:pPr>
-        <w:ind w:left="0" w:right="0" w:firstLine="0"/>
-      </w:pPr>
-      <w:r>
-        <w:rPr>
-          <w:rFonts w:ascii="Times New Roman" w:hAnsi="Times New Roman" w:eastAsia="宋体"/>
-          <w:color w:val="000000"/>
-          <w:sz w:val="21"/>
-        </w:rPr>
-        <w:t xml:space="preserve">7.2 </w:t>
-      </w:r>
-      <w:r>
-        <w:rPr>
-          <w:rFonts w:hint="eastAsia" w:ascii="Times New Roman" w:hAnsi="Times New Roman" w:eastAsia="宋体"/>
-          <w:color w:val="000000"/>
-          <w:sz w:val="21"/>
-        </w:rPr>
-        <w:t>软件资源</w:t>
-      </w:r>
-    </w:p>
-    <w:p>
-      <w:pPr>
-        <w:ind w:left="0" w:right="0" w:firstLine="0"/>
-      </w:pPr>
-      <w:r>
-        <w:rPr>
-          <w:rFonts w:hint="eastAsia" w:ascii="Times New Roman" w:hAnsi="Times New Roman" w:eastAsia="宋体"/>
-          <w:color w:val="000000"/>
-          <w:sz w:val="21"/>
-        </w:rPr>
-        <w:t>资源</w:t>
-      </w:r>
-      <w:r>
-        <w:rPr>
-          <w:rFonts w:ascii="Times New Roman" w:hAnsi="Times New Roman" w:eastAsia="宋体"/>
-          <w:color w:val="000000"/>
-          <w:sz w:val="21"/>
-        </w:rPr>
-        <w:t xml:space="preserve"> </w:t>
-      </w:r>
-      <w:r>
-        <w:rPr>
-          <w:rFonts w:hint="eastAsia" w:ascii="Times New Roman" w:hAnsi="Times New Roman" w:eastAsia="宋体"/>
-          <w:color w:val="000000"/>
-          <w:sz w:val="21"/>
-        </w:rPr>
-        <w:t>用途</w:t>
-      </w:r>
-      <w:r>
-        <w:rPr>
-          <w:rFonts w:ascii="Times New Roman" w:hAnsi="Times New Roman" w:eastAsia="宋体"/>
-          <w:color w:val="000000"/>
-          <w:sz w:val="21"/>
-        </w:rPr>
-        <w:t xml:space="preserve"> </w:t>
-      </w:r>
-      <w:r>
-        <w:rPr>
-          <w:rFonts w:hint="eastAsia" w:ascii="Times New Roman" w:hAnsi="Times New Roman" w:eastAsia="宋体"/>
-          <w:color w:val="000000"/>
-          <w:sz w:val="21"/>
-        </w:rPr>
-        <w:t>费用</w:t>
-      </w:r>
-    </w:p>
-    <w:p>
-      <w:pPr>
-        <w:ind w:left="0" w:right="0" w:firstLine="0"/>
-      </w:pPr>
-      <w:r>
-        <w:rPr>
-          <w:rFonts w:ascii="Times New Roman" w:hAnsi="Times New Roman" w:eastAsia="宋体"/>
-          <w:color w:val="000000"/>
-          <w:sz w:val="21"/>
-        </w:rPr>
-        <w:t xml:space="preserve">VS Code </w:t>
-      </w:r>
-      <w:r>
-        <w:rPr>
-          <w:rFonts w:hint="eastAsia" w:ascii="Times New Roman" w:hAnsi="Times New Roman" w:eastAsia="宋体"/>
-          <w:color w:val="000000"/>
-          <w:sz w:val="21"/>
-        </w:rPr>
-        <w:t>代码编辑器</w:t>
-      </w:r>
-      <w:r>
-        <w:rPr>
-          <w:rFonts w:ascii="Times New Roman" w:hAnsi="Times New Roman" w:eastAsia="宋体"/>
-          <w:color w:val="000000"/>
-          <w:sz w:val="21"/>
-        </w:rPr>
-        <w:t xml:space="preserve"> </w:t>
-      </w:r>
-      <w:r>
-        <w:rPr>
-          <w:rFonts w:hint="eastAsia" w:ascii="Times New Roman" w:hAnsi="Times New Roman" w:eastAsia="宋体"/>
-          <w:color w:val="000000"/>
-          <w:sz w:val="21"/>
-        </w:rPr>
-        <w:t>免费</w:t>
-      </w:r>
-    </w:p>
-    <w:p>
-      <w:pPr>
-        <w:ind w:left="0" w:right="0" w:firstLine="0"/>
-      </w:pPr>
-      <w:r>
-        <w:rPr>
-          <w:rFonts w:ascii="Times New Roman" w:hAnsi="Times New Roman" w:eastAsia="宋体"/>
-          <w:color w:val="000000"/>
-          <w:sz w:val="21"/>
-        </w:rPr>
-        <w:t xml:space="preserve">Node.js JavaScript </w:t>
-      </w:r>
-      <w:r>
-        <w:rPr>
-          <w:rFonts w:hint="eastAsia" w:ascii="Times New Roman" w:hAnsi="Times New Roman" w:eastAsia="宋体"/>
-          <w:color w:val="000000"/>
-          <w:sz w:val="21"/>
-        </w:rPr>
-        <w:t>运行环境</w:t>
-      </w:r>
-      <w:r>
-        <w:rPr>
-          <w:rFonts w:ascii="Times New Roman" w:hAnsi="Times New Roman" w:eastAsia="宋体"/>
-          <w:color w:val="000000"/>
-          <w:sz w:val="21"/>
-        </w:rPr>
-        <w:t xml:space="preserve"> </w:t>
-      </w:r>
-      <w:r>
-        <w:rPr>
-          <w:rFonts w:hint="eastAsia" w:ascii="Times New Roman" w:hAnsi="Times New Roman" w:eastAsia="宋体"/>
-          <w:color w:val="000000"/>
-          <w:sz w:val="21"/>
-        </w:rPr>
-        <w:t>免费</w:t>
-      </w:r>
-    </w:p>
-    <w:p>
-      <w:pPr>
-        <w:ind w:left="0" w:right="0" w:firstLine="0"/>
-      </w:pPr>
-      <w:r>
-        <w:rPr>
-          <w:rFonts w:ascii="Times New Roman" w:hAnsi="Times New Roman" w:eastAsia="宋体"/>
-          <w:color w:val="000000"/>
-          <w:sz w:val="21"/>
-        </w:rPr>
-        <w:t xml:space="preserve">Python 3.10+ </w:t>
-      </w:r>
-      <w:r>
-        <w:rPr>
-          <w:rFonts w:hint="eastAsia" w:ascii="Times New Roman" w:hAnsi="Times New Roman" w:eastAsia="宋体"/>
-          <w:color w:val="000000"/>
-          <w:sz w:val="21"/>
-        </w:rPr>
-        <w:t>后端开发语言</w:t>
-      </w:r>
-      <w:r>
-        <w:rPr>
-          <w:rFonts w:ascii="Times New Roman" w:hAnsi="Times New Roman" w:eastAsia="宋体"/>
-          <w:color w:val="000000"/>
-          <w:sz w:val="21"/>
-        </w:rPr>
-        <w:t xml:space="preserve"> </w:t>
-      </w:r>
-      <w:r>
-        <w:rPr>
-          <w:rFonts w:hint="eastAsia" w:ascii="Times New Roman" w:hAnsi="Times New Roman" w:eastAsia="宋体"/>
-          <w:color w:val="000000"/>
-          <w:sz w:val="21"/>
-        </w:rPr>
-        <w:t>免费</w:t>
-      </w:r>
-    </w:p>
-    <w:p>
-      <w:pPr>
-        <w:ind w:left="0" w:right="0" w:firstLine="0"/>
-      </w:pPr>
-      <w:r>
-        <w:rPr>
-          <w:rFonts w:ascii="Times New Roman" w:hAnsi="Times New Roman" w:eastAsia="宋体"/>
-          <w:color w:val="000000"/>
-          <w:sz w:val="21"/>
-        </w:rPr>
-        <w:t xml:space="preserve">PostgreSQL / Supabase </w:t>
-      </w:r>
-      <w:r>
-        <w:rPr>
-          <w:rFonts w:hint="eastAsia" w:ascii="Times New Roman" w:hAnsi="Times New Roman" w:eastAsia="宋体"/>
-          <w:color w:val="000000"/>
-          <w:sz w:val="21"/>
-        </w:rPr>
-        <w:t>数据库</w:t>
-      </w:r>
-      <w:r>
-        <w:rPr>
-          <w:rFonts w:ascii="Times New Roman" w:hAnsi="Times New Roman" w:eastAsia="宋体"/>
-          <w:color w:val="000000"/>
-          <w:sz w:val="21"/>
-        </w:rPr>
-        <w:t xml:space="preserve"> </w:t>
-      </w:r>
-      <w:r>
-        <w:rPr>
-          <w:rFonts w:hint="eastAsia" w:ascii="Times New Roman" w:hAnsi="Times New Roman" w:eastAsia="宋体"/>
-          <w:color w:val="000000"/>
-          <w:sz w:val="21"/>
-        </w:rPr>
-        <w:t>免费额度</w:t>
-      </w:r>
-    </w:p>
-    <w:p>
-      <w:pPr>
-        <w:ind w:left="0" w:right="0" w:firstLine="0"/>
-      </w:pPr>
-      <w:r>
-        <w:rPr>
-          <w:rFonts w:hint="eastAsia" w:ascii="Times New Roman" w:hAnsi="Times New Roman" w:eastAsia="宋体"/>
-          <w:color w:val="000000"/>
-          <w:sz w:val="21"/>
-        </w:rPr>
-        <w:t>阿里云视觉智能</w:t>
-      </w:r>
-      <w:r>
-        <w:rPr>
-          <w:rFonts w:ascii="Times New Roman" w:hAnsi="Times New Roman" w:eastAsia="宋体"/>
-          <w:color w:val="000000"/>
-          <w:sz w:val="21"/>
-        </w:rPr>
-        <w:t xml:space="preserve"> API AI </w:t>
-      </w:r>
-      <w:r>
-        <w:rPr>
-          <w:rFonts w:hint="eastAsia" w:ascii="Times New Roman" w:hAnsi="Times New Roman" w:eastAsia="宋体"/>
-          <w:color w:val="000000"/>
-          <w:sz w:val="21"/>
-        </w:rPr>
-        <w:t>特征提取</w:t>
-      </w:r>
-      <w:r>
-        <w:rPr>
-          <w:rFonts w:ascii="Times New Roman" w:hAnsi="Times New Roman" w:eastAsia="宋体"/>
-          <w:color w:val="000000"/>
-          <w:sz w:val="21"/>
-        </w:rPr>
-        <w:t xml:space="preserve"> </w:t>
-      </w:r>
-      <w:r>
-        <w:rPr>
-          <w:rFonts w:hint="eastAsia" w:ascii="Times New Roman" w:hAnsi="Times New Roman" w:eastAsia="宋体"/>
-          <w:color w:val="000000"/>
-          <w:sz w:val="21"/>
-        </w:rPr>
-        <w:t>免费额度(新人试用)</w:t>
-      </w:r>
-    </w:p>
-    <w:p>
-      <w:pPr>
-        <w:ind w:left="0" w:right="0" w:firstLine="0"/>
-      </w:pPr>
-      <w:r>
-        <w:rPr>
-          <w:rFonts w:ascii="Times New Roman" w:hAnsi="Times New Roman" w:eastAsia="宋体"/>
-          <w:color w:val="000000"/>
-          <w:sz w:val="21"/>
-        </w:rPr>
-        <w:t xml:space="preserve">Vant UI </w:t>
-      </w:r>
-      <w:r>
-        <w:rPr>
-          <w:rFonts w:hint="eastAsia" w:ascii="Times New Roman" w:hAnsi="Times New Roman" w:eastAsia="宋体"/>
-          <w:color w:val="000000"/>
-          <w:sz w:val="21"/>
-        </w:rPr>
-        <w:t>移动端组件库</w:t>
-      </w:r>
-      <w:r>
-        <w:rPr>
-          <w:rFonts w:ascii="Times New Roman" w:hAnsi="Times New Roman" w:eastAsia="宋体"/>
-          <w:color w:val="000000"/>
-          <w:sz w:val="21"/>
-        </w:rPr>
-        <w:t xml:space="preserve"> </w:t>
-      </w:r>
-      <w:r>
-        <w:rPr>
-          <w:rFonts w:hint="eastAsia" w:ascii="Times New Roman" w:hAnsi="Times New Roman" w:eastAsia="宋体"/>
-          <w:color w:val="000000"/>
-          <w:sz w:val="21"/>
-        </w:rPr>
-        <w:t>开源免费</w:t>
-      </w:r>
-    </w:p>
-    <w:p>
-      <w:pPr>
-        <w:ind w:left="0" w:right="0" w:firstLine="0"/>
-        <w:rPr>
-          <w:rFonts w:ascii="Times New Roman" w:hAnsi="Times New Roman" w:eastAsia="宋体"/>
-          <w:color w:val="000000"/>
-          <w:sz w:val="21"/>
-        </w:rPr>
-      </w:pPr>
-    </w:p>
-    <w:p>
-      <w:pPr>
-        <w:ind w:left="0" w:right="0" w:firstLine="0"/>
-      </w:pPr>
-      <w:r>
-        <w:rPr>
-          <w:rFonts w:ascii="Times New Roman" w:hAnsi="Times New Roman" w:eastAsia="宋体"/>
-          <w:color w:val="000000"/>
-          <w:sz w:val="21"/>
-        </w:rPr>
-        <w:t xml:space="preserve">7.3 </w:t>
-      </w:r>
-      <w:r>
-        <w:rPr>
-          <w:rFonts w:hint="eastAsia" w:ascii="Times New Roman" w:hAnsi="Times New Roman" w:eastAsia="宋体"/>
-          <w:color w:val="000000"/>
-          <w:sz w:val="21"/>
-        </w:rPr>
-        <w:t>知识资源</w:t>
-      </w:r>
-    </w:p>
-    <w:p>
-      <w:pPr>
-        <w:ind w:left="0" w:right="0" w:firstLine="0"/>
-      </w:pPr>
-      <w:r>
-        <w:rPr>
-          <w:rFonts w:hint="eastAsia" w:ascii="Times New Roman" w:hAnsi="Times New Roman" w:eastAsia="宋体"/>
-          <w:color w:val="000000"/>
-          <w:sz w:val="21"/>
-        </w:rPr>
-        <w:t>技术点</w:t>
-      </w:r>
-      <w:r>
-        <w:rPr>
-          <w:rFonts w:ascii="Times New Roman" w:hAnsi="Times New Roman" w:eastAsia="宋体"/>
-          <w:color w:val="000000"/>
-          <w:sz w:val="21"/>
-        </w:rPr>
-        <w:t xml:space="preserve"> </w:t>
-      </w:r>
-      <w:r>
-        <w:rPr>
-          <w:rFonts w:hint="eastAsia" w:ascii="Times New Roman" w:hAnsi="Times New Roman" w:eastAsia="宋体"/>
-          <w:color w:val="000000"/>
-          <w:sz w:val="21"/>
-        </w:rPr>
-        <w:t>学习资料</w:t>
-      </w:r>
-      <w:r>
-        <w:rPr>
-          <w:rFonts w:ascii="Times New Roman" w:hAnsi="Times New Roman" w:eastAsia="宋体"/>
-          <w:color w:val="000000"/>
-          <w:sz w:val="21"/>
-        </w:rPr>
-        <w:t xml:space="preserve"> </w:t>
-      </w:r>
-      <w:r>
-        <w:rPr>
-          <w:rFonts w:hint="eastAsia" w:ascii="Times New Roman" w:hAnsi="Times New Roman" w:eastAsia="宋体"/>
-          <w:color w:val="000000"/>
-          <w:sz w:val="21"/>
-        </w:rPr>
-        <w:t>预估学习时间</w:t>
-      </w:r>
-    </w:p>
-    <w:p>
-      <w:pPr>
-        <w:ind w:left="0" w:right="0" w:firstLine="0"/>
-      </w:pPr>
-      <w:r>
-        <w:rPr>
-          <w:rFonts w:ascii="Times New Roman" w:hAnsi="Times New Roman" w:eastAsia="宋体"/>
-          <w:color w:val="000000"/>
-          <w:sz w:val="21"/>
-        </w:rPr>
-        <w:t xml:space="preserve">Vue 3 </w:t>
-      </w:r>
-      <w:r>
-        <w:rPr>
-          <w:rFonts w:hint="eastAsia" w:ascii="Times New Roman" w:hAnsi="Times New Roman" w:eastAsia="宋体"/>
-          <w:color w:val="000000"/>
-          <w:sz w:val="21"/>
-        </w:rPr>
-        <w:t>基础</w:t>
-      </w:r>
-      <w:r>
-        <w:rPr>
-          <w:rFonts w:ascii="Times New Roman" w:hAnsi="Times New Roman" w:eastAsia="宋体"/>
-          <w:color w:val="000000"/>
-          <w:sz w:val="21"/>
-        </w:rPr>
-        <w:t xml:space="preserve"> </w:t>
-      </w:r>
-      <w:r>
-        <w:rPr>
-          <w:rFonts w:hint="eastAsia" w:ascii="Times New Roman" w:hAnsi="Times New Roman" w:eastAsia="宋体"/>
-          <w:color w:val="000000"/>
-          <w:sz w:val="21"/>
-        </w:rPr>
-        <w:t>官方文档(中文)</w:t>
-      </w:r>
-      <w:r>
-        <w:rPr>
-          <w:rFonts w:ascii="Times New Roman" w:hAnsi="Times New Roman" w:eastAsia="宋体"/>
-          <w:color w:val="000000"/>
-          <w:sz w:val="21"/>
-        </w:rPr>
-        <w:t xml:space="preserve"> </w:t>
-      </w:r>
-      <w:r>
-        <w:rPr>
-          <w:rFonts w:hint="eastAsia" w:ascii="Times New Roman" w:hAnsi="Times New Roman" w:eastAsia="宋体"/>
-          <w:color w:val="000000"/>
-          <w:sz w:val="21"/>
-        </w:rPr>
-        <w:t>已具备基础</w:t>
-      </w:r>
-    </w:p>
-    <w:p>
-      <w:pPr>
-        <w:ind w:left="0" w:right="0" w:firstLine="0"/>
-      </w:pPr>
-      <w:r>
-        <w:rPr>
-          <w:rFonts w:ascii="Times New Roman" w:hAnsi="Times New Roman" w:eastAsia="宋体"/>
-          <w:color w:val="000000"/>
-          <w:sz w:val="21"/>
-        </w:rPr>
-        <w:t xml:space="preserve">Vant 4 </w:t>
-      </w:r>
-      <w:r>
-        <w:rPr>
-          <w:rFonts w:hint="eastAsia" w:ascii="Times New Roman" w:hAnsi="Times New Roman" w:eastAsia="宋体"/>
-          <w:color w:val="000000"/>
-          <w:sz w:val="21"/>
-        </w:rPr>
-        <w:t>组件库</w:t>
-      </w:r>
-      <w:r>
-        <w:rPr>
-          <w:rFonts w:ascii="Times New Roman" w:hAnsi="Times New Roman" w:eastAsia="宋体"/>
-          <w:color w:val="000000"/>
-          <w:sz w:val="21"/>
-        </w:rPr>
-        <w:t xml:space="preserve"> </w:t>
-      </w:r>
-      <w:r>
-        <w:rPr>
-          <w:rFonts w:hint="eastAsia" w:ascii="Times New Roman" w:hAnsi="Times New Roman" w:eastAsia="宋体"/>
-          <w:color w:val="000000"/>
-          <w:sz w:val="21"/>
-        </w:rPr>
-        <w:t>官方文档</w:t>
-      </w:r>
-      <w:r>
-        <w:rPr>
-          <w:rFonts w:ascii="Times New Roman" w:hAnsi="Times New Roman" w:eastAsia="宋体"/>
-          <w:color w:val="000000"/>
-          <w:sz w:val="21"/>
-        </w:rPr>
-        <w:t xml:space="preserve"> + </w:t>
-      </w:r>
-      <w:r>
-        <w:rPr>
-          <w:rFonts w:hint="eastAsia" w:ascii="Times New Roman" w:hAnsi="Times New Roman" w:eastAsia="宋体"/>
-          <w:color w:val="000000"/>
-          <w:sz w:val="21"/>
-        </w:rPr>
-        <w:t>示例</w:t>
-      </w:r>
-      <w:r>
-        <w:rPr>
-          <w:rFonts w:ascii="Times New Roman" w:hAnsi="Times New Roman" w:eastAsia="宋体"/>
-          <w:color w:val="000000"/>
-          <w:sz w:val="21"/>
-        </w:rPr>
-        <w:t xml:space="preserve"> 2 </w:t>
-      </w:r>
-      <w:r>
-        <w:rPr>
-          <w:rFonts w:hint="eastAsia" w:ascii="Times New Roman" w:hAnsi="Times New Roman" w:eastAsia="宋体"/>
-          <w:color w:val="000000"/>
-          <w:sz w:val="21"/>
-        </w:rPr>
-        <w:t>小时</w:t>
-      </w:r>
-    </w:p>
-    <w:p>
-      <w:pPr>
-        <w:ind w:left="0" w:right="0" w:firstLine="0"/>
-      </w:pPr>
-      <w:r>
-        <w:rPr>
-          <w:rFonts w:ascii="Times New Roman" w:hAnsi="Times New Roman" w:eastAsia="宋体"/>
-          <w:color w:val="000000"/>
-          <w:sz w:val="21"/>
-        </w:rPr>
-        <w:t xml:space="preserve">FastAPI </w:t>
-      </w:r>
-      <w:r>
-        <w:rPr>
-          <w:rFonts w:hint="eastAsia" w:ascii="Times New Roman" w:hAnsi="Times New Roman" w:eastAsia="宋体"/>
-          <w:color w:val="000000"/>
-          <w:sz w:val="21"/>
-        </w:rPr>
-        <w:t>官方</w:t>
-      </w:r>
-      <w:r>
-        <w:rPr>
-          <w:rFonts w:ascii="Times New Roman" w:hAnsi="Times New Roman" w:eastAsia="宋体"/>
-          <w:color w:val="000000"/>
-          <w:sz w:val="21"/>
-        </w:rPr>
-        <w:t xml:space="preserve"> Tutorial 4 </w:t>
-      </w:r>
-      <w:r>
-        <w:rPr>
-          <w:rFonts w:hint="eastAsia" w:ascii="Times New Roman" w:hAnsi="Times New Roman" w:eastAsia="宋体"/>
-          <w:color w:val="000000"/>
-          <w:sz w:val="21"/>
-        </w:rPr>
-        <w:t>小时</w:t>
-      </w:r>
-    </w:p>
-    <w:p>
-      <w:pPr>
-        <w:ind w:left="0" w:right="0" w:firstLine="0"/>
-      </w:pPr>
-      <w:r>
-        <w:rPr>
-          <w:rFonts w:ascii="Times New Roman" w:hAnsi="Times New Roman" w:eastAsia="宋体"/>
-          <w:color w:val="000000"/>
-          <w:sz w:val="21"/>
-        </w:rPr>
-        <w:t xml:space="preserve">CLIP </w:t>
-      </w:r>
-      <w:r>
-        <w:rPr>
-          <w:rFonts w:hint="eastAsia" w:ascii="Times New Roman" w:hAnsi="Times New Roman" w:eastAsia="宋体"/>
-          <w:color w:val="000000"/>
-          <w:sz w:val="21"/>
-        </w:rPr>
-        <w:t>特征提取</w:t>
-      </w:r>
-      <w:r>
-        <w:rPr>
-          <w:rFonts w:ascii="Times New Roman" w:hAnsi="Times New Roman" w:eastAsia="宋体"/>
-          <w:color w:val="000000"/>
-          <w:sz w:val="21"/>
-        </w:rPr>
-        <w:t xml:space="preserve"> </w:t>
-      </w:r>
-      <w:r>
-        <w:rPr>
-          <w:rFonts w:hint="eastAsia" w:ascii="Times New Roman" w:hAnsi="Times New Roman" w:eastAsia="宋体"/>
-          <w:color w:val="000000"/>
-          <w:sz w:val="21"/>
-        </w:rPr>
-        <w:t>阿里云</w:t>
-      </w:r>
-      <w:r>
-        <w:rPr>
-          <w:rFonts w:ascii="Times New Roman" w:hAnsi="Times New Roman" w:eastAsia="宋体"/>
-          <w:color w:val="000000"/>
-          <w:sz w:val="21"/>
-        </w:rPr>
-        <w:t xml:space="preserve"> API </w:t>
-      </w:r>
-      <w:r>
-        <w:rPr>
-          <w:rFonts w:hint="eastAsia" w:ascii="Times New Roman" w:hAnsi="Times New Roman" w:eastAsia="宋体"/>
-          <w:color w:val="000000"/>
-          <w:sz w:val="21"/>
-        </w:rPr>
-        <w:t>文档</w:t>
-      </w:r>
-      <w:r>
-        <w:rPr>
-          <w:rFonts w:ascii="Times New Roman" w:hAnsi="Times New Roman" w:eastAsia="宋体"/>
-          <w:color w:val="000000"/>
-          <w:sz w:val="21"/>
-        </w:rPr>
-        <w:t xml:space="preserve"> 1 </w:t>
-      </w:r>
-      <w:r>
-        <w:rPr>
-          <w:rFonts w:hint="eastAsia" w:ascii="Times New Roman" w:hAnsi="Times New Roman" w:eastAsia="宋体"/>
-          <w:color w:val="000000"/>
-          <w:sz w:val="21"/>
-        </w:rPr>
-        <w:t>小时</w:t>
-      </w:r>
-    </w:p>
-    <w:p>
-      <w:pPr>
-        <w:ind w:left="0" w:right="0" w:firstLine="0"/>
-      </w:pPr>
-      <w:r>
-        <w:rPr>
-          <w:rFonts w:hint="eastAsia" w:ascii="Times New Roman" w:hAnsi="Times New Roman" w:eastAsia="宋体"/>
-          <w:color w:val="000000"/>
-          <w:sz w:val="21"/>
-        </w:rPr>
-        <w:t>余弦相似度</w:t>
-      </w:r>
-      <w:r>
-        <w:rPr>
-          <w:rFonts w:ascii="Times New Roman" w:hAnsi="Times New Roman" w:eastAsia="宋体"/>
-          <w:color w:val="000000"/>
-          <w:sz w:val="21"/>
-        </w:rPr>
-        <w:t xml:space="preserve"> </w:t>
-      </w:r>
-      <w:r>
-        <w:rPr>
-          <w:rFonts w:hint="eastAsia" w:ascii="Times New Roman" w:hAnsi="Times New Roman" w:eastAsia="宋体"/>
-          <w:color w:val="000000"/>
-          <w:sz w:val="21"/>
-        </w:rPr>
-        <w:t>高中数学知识</w:t>
-      </w:r>
-      <w:r>
-        <w:rPr>
-          <w:rFonts w:ascii="Times New Roman" w:hAnsi="Times New Roman" w:eastAsia="宋体"/>
-          <w:color w:val="000000"/>
-          <w:sz w:val="21"/>
-        </w:rPr>
-        <w:t xml:space="preserve"> </w:t>
-      </w:r>
-      <w:r>
-        <w:rPr>
-          <w:rFonts w:hint="eastAsia" w:ascii="Times New Roman" w:hAnsi="Times New Roman" w:eastAsia="宋体"/>
-          <w:color w:val="000000"/>
-          <w:sz w:val="21"/>
-        </w:rPr>
-        <w:t>已掌握</w:t>
-      </w:r>
-    </w:p>
-    <w:p>
-      <w:pPr>
-        <w:ind w:left="0" w:right="0" w:firstLine="0"/>
-        <w:rPr>
-          <w:rFonts w:ascii="Times New Roman" w:hAnsi="Times New Roman" w:eastAsia="宋体"/>
-          <w:color w:val="000000"/>
-          <w:sz w:val="21"/>
-        </w:rPr>
-      </w:pPr>
-    </w:p>
-    <w:p>
-      <w:pPr>
-        <w:ind w:left="0" w:right="0" w:firstLine="0"/>
-      </w:pPr>
-      <w:r>
-        <w:rPr>
-          <w:rFonts w:ascii="Times New Roman" w:hAnsi="Times New Roman" w:eastAsia="宋体"/>
-          <w:color w:val="000000"/>
-          <w:sz w:val="21"/>
-        </w:rPr>
-        <w:t xml:space="preserve">7.4 </w:t>
-      </w:r>
-      <w:r>
-        <w:rPr>
-          <w:rFonts w:hint="eastAsia" w:ascii="Times New Roman" w:hAnsi="Times New Roman" w:eastAsia="宋体"/>
-          <w:color w:val="000000"/>
-          <w:sz w:val="21"/>
-        </w:rPr>
-        <w:t>资源可行性结论</w:t>
-      </w:r>
-    </w:p>
-    <w:p>
-      <w:pPr>
-        <w:ind w:left="0" w:right="0" w:firstLine="0"/>
-      </w:pPr>
-      <w:r>
-        <w:rPr>
-          <w:rFonts w:hint="eastAsia" w:ascii="Times New Roman" w:hAnsi="Times New Roman" w:eastAsia="宋体"/>
-          <w:color w:val="000000"/>
-          <w:sz w:val="21"/>
-        </w:rPr>
-        <w:t>项目所需的硬件(个人电脑)、软件(全部免费)、知识(大二课程体系内)均已满足。AI</w:t>
-      </w:r>
-      <w:r>
-        <w:rPr>
-          <w:rFonts w:ascii="Times New Roman" w:hAnsi="Times New Roman" w:eastAsia="宋体"/>
-          <w:color w:val="000000"/>
-          <w:sz w:val="21"/>
-        </w:rPr>
-        <w:t xml:space="preserve"> </w:t>
-      </w:r>
-      <w:r>
-        <w:rPr>
-          <w:rFonts w:hint="eastAsia" w:ascii="Times New Roman" w:hAnsi="Times New Roman" w:eastAsia="宋体"/>
-          <w:color w:val="000000"/>
-          <w:sz w:val="21"/>
-        </w:rPr>
-        <w:t>辅助编程工具可进一步提升开发效率。资源可行。</w:t>
-      </w:r>
-    </w:p>
-    <w:p>
-      <w:pPr>
-        <w:ind w:left="0" w:right="0" w:firstLine="0"/>
-        <w:rPr>
-          <w:rFonts w:ascii="Times New Roman" w:hAnsi="Times New Roman" w:eastAsia="宋体"/>
-          <w:color w:val="000000"/>
-          <w:sz w:val="21"/>
-        </w:rPr>
-      </w:pPr>
-      <w:r>
-        <w:rPr>
-          <w:rFonts w:ascii="Times New Roman" w:hAnsi="Times New Roman" w:eastAsia="宋体"/>
-          <w:color w:val="000000"/>
-          <w:sz w:val="21"/>
-        </w:rPr>
-        <w:t xml:space="preserve">        </w:t>
-      </w:r>
-    </w:p>
-    <w:p>
-      <w:pPr>
-        <w:ind w:left="0" w:right="0" w:firstLine="0"/>
-        <w:rPr>
-          <w:sz w:val="28"/>
-          <w:szCs w:val="28"/>
-        </w:rPr>
-      </w:pPr>
-      <w:r>
-        <w:rPr>
-          <w:rFonts w:hint="eastAsia" w:ascii="Times New Roman" w:hAnsi="Times New Roman" w:eastAsia="宋体"/>
-          <w:color w:val="000000"/>
-          <w:sz w:val="28"/>
-          <w:szCs w:val="28"/>
-        </w:rPr>
-        <w:t>可行性分析结论</w:t>
-      </w:r>
-    </w:p>
-    <w:p>
-      <w:pPr>
-        <w:ind w:left="0" w:right="0" w:firstLine="0"/>
-      </w:pPr>
-      <w:r>
-        <w:rPr>
-          <w:rFonts w:ascii="Times New Roman" w:hAnsi="Times New Roman" w:eastAsia="宋体"/>
-          <w:color w:val="000000"/>
-          <w:sz w:val="21"/>
-        </w:rPr>
-        <w:t xml:space="preserve">8.1 </w:t>
-      </w:r>
-      <w:r>
-        <w:rPr>
-          <w:rFonts w:hint="eastAsia" w:ascii="Times New Roman" w:hAnsi="Times New Roman" w:eastAsia="宋体"/>
-          <w:color w:val="000000"/>
-          <w:sz w:val="21"/>
-        </w:rPr>
-        <w:t>综合分析</w:t>
-      </w:r>
-    </w:p>
-    <w:p>
-      <w:pPr>
-        <w:ind w:left="0" w:right="0" w:firstLine="0"/>
-      </w:pPr>
-      <w:r>
-        <w:rPr>
-          <w:rFonts w:hint="eastAsia" w:ascii="Times New Roman" w:hAnsi="Times New Roman" w:eastAsia="宋体"/>
-          <w:color w:val="000000"/>
-          <w:sz w:val="21"/>
-        </w:rPr>
-        <w:t>维度</w:t>
-      </w:r>
-      <w:r>
-        <w:rPr>
-          <w:rFonts w:ascii="Times New Roman" w:hAnsi="Times New Roman" w:eastAsia="宋体"/>
-          <w:color w:val="000000"/>
-          <w:sz w:val="21"/>
-        </w:rPr>
-        <w:t xml:space="preserve"> </w:t>
-      </w:r>
-      <w:r>
-        <w:rPr>
-          <w:rFonts w:hint="eastAsia" w:ascii="Times New Roman" w:hAnsi="Times New Roman" w:eastAsia="宋体"/>
-          <w:color w:val="000000"/>
-          <w:sz w:val="21"/>
-        </w:rPr>
-        <w:t>结论</w:t>
-      </w:r>
-      <w:r>
-        <w:rPr>
-          <w:rFonts w:ascii="Times New Roman" w:hAnsi="Times New Roman" w:eastAsia="宋体"/>
-          <w:color w:val="000000"/>
-          <w:sz w:val="21"/>
-        </w:rPr>
-        <w:t xml:space="preserve"> </w:t>
-      </w:r>
-      <w:r>
-        <w:rPr>
-          <w:rFonts w:hint="eastAsia" w:ascii="Times New Roman" w:hAnsi="Times New Roman" w:eastAsia="宋体"/>
-          <w:color w:val="000000"/>
-          <w:sz w:val="21"/>
-        </w:rPr>
-        <w:t>关键依据</w:t>
-      </w:r>
-    </w:p>
-    <w:p>
-      <w:pPr>
-        <w:ind w:left="0" w:right="0" w:firstLine="0"/>
-      </w:pPr>
-      <w:r>
-        <w:rPr>
-          <w:rFonts w:hint="eastAsia" w:ascii="Times New Roman" w:hAnsi="Times New Roman" w:eastAsia="宋体"/>
-          <w:color w:val="000000"/>
-          <w:sz w:val="21"/>
-        </w:rPr>
-        <w:t>技术可行性</w:t>
-      </w:r>
-      <w:r>
-        <w:rPr>
-          <w:rFonts w:ascii="Times New Roman" w:hAnsi="Times New Roman" w:eastAsia="宋体"/>
-          <w:color w:val="000000"/>
-          <w:sz w:val="21"/>
-        </w:rPr>
-        <w:t xml:space="preserve"> ✅ </w:t>
-      </w:r>
-      <w:r>
-        <w:rPr>
-          <w:rFonts w:hint="eastAsia" w:ascii="Times New Roman" w:hAnsi="Times New Roman" w:eastAsia="宋体"/>
-          <w:color w:val="000000"/>
-          <w:sz w:val="21"/>
-        </w:rPr>
-        <w:t>可行</w:t>
-      </w:r>
-      <w:r>
-        <w:rPr>
-          <w:rFonts w:ascii="Times New Roman" w:hAnsi="Times New Roman" w:eastAsia="宋体"/>
-          <w:color w:val="000000"/>
-          <w:sz w:val="21"/>
-        </w:rPr>
-        <w:t xml:space="preserve"> CLIP </w:t>
-      </w:r>
-      <w:r>
-        <w:rPr>
-          <w:rFonts w:hint="eastAsia" w:ascii="Times New Roman" w:hAnsi="Times New Roman" w:eastAsia="宋体"/>
-          <w:color w:val="000000"/>
-          <w:sz w:val="21"/>
-        </w:rPr>
-        <w:t>模型成熟，向量计算方案轻量，Vue3</w:t>
-      </w:r>
-      <w:r>
-        <w:rPr>
-          <w:rFonts w:ascii="Times New Roman" w:hAnsi="Times New Roman" w:eastAsia="宋体"/>
-          <w:color w:val="000000"/>
-          <w:sz w:val="21"/>
-        </w:rPr>
-        <w:t xml:space="preserve"> </w:t>
-      </w:r>
-      <w:r>
-        <w:rPr>
-          <w:rFonts w:hint="eastAsia" w:ascii="Times New Roman" w:hAnsi="Times New Roman" w:eastAsia="宋体"/>
-          <w:color w:val="000000"/>
-          <w:sz w:val="21"/>
-        </w:rPr>
-        <w:t>生态完善</w:t>
-      </w:r>
-    </w:p>
-    <w:p>
-      <w:pPr>
-        <w:ind w:left="0" w:right="0" w:firstLine="0"/>
-      </w:pPr>
-      <w:r>
-        <w:rPr>
-          <w:rFonts w:hint="eastAsia" w:ascii="Times New Roman" w:hAnsi="Times New Roman" w:eastAsia="宋体"/>
-          <w:color w:val="000000"/>
-          <w:sz w:val="21"/>
-        </w:rPr>
-        <w:t>经济可行性</w:t>
-      </w:r>
-      <w:r>
-        <w:rPr>
-          <w:rFonts w:ascii="Times New Roman" w:hAnsi="Times New Roman" w:eastAsia="宋体"/>
-          <w:color w:val="000000"/>
-          <w:sz w:val="21"/>
-        </w:rPr>
-        <w:t xml:space="preserve"> ✅ </w:t>
-      </w:r>
-      <w:r>
-        <w:rPr>
-          <w:rFonts w:hint="eastAsia" w:ascii="Times New Roman" w:hAnsi="Times New Roman" w:eastAsia="宋体"/>
-          <w:color w:val="000000"/>
-          <w:sz w:val="21"/>
-        </w:rPr>
-        <w:t>可行</w:t>
-      </w:r>
-      <w:r>
-        <w:rPr>
-          <w:rFonts w:ascii="Times New Roman" w:hAnsi="Times New Roman" w:eastAsia="宋体"/>
-          <w:color w:val="000000"/>
-          <w:sz w:val="21"/>
-        </w:rPr>
-        <w:t xml:space="preserve"> </w:t>
-      </w:r>
-      <w:r>
-        <w:rPr>
-          <w:rFonts w:hint="eastAsia" w:ascii="Times New Roman" w:hAnsi="Times New Roman" w:eastAsia="宋体"/>
-          <w:color w:val="000000"/>
-          <w:sz w:val="21"/>
-        </w:rPr>
-        <w:t>开发成本为零，运行成本可控制在免费额度内</w:t>
-      </w:r>
-    </w:p>
-    <w:p>
-      <w:pPr>
-        <w:ind w:left="0" w:right="0" w:firstLine="0"/>
-      </w:pPr>
-      <w:r>
-        <w:rPr>
-          <w:rFonts w:hint="eastAsia" w:ascii="Times New Roman" w:hAnsi="Times New Roman" w:eastAsia="宋体"/>
-          <w:color w:val="000000"/>
-          <w:sz w:val="21"/>
-        </w:rPr>
-        <w:t>法律可行性</w:t>
-      </w:r>
-      <w:r>
-        <w:rPr>
-          <w:rFonts w:ascii="Times New Roman" w:hAnsi="Times New Roman" w:eastAsia="宋体"/>
-          <w:color w:val="000000"/>
-          <w:sz w:val="21"/>
-        </w:rPr>
-        <w:t xml:space="preserve"> ✅ </w:t>
-      </w:r>
-      <w:r>
-        <w:rPr>
-          <w:rFonts w:hint="eastAsia" w:ascii="Times New Roman" w:hAnsi="Times New Roman" w:eastAsia="宋体"/>
-          <w:color w:val="000000"/>
-          <w:sz w:val="21"/>
-        </w:rPr>
-        <w:t>可行</w:t>
-      </w:r>
-      <w:r>
-        <w:rPr>
-          <w:rFonts w:ascii="Times New Roman" w:hAnsi="Times New Roman" w:eastAsia="宋体"/>
-          <w:color w:val="000000"/>
-          <w:sz w:val="21"/>
-        </w:rPr>
-        <w:t xml:space="preserve"> </w:t>
-      </w:r>
-      <w:r>
-        <w:rPr>
-          <w:rFonts w:hint="eastAsia" w:ascii="Times New Roman" w:hAnsi="Times New Roman" w:eastAsia="宋体"/>
-          <w:color w:val="000000"/>
-          <w:sz w:val="21"/>
-        </w:rPr>
-        <w:t>符合</w:t>
-      </w:r>
-      <w:r>
-        <w:rPr>
-          <w:rFonts w:ascii="Times New Roman" w:hAnsi="Times New Roman" w:eastAsia="宋体"/>
-          <w:color w:val="000000"/>
-          <w:sz w:val="21"/>
-        </w:rPr>
-        <w:t xml:space="preserve"> GB/T 8567 </w:t>
-      </w:r>
-      <w:r>
-        <w:rPr>
-          <w:rFonts w:hint="eastAsia" w:ascii="Times New Roman" w:hAnsi="Times New Roman" w:eastAsia="宋体"/>
-          <w:color w:val="000000"/>
-          <w:sz w:val="21"/>
-        </w:rPr>
-        <w:t>等国家标准，组件开源合规，隐私保护到位</w:t>
-      </w:r>
-    </w:p>
-    <w:p>
-      <w:pPr>
-        <w:ind w:left="0" w:right="0" w:firstLine="0"/>
-      </w:pPr>
-      <w:r>
-        <w:rPr>
-          <w:rFonts w:hint="eastAsia" w:ascii="Times New Roman" w:hAnsi="Times New Roman" w:eastAsia="宋体"/>
-          <w:color w:val="000000"/>
-          <w:sz w:val="21"/>
-        </w:rPr>
-        <w:t>操作可行性</w:t>
-      </w:r>
-      <w:r>
-        <w:rPr>
-          <w:rFonts w:ascii="Times New Roman" w:hAnsi="Times New Roman" w:eastAsia="宋体"/>
-          <w:color w:val="000000"/>
-          <w:sz w:val="21"/>
-        </w:rPr>
-        <w:t xml:space="preserve"> ✅ </w:t>
-      </w:r>
-      <w:r>
-        <w:rPr>
-          <w:rFonts w:hint="eastAsia" w:ascii="Times New Roman" w:hAnsi="Times New Roman" w:eastAsia="宋体"/>
-          <w:color w:val="000000"/>
-          <w:sz w:val="21"/>
-        </w:rPr>
-        <w:t>可行</w:t>
-      </w:r>
-      <w:r>
-        <w:rPr>
-          <w:rFonts w:ascii="Times New Roman" w:hAnsi="Times New Roman" w:eastAsia="宋体"/>
-          <w:color w:val="000000"/>
-          <w:sz w:val="21"/>
-        </w:rPr>
-        <w:t xml:space="preserve"> </w:t>
-      </w:r>
-      <w:r>
-        <w:rPr>
-          <w:rFonts w:hint="eastAsia" w:ascii="Times New Roman" w:hAnsi="Times New Roman" w:eastAsia="宋体"/>
-          <w:color w:val="000000"/>
-          <w:sz w:val="21"/>
-        </w:rPr>
-        <w:t>三步完成核心操作，学习成本极低，UI</w:t>
-      </w:r>
-      <w:r>
-        <w:rPr>
-          <w:rFonts w:ascii="Times New Roman" w:hAnsi="Times New Roman" w:eastAsia="宋体"/>
-          <w:color w:val="000000"/>
-          <w:sz w:val="21"/>
-        </w:rPr>
-        <w:t xml:space="preserve"> </w:t>
-      </w:r>
-      <w:r>
-        <w:rPr>
-          <w:rFonts w:hint="eastAsia" w:ascii="Times New Roman" w:hAnsi="Times New Roman" w:eastAsia="宋体"/>
-          <w:color w:val="000000"/>
-          <w:sz w:val="21"/>
-        </w:rPr>
-        <w:t>清新友好</w:t>
-      </w:r>
-    </w:p>
-    <w:p>
-      <w:pPr>
-        <w:ind w:left="0" w:right="0" w:firstLine="0"/>
-      </w:pPr>
-      <w:r>
-        <w:rPr>
-          <w:rFonts w:hint="eastAsia" w:ascii="Times New Roman" w:hAnsi="Times New Roman" w:eastAsia="宋体"/>
-          <w:color w:val="000000"/>
-          <w:sz w:val="21"/>
-        </w:rPr>
-        <w:t>进度可行性</w:t>
-      </w:r>
-      <w:r>
-        <w:rPr>
-          <w:rFonts w:ascii="Times New Roman" w:hAnsi="Times New Roman" w:eastAsia="宋体"/>
-          <w:color w:val="000000"/>
-          <w:sz w:val="21"/>
-        </w:rPr>
-        <w:t xml:space="preserve"> ✅ </w:t>
-      </w:r>
-      <w:r>
-        <w:rPr>
-          <w:rFonts w:hint="eastAsia" w:ascii="Times New Roman" w:hAnsi="Times New Roman" w:eastAsia="宋体"/>
-          <w:color w:val="000000"/>
-          <w:sz w:val="21"/>
-        </w:rPr>
-        <w:t>可行</w:t>
-      </w:r>
-      <w:r>
-        <w:rPr>
-          <w:rFonts w:ascii="Times New Roman" w:hAnsi="Times New Roman" w:eastAsia="宋体"/>
-          <w:color w:val="000000"/>
-          <w:sz w:val="21"/>
-        </w:rPr>
-        <w:t xml:space="preserve"> </w:t>
-      </w:r>
-      <w:r>
-        <w:rPr>
-          <w:rFonts w:hint="eastAsia" w:ascii="Times New Roman" w:hAnsi="Times New Roman" w:eastAsia="宋体"/>
-          <w:color w:val="000000"/>
-          <w:sz w:val="21"/>
-        </w:rPr>
-        <w:t>总代码量约</w:t>
-      </w:r>
-      <w:r>
-        <w:rPr>
-          <w:rFonts w:ascii="Times New Roman" w:hAnsi="Times New Roman" w:eastAsia="宋体"/>
-          <w:color w:val="000000"/>
-          <w:sz w:val="21"/>
-        </w:rPr>
-        <w:t xml:space="preserve"> 2300 </w:t>
-      </w:r>
-      <w:r>
-        <w:rPr>
-          <w:rFonts w:hint="eastAsia" w:ascii="Times New Roman" w:hAnsi="Times New Roman" w:eastAsia="宋体"/>
-          <w:color w:val="000000"/>
-          <w:sz w:val="21"/>
-        </w:rPr>
-        <w:t>行，14</w:t>
-      </w:r>
-      <w:r>
-        <w:rPr>
-          <w:rFonts w:ascii="Times New Roman" w:hAnsi="Times New Roman" w:eastAsia="宋体"/>
-          <w:color w:val="000000"/>
-          <w:sz w:val="21"/>
-        </w:rPr>
-        <w:t xml:space="preserve"> </w:t>
-      </w:r>
-      <w:r>
-        <w:rPr>
-          <w:rFonts w:hint="eastAsia" w:ascii="Times New Roman" w:hAnsi="Times New Roman" w:eastAsia="宋体"/>
-          <w:color w:val="000000"/>
-          <w:sz w:val="21"/>
-        </w:rPr>
-        <w:t>天可完成</w:t>
-      </w:r>
-      <w:r>
-        <w:rPr>
-          <w:rFonts w:ascii="Times New Roman" w:hAnsi="Times New Roman" w:eastAsia="宋体"/>
-          <w:color w:val="000000"/>
-          <w:sz w:val="21"/>
-        </w:rPr>
-        <w:t xml:space="preserve"> MVP</w:t>
-      </w:r>
-    </w:p>
-    <w:p>
-      <w:pPr>
-        <w:ind w:left="0" w:right="0" w:firstLine="0"/>
-      </w:pPr>
-      <w:r>
-        <w:rPr>
-          <w:rFonts w:hint="eastAsia" w:ascii="Times New Roman" w:hAnsi="Times New Roman" w:eastAsia="宋体"/>
-          <w:color w:val="000000"/>
-          <w:sz w:val="21"/>
-        </w:rPr>
-        <w:t>资源可行性</w:t>
-      </w:r>
-      <w:r>
-        <w:rPr>
-          <w:rFonts w:ascii="Times New Roman" w:hAnsi="Times New Roman" w:eastAsia="宋体"/>
-          <w:color w:val="000000"/>
-          <w:sz w:val="21"/>
-        </w:rPr>
-        <w:t xml:space="preserve"> ✅ </w:t>
-      </w:r>
-      <w:r>
-        <w:rPr>
-          <w:rFonts w:hint="eastAsia" w:ascii="Times New Roman" w:hAnsi="Times New Roman" w:eastAsia="宋体"/>
-          <w:color w:val="000000"/>
-          <w:sz w:val="21"/>
-        </w:rPr>
-        <w:t>可行</w:t>
-      </w:r>
-      <w:r>
-        <w:rPr>
-          <w:rFonts w:ascii="Times New Roman" w:hAnsi="Times New Roman" w:eastAsia="宋体"/>
-          <w:color w:val="000000"/>
-          <w:sz w:val="21"/>
-        </w:rPr>
-        <w:t xml:space="preserve"> </w:t>
-      </w:r>
-      <w:r>
-        <w:rPr>
-          <w:rFonts w:hint="eastAsia" w:ascii="Times New Roman" w:hAnsi="Times New Roman" w:eastAsia="宋体"/>
-          <w:color w:val="000000"/>
-          <w:sz w:val="21"/>
-        </w:rPr>
-        <w:t>硬件、软件、知识资源均已齐备</w:t>
-      </w:r>
-    </w:p>
-    <w:p>
-      <w:pPr>
-        <w:ind w:left="0" w:right="0" w:firstLine="0"/>
-        <w:rPr>
-          <w:rFonts w:ascii="Times New Roman" w:hAnsi="Times New Roman" w:eastAsia="宋体"/>
-          <w:color w:val="000000"/>
-          <w:sz w:val="21"/>
-        </w:rPr>
-      </w:pPr>
-    </w:p>
-    <w:p>
-      <w:pPr>
-        <w:ind w:left="0" w:right="0" w:firstLine="0"/>
-      </w:pPr>
-      <w:r>
-        <w:rPr>
-          <w:rFonts w:ascii="Times New Roman" w:hAnsi="Times New Roman" w:eastAsia="宋体"/>
-          <w:color w:val="000000"/>
-          <w:sz w:val="21"/>
-        </w:rPr>
-        <w:t xml:space="preserve">8.2 </w:t>
-      </w:r>
-      <w:r>
-        <w:rPr>
-          <w:rFonts w:hint="eastAsia" w:ascii="Times New Roman" w:hAnsi="Times New Roman" w:eastAsia="宋体"/>
-          <w:color w:val="000000"/>
-          <w:sz w:val="21"/>
-        </w:rPr>
-        <w:t>综合结论</w:t>
-      </w:r>
-    </w:p>
-    <w:p>
-      <w:pPr>
-        <w:ind w:left="0" w:right="0" w:firstLine="0"/>
-      </w:pPr>
-      <w:r>
-        <w:rPr>
-          <w:rFonts w:hint="eastAsia" w:ascii="Times New Roman" w:hAnsi="Times New Roman" w:eastAsia="宋体"/>
-          <w:color w:val="000000"/>
-          <w:sz w:val="21"/>
-        </w:rPr>
-        <w:t>本项目</w:t>
-      </w:r>
-      <w:r>
-        <w:rPr>
-          <w:rFonts w:ascii="Times New Roman" w:hAnsi="Times New Roman" w:eastAsia="宋体"/>
-          <w:color w:val="000000"/>
-          <w:sz w:val="21"/>
-        </w:rPr>
-        <w:t xml:space="preserve"> </w:t>
-      </w:r>
-      <w:r>
-        <w:rPr>
-          <w:rFonts w:hint="eastAsia" w:ascii="Times New Roman" w:hAnsi="Times New Roman" w:eastAsia="宋体"/>
-          <w:color w:val="000000"/>
-          <w:sz w:val="21"/>
-        </w:rPr>
-        <w:t>完全可行。</w:t>
-      </w:r>
-    </w:p>
-    <w:p>
-      <w:r>
-        <w:rPr>
-          <w:rFonts w:hint="eastAsia" w:ascii="Times New Roman" w:hAnsi="Times New Roman" w:eastAsia="宋体"/>
-          <w:color w:val="000000"/>
-          <w:sz w:val="21"/>
-        </w:rPr>
-        <w:t>“灵素”系统定位清晰，技术方案合理，无需高昂的硬件投入和复杂的模型训练，符合大二本科生的技术能力边界。系统所解决的设计师素材管理痛点真实存在，用户体验设计友好，具有实际应用价值。</w:t>
-      </w:r>
-    </w:p>
-    <w:p>
-      <w:r>
-        <w:rPr>
-          <w:rFonts w:hint="eastAsia" w:ascii="Times New Roman" w:hAnsi="Times New Roman" w:eastAsia="宋体"/>
-          <w:color w:val="000000"/>
-          <w:sz w:val="21"/>
-        </w:rPr>
-        <w:t>建议立即立项开发，按照</w:t>
-      </w:r>
-      <w:r>
-        <w:rPr>
-          <w:rFonts w:ascii="Times New Roman" w:hAnsi="Times New Roman" w:eastAsia="宋体"/>
-          <w:color w:val="000000"/>
-          <w:sz w:val="21"/>
-        </w:rPr>
-        <w:t xml:space="preserve"> 14 </w:t>
-      </w:r>
-      <w:r>
-        <w:rPr>
-          <w:rFonts w:hint="eastAsia" w:ascii="Times New Roman" w:hAnsi="Times New Roman" w:eastAsia="宋体"/>
-          <w:color w:val="000000"/>
-          <w:sz w:val="21"/>
-        </w:rPr>
-        <w:t>天进度计划推进</w:t>
-      </w:r>
-      <w:r>
-        <w:rPr>
-          <w:rFonts w:ascii="Times New Roman" w:hAnsi="Times New Roman" w:eastAsia="宋体"/>
-          <w:color w:val="000000"/>
-          <w:sz w:val="21"/>
-        </w:rPr>
-        <w:t xml:space="preserve"> MVP </w:t>
-      </w:r>
-      <w:r>
-        <w:rPr>
-          <w:rFonts w:hint="eastAsia" w:ascii="Times New Roman" w:hAnsi="Times New Roman" w:eastAsia="宋体"/>
-          <w:color w:val="000000"/>
-          <w:sz w:val="21"/>
-        </w:rPr>
-        <w:t>版本的实现和交付。</w:t>
-      </w:r>
-    </w:p>
-    <w:p>
-      <w:pPr>
-        <w:rPr>
-          <w:rFonts w:hint="eastAsia" w:ascii="Times New Roman" w:hAnsi="Times New Roman" w:eastAsia="宋体"/>
-          <w:color w:val="000000"/>
-          <w:sz w:val="21"/>
         </w:rPr>
       </w:pPr>
     </w:p>
@@ -8076,6 +8876,30 @@
     </w:p>
   </w:footnote>
 </w:footnotes>
+</file>
+
+<file path=word/numbering.xml><?xml version="1.0" encoding="utf-8"?>
+<w:numbering xmlns:wpc="http://schemas.microsoft.com/office/word/2010/wordprocessingCanvas" xmlns:mc="http://schemas.openxmlformats.org/markup-compatibility/2006" xmlns:o="urn:schemas-microsoft-com:office:office" xmlns:r="http://schemas.openxmlformats.org/officeDocument/2006/relationships" xmlns:m="http://schemas.openxmlformats.org/officeDocument/2006/math" xmlns:v="urn:schemas-microsoft-com:vml" xmlns:wp14="http://schemas.microsoft.com/office/word/2010/wordprocessingDrawing" xmlns:wp="http://schemas.openxmlformats.org/drawingml/2006/wordprocessingDrawing" xmlns:w10="urn:schemas-microsoft-com:office:word" xmlns:w="http://schemas.openxmlformats.org/wordprocessingml/2006/main" xmlns:w14="http://schemas.microsoft.com/office/word/2010/wordml" xmlns:wpg="http://schemas.microsoft.com/office/word/2010/wordprocessingGroup" xmlns:wpi="http://schemas.microsoft.com/office/word/2010/wordprocessingInk" xmlns:wne="http://schemas.microsoft.com/office/word/2006/wordml" xmlns:wps="http://schemas.microsoft.com/office/word/2010/wordprocessingShape" xmlns:wpsCustomData="http://www.wps.cn/officeDocument/2013/wpsCustomData" mc:Ignorable="w14 wp14">
+  <w:abstractNum w:abstractNumId="0">
+    <w:nsid w:val="02981E29"/>
+    <w:multiLevelType w:val="singleLevel"/>
+    <w:tmpl w:val="02981E29"/>
+    <w:lvl w:ilvl="0" w:tentative="0">
+      <w:start w:val="9"/>
+      <w:numFmt w:val="decimal"/>
+      <w:lvlText w:val="%1."/>
+      <w:lvlJc w:val="left"/>
+      <w:pPr>
+        <w:tabs>
+          <w:tab w:val="left" w:pos="312"/>
+        </w:tabs>
+      </w:pPr>
+    </w:lvl>
+  </w:abstractNum>
+  <w:num w:numId="1">
+    <w:abstractNumId w:val="0"/>
+  </w:num>
+</w:numbering>
 </file>
 
 <file path=word/styles.xml><?xml version="1.0" encoding="utf-8"?>
@@ -8099,146 +8923,146 @@
     <w:lsdException w:qFormat="1" w:uiPriority="9" w:name="heading 7"/>
     <w:lsdException w:qFormat="1" w:uiPriority="9" w:name="heading 8"/>
     <w:lsdException w:qFormat="1" w:uiPriority="9" w:name="heading 9"/>
-    <w:lsdException w:unhideWhenUsed="0" w:uiPriority="0" w:semiHidden="0" w:name="index 1"/>
-    <w:lsdException w:unhideWhenUsed="0" w:uiPriority="0" w:semiHidden="0" w:name="index 2"/>
-    <w:lsdException w:unhideWhenUsed="0" w:uiPriority="0" w:semiHidden="0" w:name="index 3"/>
-    <w:lsdException w:unhideWhenUsed="0" w:uiPriority="0" w:semiHidden="0" w:name="index 4"/>
-    <w:lsdException w:unhideWhenUsed="0" w:uiPriority="0" w:semiHidden="0" w:name="index 5"/>
-    <w:lsdException w:unhideWhenUsed="0" w:uiPriority="0" w:semiHidden="0" w:name="index 6"/>
-    <w:lsdException w:unhideWhenUsed="0" w:uiPriority="0" w:semiHidden="0" w:name="index 7"/>
-    <w:lsdException w:unhideWhenUsed="0" w:uiPriority="0" w:semiHidden="0" w:name="index 8"/>
-    <w:lsdException w:unhideWhenUsed="0" w:uiPriority="0" w:semiHidden="0" w:name="index 9"/>
-    <w:lsdException w:unhideWhenUsed="0" w:uiPriority="0" w:semiHidden="0" w:name="toc 1"/>
-    <w:lsdException w:unhideWhenUsed="0" w:uiPriority="0" w:semiHidden="0" w:name="toc 2"/>
-    <w:lsdException w:unhideWhenUsed="0" w:uiPriority="0" w:semiHidden="0" w:name="toc 3"/>
-    <w:lsdException w:unhideWhenUsed="0" w:uiPriority="0" w:semiHidden="0" w:name="toc 4"/>
-    <w:lsdException w:unhideWhenUsed="0" w:uiPriority="0" w:semiHidden="0" w:name="toc 5"/>
-    <w:lsdException w:unhideWhenUsed="0" w:uiPriority="0" w:semiHidden="0" w:name="toc 6"/>
-    <w:lsdException w:unhideWhenUsed="0" w:uiPriority="0" w:semiHidden="0" w:name="toc 7"/>
-    <w:lsdException w:unhideWhenUsed="0" w:uiPriority="0" w:semiHidden="0" w:name="toc 8"/>
-    <w:lsdException w:unhideWhenUsed="0" w:uiPriority="0" w:semiHidden="0" w:name="toc 9"/>
-    <w:lsdException w:unhideWhenUsed="0" w:uiPriority="0" w:semiHidden="0" w:name="Normal Indent"/>
-    <w:lsdException w:qFormat="1" w:uiPriority="9" w:semiHidden="0" w:name="footnote text"/>
-    <w:lsdException w:unhideWhenUsed="0" w:uiPriority="0" w:semiHidden="0" w:name="annotation text"/>
-    <w:lsdException w:unhideWhenUsed="0" w:uiPriority="0" w:semiHidden="0" w:name="header"/>
-    <w:lsdException w:unhideWhenUsed="0" w:uiPriority="0" w:semiHidden="0" w:name="footer"/>
-    <w:lsdException w:unhideWhenUsed="0" w:uiPriority="0" w:semiHidden="0" w:name="index heading"/>
-    <w:lsdException w:qFormat="1" w:unhideWhenUsed="0" w:uiPriority="0" w:semiHidden="0" w:name="caption"/>
-    <w:lsdException w:unhideWhenUsed="0" w:uiPriority="0" w:semiHidden="0" w:name="table of figures"/>
-    <w:lsdException w:unhideWhenUsed="0" w:uiPriority="0" w:semiHidden="0" w:name="envelope address"/>
-    <w:lsdException w:unhideWhenUsed="0" w:uiPriority="0" w:semiHidden="0" w:name="envelope return"/>
-    <w:lsdException w:unhideWhenUsed="0" w:uiPriority="0" w:semiHidden="0" w:name="footnote reference"/>
-    <w:lsdException w:unhideWhenUsed="0" w:uiPriority="0" w:semiHidden="0" w:name="annotation reference"/>
-    <w:lsdException w:unhideWhenUsed="0" w:uiPriority="0" w:semiHidden="0" w:name="line number"/>
-    <w:lsdException w:unhideWhenUsed="0" w:uiPriority="0" w:semiHidden="0" w:name="page number"/>
-    <w:lsdException w:unhideWhenUsed="0" w:uiPriority="0" w:semiHidden="0" w:name="endnote reference"/>
-    <w:lsdException w:unhideWhenUsed="0" w:uiPriority="0" w:semiHidden="0" w:name="endnote text"/>
-    <w:lsdException w:unhideWhenUsed="0" w:uiPriority="0" w:semiHidden="0" w:name="table of authorities"/>
-    <w:lsdException w:unhideWhenUsed="0" w:uiPriority="0" w:semiHidden="0" w:name="macro"/>
-    <w:lsdException w:unhideWhenUsed="0" w:uiPriority="0" w:semiHidden="0" w:name="toa heading"/>
-    <w:lsdException w:unhideWhenUsed="0" w:uiPriority="0" w:semiHidden="0" w:name="List"/>
-    <w:lsdException w:unhideWhenUsed="0" w:uiPriority="0" w:semiHidden="0" w:name="List Bullet"/>
-    <w:lsdException w:unhideWhenUsed="0" w:uiPriority="0" w:semiHidden="0" w:name="List Number"/>
-    <w:lsdException w:unhideWhenUsed="0" w:uiPriority="0" w:semiHidden="0" w:name="List 2"/>
-    <w:lsdException w:unhideWhenUsed="0" w:uiPriority="0" w:semiHidden="0" w:name="List 3"/>
-    <w:lsdException w:unhideWhenUsed="0" w:uiPriority="0" w:semiHidden="0" w:name="List 4"/>
-    <w:lsdException w:unhideWhenUsed="0" w:uiPriority="0" w:semiHidden="0" w:name="List 5"/>
-    <w:lsdException w:unhideWhenUsed="0" w:uiPriority="0" w:semiHidden="0" w:name="List Bullet 2"/>
-    <w:lsdException w:unhideWhenUsed="0" w:uiPriority="0" w:semiHidden="0" w:name="List Bullet 3"/>
-    <w:lsdException w:unhideWhenUsed="0" w:uiPriority="0" w:semiHidden="0" w:name="List Bullet 4"/>
-    <w:lsdException w:unhideWhenUsed="0" w:uiPriority="0" w:semiHidden="0" w:name="List Bullet 5"/>
-    <w:lsdException w:unhideWhenUsed="0" w:uiPriority="0" w:semiHidden="0" w:name="List Number 2"/>
-    <w:lsdException w:unhideWhenUsed="0" w:uiPriority="0" w:semiHidden="0" w:name="List Number 3"/>
-    <w:lsdException w:unhideWhenUsed="0" w:uiPriority="0" w:semiHidden="0" w:name="List Number 4"/>
-    <w:lsdException w:unhideWhenUsed="0" w:uiPriority="0" w:semiHidden="0" w:name="List Number 5"/>
+    <w:lsdException w:uiPriority="99" w:name="index 1"/>
+    <w:lsdException w:uiPriority="99" w:name="index 2"/>
+    <w:lsdException w:uiPriority="99" w:name="index 3"/>
+    <w:lsdException w:uiPriority="99" w:name="index 4"/>
+    <w:lsdException w:uiPriority="99" w:name="index 5"/>
+    <w:lsdException w:uiPriority="99" w:name="index 6"/>
+    <w:lsdException w:uiPriority="99" w:name="index 7"/>
+    <w:lsdException w:uiPriority="99" w:name="index 8"/>
+    <w:lsdException w:uiPriority="99" w:name="index 9"/>
+    <w:lsdException w:uiPriority="39" w:name="toc 1"/>
+    <w:lsdException w:uiPriority="39" w:name="toc 2"/>
+    <w:lsdException w:uiPriority="39" w:name="toc 3"/>
+    <w:lsdException w:uiPriority="39" w:name="toc 4"/>
+    <w:lsdException w:uiPriority="39" w:name="toc 5"/>
+    <w:lsdException w:uiPriority="39" w:name="toc 6"/>
+    <w:lsdException w:uiPriority="39" w:name="toc 7"/>
+    <w:lsdException w:uiPriority="39" w:name="toc 8"/>
+    <w:lsdException w:uiPriority="39" w:name="toc 9"/>
+    <w:lsdException w:uiPriority="99" w:name="Normal Indent"/>
+    <w:lsdException w:qFormat="1" w:uiPriority="99" w:name="footnote text"/>
+    <w:lsdException w:uiPriority="99" w:name="annotation text"/>
+    <w:lsdException w:uiPriority="99" w:name="header"/>
+    <w:lsdException w:uiPriority="99" w:name="footer"/>
+    <w:lsdException w:uiPriority="99" w:name="index heading"/>
+    <w:lsdException w:qFormat="1" w:uiPriority="35" w:name="caption"/>
+    <w:lsdException w:uiPriority="99" w:name="table of figures"/>
+    <w:lsdException w:uiPriority="99" w:name="envelope address"/>
+    <w:lsdException w:uiPriority="99" w:name="envelope return"/>
+    <w:lsdException w:qFormat="1" w:uiPriority="99" w:name="footnote reference"/>
+    <w:lsdException w:uiPriority="99" w:name="annotation reference"/>
+    <w:lsdException w:uiPriority="99" w:name="line number"/>
+    <w:lsdException w:uiPriority="99" w:name="page number"/>
+    <w:lsdException w:uiPriority="99" w:name="endnote reference"/>
+    <w:lsdException w:uiPriority="99" w:name="endnote text"/>
+    <w:lsdException w:uiPriority="99" w:name="table of authorities"/>
+    <w:lsdException w:uiPriority="99" w:name="macro"/>
+    <w:lsdException w:uiPriority="99" w:name="toa heading"/>
+    <w:lsdException w:uiPriority="99" w:name="List"/>
+    <w:lsdException w:uiPriority="99" w:name="List Bullet"/>
+    <w:lsdException w:uiPriority="99" w:name="List Number"/>
+    <w:lsdException w:uiPriority="99" w:name="List 2"/>
+    <w:lsdException w:uiPriority="99" w:name="List 3"/>
+    <w:lsdException w:uiPriority="99" w:name="List 4"/>
+    <w:lsdException w:uiPriority="99" w:name="List 5"/>
+    <w:lsdException w:uiPriority="99" w:name="List Bullet 2"/>
+    <w:lsdException w:uiPriority="99" w:name="List Bullet 3"/>
+    <w:lsdException w:uiPriority="99" w:name="List Bullet 4"/>
+    <w:lsdException w:uiPriority="99" w:name="List Bullet 5"/>
+    <w:lsdException w:uiPriority="99" w:name="List Number 2"/>
+    <w:lsdException w:uiPriority="99" w:name="List Number 3"/>
+    <w:lsdException w:uiPriority="99" w:name="List Number 4"/>
+    <w:lsdException w:uiPriority="99" w:name="List Number 5"/>
     <w:lsdException w:qFormat="1" w:unhideWhenUsed="0" w:uiPriority="10" w:semiHidden="0" w:name="Title"/>
-    <w:lsdException w:unhideWhenUsed="0" w:uiPriority="0" w:semiHidden="0" w:name="Closing"/>
-    <w:lsdException w:unhideWhenUsed="0" w:uiPriority="0" w:semiHidden="0" w:name="Signature"/>
-    <w:lsdException w:uiPriority="0" w:name="Default Paragraph Font"/>
-    <w:lsdException w:qFormat="1" w:unhideWhenUsed="0" w:uiPriority="0" w:semiHidden="0" w:name="Body Text"/>
-    <w:lsdException w:unhideWhenUsed="0" w:uiPriority="0" w:semiHidden="0" w:name="Body Text Indent"/>
-    <w:lsdException w:unhideWhenUsed="0" w:uiPriority="0" w:semiHidden="0" w:name="List Continue"/>
-    <w:lsdException w:unhideWhenUsed="0" w:uiPriority="0" w:semiHidden="0" w:name="List Continue 2"/>
-    <w:lsdException w:unhideWhenUsed="0" w:uiPriority="0" w:semiHidden="0" w:name="List Continue 3"/>
-    <w:lsdException w:unhideWhenUsed="0" w:uiPriority="0" w:semiHidden="0" w:name="List Continue 4"/>
-    <w:lsdException w:unhideWhenUsed="0" w:uiPriority="0" w:semiHidden="0" w:name="List Continue 5"/>
-    <w:lsdException w:unhideWhenUsed="0" w:uiPriority="0" w:semiHidden="0" w:name="Message Header"/>
+    <w:lsdException w:uiPriority="99" w:name="Closing"/>
+    <w:lsdException w:uiPriority="99" w:name="Signature"/>
+    <w:lsdException w:qFormat="1" w:uiPriority="1" w:name="Default Paragraph Font"/>
+    <w:lsdException w:qFormat="1" w:uiPriority="99" w:name="Body Text"/>
+    <w:lsdException w:uiPriority="99" w:name="Body Text Indent"/>
+    <w:lsdException w:uiPriority="99" w:name="List Continue"/>
+    <w:lsdException w:uiPriority="99" w:name="List Continue 2"/>
+    <w:lsdException w:uiPriority="99" w:name="List Continue 3"/>
+    <w:lsdException w:uiPriority="99" w:name="List Continue 4"/>
+    <w:lsdException w:uiPriority="99" w:name="List Continue 5"/>
+    <w:lsdException w:uiPriority="99" w:name="Message Header"/>
     <w:lsdException w:qFormat="1" w:unhideWhenUsed="0" w:uiPriority="11" w:semiHidden="0" w:name="Subtitle"/>
-    <w:lsdException w:unhideWhenUsed="0" w:uiPriority="0" w:semiHidden="0" w:name="Salutation"/>
-    <w:lsdException w:qFormat="1" w:unhideWhenUsed="0" w:uiPriority="0" w:semiHidden="0" w:name="Date"/>
-    <w:lsdException w:unhideWhenUsed="0" w:uiPriority="0" w:semiHidden="0" w:name="Body Text First Indent"/>
-    <w:lsdException w:unhideWhenUsed="0" w:uiPriority="0" w:semiHidden="0" w:name="Body Text First Indent 2"/>
-    <w:lsdException w:unhideWhenUsed="0" w:uiPriority="0" w:semiHidden="0" w:name="Note Heading"/>
-    <w:lsdException w:unhideWhenUsed="0" w:uiPriority="0" w:semiHidden="0" w:name="Body Text 2"/>
-    <w:lsdException w:unhideWhenUsed="0" w:uiPriority="0" w:semiHidden="0" w:name="Body Text 3"/>
-    <w:lsdException w:unhideWhenUsed="0" w:uiPriority="0" w:semiHidden="0" w:name="Body Text Indent 2"/>
-    <w:lsdException w:unhideWhenUsed="0" w:uiPriority="0" w:semiHidden="0" w:name="Body Text Indent 3"/>
-    <w:lsdException w:qFormat="1" w:uiPriority="9" w:semiHidden="0" w:name="Block Text"/>
-    <w:lsdException w:unhideWhenUsed="0" w:uiPriority="0" w:semiHidden="0" w:name="Hyperlink"/>
-    <w:lsdException w:unhideWhenUsed="0" w:uiPriority="0" w:semiHidden="0" w:name="FollowedHyperlink"/>
-    <w:lsdException w:unhideWhenUsed="0" w:uiPriority="0" w:semiHidden="0" w:name="Strong"/>
-    <w:lsdException w:unhideWhenUsed="0" w:uiPriority="0" w:semiHidden="0" w:name="Emphasis"/>
-    <w:lsdException w:unhideWhenUsed="0" w:uiPriority="0" w:semiHidden="0" w:name="Document Map"/>
-    <w:lsdException w:unhideWhenUsed="0" w:uiPriority="0" w:semiHidden="0" w:name="Plain Text"/>
-    <w:lsdException w:unhideWhenUsed="0" w:uiPriority="0" w:semiHidden="0" w:name="E-mail Signature"/>
-    <w:lsdException w:unhideWhenUsed="0" w:uiPriority="0" w:semiHidden="0" w:name="Normal (Web)"/>
-    <w:lsdException w:unhideWhenUsed="0" w:uiPriority="0" w:semiHidden="0" w:name="HTML Acronym"/>
-    <w:lsdException w:unhideWhenUsed="0" w:uiPriority="0" w:semiHidden="0" w:name="HTML Address"/>
-    <w:lsdException w:unhideWhenUsed="0" w:uiPriority="0" w:semiHidden="0" w:name="HTML Cite"/>
-    <w:lsdException w:unhideWhenUsed="0" w:uiPriority="0" w:semiHidden="0" w:name="HTML Code"/>
-    <w:lsdException w:unhideWhenUsed="0" w:uiPriority="0" w:semiHidden="0" w:name="HTML Definition"/>
-    <w:lsdException w:unhideWhenUsed="0" w:uiPriority="0" w:semiHidden="0" w:name="HTML Keyboard"/>
-    <w:lsdException w:unhideWhenUsed="0" w:uiPriority="0" w:semiHidden="0" w:name="HTML Preformatted"/>
-    <w:lsdException w:unhideWhenUsed="0" w:uiPriority="0" w:semiHidden="0" w:name="HTML Sample"/>
-    <w:lsdException w:unhideWhenUsed="0" w:uiPriority="0" w:semiHidden="0" w:name="HTML Typewriter"/>
-    <w:lsdException w:unhideWhenUsed="0" w:uiPriority="0" w:semiHidden="0" w:name="HTML Variable"/>
-    <w:lsdException w:unhideWhenUsed="0" w:uiPriority="0" w:semiHidden="0" w:name="Normal Table"/>
-    <w:lsdException w:unhideWhenUsed="0" w:uiPriority="0" w:semiHidden="0" w:name="annotation subject"/>
-    <w:lsdException w:unhideWhenUsed="0" w:uiPriority="0" w:semiHidden="0" w:name="Table Simple 1"/>
-    <w:lsdException w:unhideWhenUsed="0" w:uiPriority="0" w:semiHidden="0" w:name="Table Simple 2"/>
-    <w:lsdException w:unhideWhenUsed="0" w:uiPriority="0" w:semiHidden="0" w:name="Table Simple 3"/>
-    <w:lsdException w:unhideWhenUsed="0" w:uiPriority="0" w:semiHidden="0" w:name="Table Classic 1"/>
-    <w:lsdException w:unhideWhenUsed="0" w:uiPriority="0" w:semiHidden="0" w:name="Table Classic 2"/>
-    <w:lsdException w:unhideWhenUsed="0" w:uiPriority="0" w:semiHidden="0" w:name="Table Classic 3"/>
-    <w:lsdException w:unhideWhenUsed="0" w:uiPriority="0" w:semiHidden="0" w:name="Table Classic 4"/>
-    <w:lsdException w:unhideWhenUsed="0" w:uiPriority="0" w:semiHidden="0" w:name="Table Colorful 1"/>
-    <w:lsdException w:unhideWhenUsed="0" w:uiPriority="0" w:semiHidden="0" w:name="Table Colorful 2"/>
-    <w:lsdException w:unhideWhenUsed="0" w:uiPriority="0" w:semiHidden="0" w:name="Table Colorful 3"/>
-    <w:lsdException w:unhideWhenUsed="0" w:uiPriority="0" w:semiHidden="0" w:name="Table Columns 1"/>
-    <w:lsdException w:unhideWhenUsed="0" w:uiPriority="0" w:semiHidden="0" w:name="Table Columns 2"/>
-    <w:lsdException w:unhideWhenUsed="0" w:uiPriority="0" w:semiHidden="0" w:name="Table Columns 3"/>
-    <w:lsdException w:unhideWhenUsed="0" w:uiPriority="0" w:semiHidden="0" w:name="Table Columns 4"/>
-    <w:lsdException w:unhideWhenUsed="0" w:uiPriority="0" w:semiHidden="0" w:name="Table Columns 5"/>
-    <w:lsdException w:unhideWhenUsed="0" w:uiPriority="0" w:semiHidden="0" w:name="Table Grid 1"/>
-    <w:lsdException w:unhideWhenUsed="0" w:uiPriority="0" w:semiHidden="0" w:name="Table Grid 2"/>
-    <w:lsdException w:unhideWhenUsed="0" w:uiPriority="0" w:semiHidden="0" w:name="Table Grid 3"/>
-    <w:lsdException w:unhideWhenUsed="0" w:uiPriority="0" w:semiHidden="0" w:name="Table Grid 4"/>
-    <w:lsdException w:unhideWhenUsed="0" w:uiPriority="0" w:semiHidden="0" w:name="Table Grid 5"/>
-    <w:lsdException w:unhideWhenUsed="0" w:uiPriority="0" w:semiHidden="0" w:name="Table Grid 6"/>
-    <w:lsdException w:unhideWhenUsed="0" w:uiPriority="0" w:semiHidden="0" w:name="Table Grid 7"/>
-    <w:lsdException w:unhideWhenUsed="0" w:uiPriority="0" w:semiHidden="0" w:name="Table Grid 8"/>
-    <w:lsdException w:unhideWhenUsed="0" w:uiPriority="0" w:semiHidden="0" w:name="Table List 1"/>
-    <w:lsdException w:unhideWhenUsed="0" w:uiPriority="0" w:semiHidden="0" w:name="Table List 2"/>
-    <w:lsdException w:unhideWhenUsed="0" w:uiPriority="0" w:semiHidden="0" w:name="Table List 3"/>
-    <w:lsdException w:unhideWhenUsed="0" w:uiPriority="0" w:semiHidden="0" w:name="Table List 4"/>
-    <w:lsdException w:unhideWhenUsed="0" w:uiPriority="0" w:semiHidden="0" w:name="Table List 5"/>
-    <w:lsdException w:unhideWhenUsed="0" w:uiPriority="0" w:semiHidden="0" w:name="Table List 6"/>
-    <w:lsdException w:unhideWhenUsed="0" w:uiPriority="0" w:semiHidden="0" w:name="Table List 7"/>
-    <w:lsdException w:unhideWhenUsed="0" w:uiPriority="0" w:semiHidden="0" w:name="Table List 8"/>
-    <w:lsdException w:unhideWhenUsed="0" w:uiPriority="0" w:semiHidden="0" w:name="Table 3D effects 1"/>
-    <w:lsdException w:unhideWhenUsed="0" w:uiPriority="0" w:semiHidden="0" w:name="Table 3D effects 2"/>
-    <w:lsdException w:unhideWhenUsed="0" w:uiPriority="0" w:semiHidden="0" w:name="Table 3D effects 3"/>
-    <w:lsdException w:unhideWhenUsed="0" w:uiPriority="0" w:semiHidden="0" w:name="Table Contemporary"/>
-    <w:lsdException w:unhideWhenUsed="0" w:uiPriority="0" w:semiHidden="0" w:name="Table Elegant"/>
-    <w:lsdException w:unhideWhenUsed="0" w:uiPriority="0" w:semiHidden="0" w:name="Table Professional"/>
-    <w:lsdException w:unhideWhenUsed="0" w:uiPriority="0" w:semiHidden="0" w:name="Table Subtle 1"/>
-    <w:lsdException w:unhideWhenUsed="0" w:uiPriority="0" w:semiHidden="0" w:name="Table Subtle 2"/>
-    <w:lsdException w:unhideWhenUsed="0" w:uiPriority="0" w:semiHidden="0" w:name="Table Web 1"/>
-    <w:lsdException w:unhideWhenUsed="0" w:uiPriority="0" w:semiHidden="0" w:name="Table Web 2"/>
-    <w:lsdException w:unhideWhenUsed="0" w:uiPriority="0" w:semiHidden="0" w:name="Table Web 3"/>
-    <w:lsdException w:unhideWhenUsed="0" w:uiPriority="0" w:semiHidden="0" w:name="Balloon Text"/>
-    <w:lsdException w:unhideWhenUsed="0" w:uiPriority="0" w:semiHidden="0" w:name="Table Grid"/>
-    <w:lsdException w:unhideWhenUsed="0" w:uiPriority="0" w:semiHidden="0" w:name="Table Theme"/>
+    <w:lsdException w:uiPriority="99" w:name="Salutation"/>
+    <w:lsdException w:qFormat="1" w:uiPriority="99" w:name="Date"/>
+    <w:lsdException w:uiPriority="99" w:name="Body Text First Indent"/>
+    <w:lsdException w:uiPriority="99" w:name="Body Text First Indent 2"/>
+    <w:lsdException w:uiPriority="99" w:name="Note Heading"/>
+    <w:lsdException w:uiPriority="99" w:name="Body Text 2"/>
+    <w:lsdException w:uiPriority="99" w:name="Body Text 3"/>
+    <w:lsdException w:uiPriority="99" w:name="Body Text Indent 2"/>
+    <w:lsdException w:uiPriority="99" w:name="Body Text Indent 3"/>
+    <w:lsdException w:qFormat="1" w:uiPriority="99" w:name="Block Text"/>
+    <w:lsdException w:qFormat="1" w:uiPriority="99" w:name="Hyperlink"/>
+    <w:lsdException w:uiPriority="99" w:name="FollowedHyperlink"/>
+    <w:lsdException w:qFormat="1" w:unhideWhenUsed="0" w:uiPriority="22" w:semiHidden="0" w:name="Strong"/>
+    <w:lsdException w:qFormat="1" w:unhideWhenUsed="0" w:uiPriority="20" w:semiHidden="0" w:name="Emphasis"/>
+    <w:lsdException w:uiPriority="99" w:name="Document Map"/>
+    <w:lsdException w:uiPriority="99" w:name="Plain Text"/>
+    <w:lsdException w:uiPriority="99" w:name="E-mail Signature"/>
+    <w:lsdException w:uiPriority="99" w:name="Normal (Web)"/>
+    <w:lsdException w:uiPriority="99" w:name="HTML Acronym"/>
+    <w:lsdException w:uiPriority="99" w:name="HTML Address"/>
+    <w:lsdException w:uiPriority="99" w:name="HTML Cite"/>
+    <w:lsdException w:uiPriority="99" w:name="HTML Code"/>
+    <w:lsdException w:uiPriority="99" w:name="HTML Definition"/>
+    <w:lsdException w:uiPriority="99" w:name="HTML Keyboard"/>
+    <w:lsdException w:uiPriority="99" w:name="HTML Preformatted"/>
+    <w:lsdException w:uiPriority="99" w:name="HTML Sample"/>
+    <w:lsdException w:uiPriority="99" w:name="HTML Typewriter"/>
+    <w:lsdException w:uiPriority="99" w:name="HTML Variable"/>
+    <w:lsdException w:qFormat="1" w:uiPriority="99" w:name="Normal Table"/>
+    <w:lsdException w:uiPriority="99" w:name="annotation subject"/>
+    <w:lsdException w:uiPriority="99" w:name="Table Simple 1"/>
+    <w:lsdException w:uiPriority="99" w:name="Table Simple 2"/>
+    <w:lsdException w:uiPriority="99" w:name="Table Simple 3"/>
+    <w:lsdException w:uiPriority="99" w:name="Table Classic 1"/>
+    <w:lsdException w:uiPriority="99" w:name="Table Classic 2"/>
+    <w:lsdException w:uiPriority="99" w:name="Table Classic 3"/>
+    <w:lsdException w:uiPriority="99" w:name="Table Classic 4"/>
+    <w:lsdException w:uiPriority="99" w:name="Table Colorful 1"/>
+    <w:lsdException w:uiPriority="99" w:name="Table Colorful 2"/>
+    <w:lsdException w:uiPriority="99" w:name="Table Colorful 3"/>
+    <w:lsdException w:uiPriority="99" w:name="Table Columns 1"/>
+    <w:lsdException w:uiPriority="99" w:name="Table Columns 2"/>
+    <w:lsdException w:uiPriority="99" w:name="Table Columns 3"/>
+    <w:lsdException w:uiPriority="99" w:name="Table Columns 4"/>
+    <w:lsdException w:uiPriority="99" w:name="Table Columns 5"/>
+    <w:lsdException w:uiPriority="99" w:name="Table Grid 1"/>
+    <w:lsdException w:uiPriority="99" w:name="Table Grid 2"/>
+    <w:lsdException w:uiPriority="99" w:name="Table Grid 3"/>
+    <w:lsdException w:uiPriority="99" w:name="Table Grid 4"/>
+    <w:lsdException w:uiPriority="99" w:name="Table Grid 5"/>
+    <w:lsdException w:uiPriority="99" w:name="Table Grid 6"/>
+    <w:lsdException w:uiPriority="99" w:name="Table Grid 7"/>
+    <w:lsdException w:uiPriority="99" w:name="Table Grid 8"/>
+    <w:lsdException w:uiPriority="99" w:name="Table List 1"/>
+    <w:lsdException w:uiPriority="99" w:name="Table List 2"/>
+    <w:lsdException w:uiPriority="99" w:name="Table List 3"/>
+    <w:lsdException w:uiPriority="99" w:name="Table List 4"/>
+    <w:lsdException w:uiPriority="99" w:name="Table List 5"/>
+    <w:lsdException w:uiPriority="99" w:name="Table List 6"/>
+    <w:lsdException w:uiPriority="99" w:name="Table List 7"/>
+    <w:lsdException w:uiPriority="99" w:name="Table List 8"/>
+    <w:lsdException w:uiPriority="99" w:name="Table 3D effects 1"/>
+    <w:lsdException w:uiPriority="99" w:name="Table 3D effects 2"/>
+    <w:lsdException w:uiPriority="99" w:name="Table 3D effects 3"/>
+    <w:lsdException w:uiPriority="99" w:name="Table Contemporary"/>
+    <w:lsdException w:uiPriority="99" w:name="Table Elegant"/>
+    <w:lsdException w:uiPriority="99" w:name="Table Professional"/>
+    <w:lsdException w:uiPriority="99" w:name="Table Subtle 1"/>
+    <w:lsdException w:uiPriority="99" w:name="Table Subtle 2"/>
+    <w:lsdException w:uiPriority="99" w:name="Table Web 1"/>
+    <w:lsdException w:uiPriority="99" w:name="Table Web 2"/>
+    <w:lsdException w:unhideWhenUsed="0" w:uiPriority="99" w:semiHidden="0" w:name="Table Web 3"/>
+    <w:lsdException w:uiPriority="99" w:name="Balloon Text"/>
+    <w:lsdException w:unhideWhenUsed="0" w:uiPriority="39" w:semiHidden="0" w:name="Table Grid"/>
+    <w:lsdException w:unhideWhenUsed="0" w:uiPriority="99" w:semiHidden="0" w:name="Table Theme"/>
     <w:lsdException w:unhideWhenUsed="0" w:uiPriority="60" w:semiHidden="0" w:name="Light Shading"/>
     <w:lsdException w:unhideWhenUsed="0" w:uiPriority="61" w:semiHidden="0" w:name="Light List"/>
     <w:lsdException w:unhideWhenUsed="0" w:uiPriority="62" w:semiHidden="0" w:name="Light Grid"/>
@@ -8520,7 +9344,15 @@
     </w:pPr>
     <w:rPr>
       <w:rFonts w:eastAsiaTheme="majorEastAsia" w:cstheme="majorBidi"/>
-      <w:color w:val="585858" w:themeColor="text1" w:themeTint="A6"/>
+      <w:color w:val="595959" w:themeColor="text1" w:themeTint="A6"/>
+      <w14:textFill>
+        <w14:solidFill>
+          <w14:schemeClr w14:val="tx1">
+            <w14:lumMod w14:val="65000"/>
+            <w14:lumOff w14:val="35000"/>
+          </w14:schemeClr>
+        </w14:solidFill>
+      </w14:textFill>
     </w:rPr>
   </w:style>
   <w:style w:type="paragraph" w:styleId="10">
@@ -8542,7 +9374,15 @@
       <w:rFonts w:eastAsiaTheme="majorEastAsia" w:cstheme="majorBidi"/>
       <w:i/>
       <w:iCs/>
-      <w:color w:val="262626" w:themeColor="text1" w:themeTint="D8"/>
+      <w:color w:val="262626" w:themeColor="text1" w:themeTint="D9"/>
+      <w14:textFill>
+        <w14:solidFill>
+          <w14:schemeClr w14:val="tx1">
+            <w14:lumMod w14:val="85000"/>
+            <w14:lumOff w14:val="15000"/>
+          </w14:schemeClr>
+        </w14:solidFill>
+      </w14:textFill>
     </w:rPr>
   </w:style>
   <w:style w:type="paragraph" w:styleId="11">
@@ -8562,18 +9402,30 @@
     </w:pPr>
     <w:rPr>
       <w:rFonts w:eastAsiaTheme="majorEastAsia" w:cstheme="majorBidi"/>
-      <w:color w:val="262626" w:themeColor="text1" w:themeTint="D8"/>
+      <w:color w:val="262626" w:themeColor="text1" w:themeTint="D9"/>
+      <w14:textFill>
+        <w14:solidFill>
+          <w14:schemeClr w14:val="tx1">
+            <w14:lumMod w14:val="85000"/>
+            <w14:lumOff w14:val="15000"/>
+          </w14:schemeClr>
+        </w14:solidFill>
+      </w14:textFill>
     </w:rPr>
   </w:style>
   <w:style w:type="character" w:default="1" w:styleId="19">
     <w:name w:val="Default Paragraph Font"/>
     <w:semiHidden/>
     <w:unhideWhenUsed/>
-    <w:uiPriority w:val="0"/>
+    <w:qFormat/>
+    <w:uiPriority w:val="1"/>
   </w:style>
   <w:style w:type="table" w:default="1" w:styleId="18">
     <w:name w:val="Normal Table"/>
-    <w:uiPriority w:val="0"/>
+    <w:semiHidden/>
+    <w:unhideWhenUsed/>
+    <w:qFormat/>
+    <w:uiPriority w:val="99"/>
     <w:tblPr>
       <w:tblCellMar>
         <w:top w:w="0" w:type="dxa"/>
@@ -8587,8 +9439,10 @@
     <w:name w:val="Body Text"/>
     <w:basedOn w:val="1"/>
     <w:link w:val="21"/>
+    <w:semiHidden/>
+    <w:unhideWhenUsed/>
     <w:qFormat/>
-    <w:uiPriority w:val="0"/>
+    <w:uiPriority w:val="99"/>
     <w:pPr>
       <w:spacing w:before="180" w:after="180"/>
     </w:pPr>
@@ -8596,8 +9450,10 @@
   <w:style w:type="paragraph" w:styleId="12">
     <w:name w:val="caption"/>
     <w:basedOn w:val="1"/>
+    <w:semiHidden/>
+    <w:unhideWhenUsed/>
     <w:qFormat/>
-    <w:uiPriority w:val="0"/>
+    <w:uiPriority w:val="35"/>
     <w:pPr>
       <w:spacing w:before="0" w:after="120"/>
     </w:pPr>
@@ -8609,9 +9465,10 @@
     <w:name w:val="Block Text"/>
     <w:basedOn w:val="3"/>
     <w:next w:val="3"/>
+    <w:semiHidden/>
     <w:unhideWhenUsed/>
     <w:qFormat/>
-    <w:uiPriority w:val="9"/>
+    <w:uiPriority w:val="99"/>
     <w:pPr>
       <w:spacing w:before="100" w:after="100"/>
       <w:ind w:left="480" w:right="480" w:firstLine="0"/>
@@ -8621,8 +9478,10 @@
     <w:name w:val="Date"/>
     <w:basedOn w:val="15"/>
     <w:next w:val="3"/>
+    <w:semiHidden/>
+    <w:unhideWhenUsed/>
     <w:qFormat/>
-    <w:uiPriority w:val="0"/>
+    <w:uiPriority w:val="99"/>
     <w:pPr>
       <w:keepNext/>
       <w:keepLines/>
@@ -8667,16 +9526,25 @@
   <w:style w:type="paragraph" w:styleId="17">
     <w:name w:val="footnote text"/>
     <w:basedOn w:val="1"/>
+    <w:semiHidden/>
     <w:unhideWhenUsed/>
     <w:qFormat/>
-    <w:uiPriority w:val="9"/>
+    <w:uiPriority w:val="99"/>
   </w:style>
   <w:style w:type="character" w:styleId="20">
     <w:name w:val="Hyperlink"/>
     <w:basedOn w:val="21"/>
-    <w:uiPriority w:val="0"/>
+    <w:semiHidden/>
+    <w:unhideWhenUsed/>
+    <w:qFormat/>
+    <w:uiPriority w:val="99"/>
     <w:rPr>
       <w:color w:val="156082" w:themeColor="accent1"/>
+      <w14:textFill>
+        <w14:solidFill>
+          <w14:schemeClr w14:val="accent1"/>
+        </w14:solidFill>
+      </w14:textFill>
     </w:rPr>
   </w:style>
   <w:style w:type="character" w:customStyle="1" w:styleId="21">
@@ -8689,7 +9557,10 @@
   <w:style w:type="character" w:styleId="22">
     <w:name w:val="footnote reference"/>
     <w:basedOn w:val="21"/>
-    <w:uiPriority w:val="0"/>
+    <w:semiHidden/>
+    <w:unhideWhenUsed/>
+    <w:qFormat/>
+    <w:uiPriority w:val="99"/>
     <w:rPr>
       <w:vertAlign w:val="superscript"/>
     </w:rPr>
@@ -8715,6 +9586,7 @@
     <w:name w:val="Title Char"/>
     <w:basedOn w:val="19"/>
     <w:link w:val="15"/>
+    <w:qFormat/>
     <w:uiPriority w:val="10"/>
     <w:rPr>
       <w:rFonts w:asciiTheme="majorHAnsi" w:hAnsiTheme="majorHAnsi" w:eastAsiaTheme="majorEastAsia" w:cstheme="majorBidi"/>
@@ -8726,13 +9598,22 @@
     <w:name w:val="Subtitle Char"/>
     <w:basedOn w:val="19"/>
     <w:link w:val="16"/>
+    <w:qFormat/>
     <w:uiPriority w:val="11"/>
     <w:rPr>
       <w:rFonts w:eastAsiaTheme="majorEastAsia" w:cstheme="majorBidi"/>
-      <w:color w:val="585858" w:themeColor="text1" w:themeTint="A6"/>
+      <w:color w:val="595959" w:themeColor="text1" w:themeTint="A6"/>
       <w:spacing w:val="15"/>
       <w:sz w:val="28"/>
       <w:szCs w:val="28"/>
+      <w14:textFill>
+        <w14:solidFill>
+          <w14:schemeClr w14:val="tx1">
+            <w14:lumMod w14:val="65000"/>
+            <w14:lumOff w14:val="35000"/>
+          </w14:schemeClr>
+        </w14:solidFill>
+      </w14:textFill>
     </w:rPr>
   </w:style>
   <w:style w:type="paragraph" w:customStyle="1" w:styleId="27">
@@ -8798,7 +9679,7 @@
     <w:uiPriority w:val="9"/>
     <w:rPr>
       <w:rFonts w:asciiTheme="majorHAnsi" w:hAnsiTheme="majorHAnsi" w:eastAsiaTheme="majorEastAsia" w:cstheme="majorBidi"/>
-      <w:color w:val="0F4761" w:themeColor="accent1" w:themeShade="BF"/>
+      <w:color w:val="104862" w:themeColor="accent1" w:themeShade="BF"/>
       <w:sz w:val="40"/>
       <w:szCs w:val="40"/>
     </w:rPr>
@@ -8808,10 +9689,11 @@
     <w:basedOn w:val="19"/>
     <w:link w:val="4"/>
     <w:semiHidden/>
+    <w:qFormat/>
     <w:uiPriority w:val="9"/>
     <w:rPr>
       <w:rFonts w:asciiTheme="majorHAnsi" w:hAnsiTheme="majorHAnsi" w:eastAsiaTheme="majorEastAsia" w:cstheme="majorBidi"/>
-      <w:color w:val="0F4761" w:themeColor="accent1" w:themeShade="BF"/>
+      <w:color w:val="104862" w:themeColor="accent1" w:themeShade="BF"/>
       <w:sz w:val="32"/>
       <w:szCs w:val="32"/>
     </w:rPr>
@@ -8821,10 +9703,11 @@
     <w:basedOn w:val="19"/>
     <w:link w:val="5"/>
     <w:semiHidden/>
+    <w:qFormat/>
     <w:uiPriority w:val="9"/>
     <w:rPr>
       <w:rFonts w:eastAsiaTheme="majorEastAsia" w:cstheme="majorBidi"/>
-      <w:color w:val="0F4761" w:themeColor="accent1" w:themeShade="BF"/>
+      <w:color w:val="104862" w:themeColor="accent1" w:themeShade="BF"/>
       <w:sz w:val="28"/>
       <w:szCs w:val="28"/>
     </w:rPr>
@@ -8840,7 +9723,7 @@
       <w:rFonts w:eastAsiaTheme="majorEastAsia" w:cstheme="majorBidi"/>
       <w:i/>
       <w:iCs/>
-      <w:color w:val="0F4761" w:themeColor="accent1" w:themeShade="BF"/>
+      <w:color w:val="104862" w:themeColor="accent1" w:themeShade="BF"/>
     </w:rPr>
   </w:style>
   <w:style w:type="character" w:customStyle="1" w:styleId="35">
@@ -8848,10 +9731,11 @@
     <w:basedOn w:val="19"/>
     <w:link w:val="7"/>
     <w:semiHidden/>
+    <w:qFormat/>
     <w:uiPriority w:val="9"/>
     <w:rPr>
       <w:rFonts w:eastAsiaTheme="majorEastAsia" w:cstheme="majorBidi"/>
-      <w:color w:val="0F4761" w:themeColor="accent1" w:themeShade="BF"/>
+      <w:color w:val="104862" w:themeColor="accent1" w:themeShade="BF"/>
     </w:rPr>
   </w:style>
   <w:style w:type="character" w:customStyle="1" w:styleId="36">
@@ -8865,7 +9749,15 @@
       <w:rFonts w:eastAsiaTheme="majorEastAsia" w:cstheme="majorBidi"/>
       <w:i/>
       <w:iCs/>
-      <w:color w:val="585858" w:themeColor="text1" w:themeTint="A6"/>
+      <w:color w:val="595959" w:themeColor="text1" w:themeTint="A6"/>
+      <w14:textFill>
+        <w14:solidFill>
+          <w14:schemeClr w14:val="tx1">
+            <w14:lumMod w14:val="65000"/>
+            <w14:lumOff w14:val="35000"/>
+          </w14:schemeClr>
+        </w14:solidFill>
+      </w14:textFill>
     </w:rPr>
   </w:style>
   <w:style w:type="character" w:customStyle="1" w:styleId="37">
@@ -8877,7 +9769,15 @@
     <w:uiPriority w:val="9"/>
     <w:rPr>
       <w:rFonts w:eastAsiaTheme="majorEastAsia" w:cstheme="majorBidi"/>
-      <w:color w:val="585858" w:themeColor="text1" w:themeTint="A6"/>
+      <w:color w:val="595959" w:themeColor="text1" w:themeTint="A6"/>
+      <w14:textFill>
+        <w14:solidFill>
+          <w14:schemeClr w14:val="tx1">
+            <w14:lumMod w14:val="65000"/>
+            <w14:lumOff w14:val="35000"/>
+          </w14:schemeClr>
+        </w14:solidFill>
+      </w14:textFill>
     </w:rPr>
   </w:style>
   <w:style w:type="character" w:customStyle="1" w:styleId="38">
@@ -8891,7 +9791,15 @@
       <w:rFonts w:eastAsiaTheme="majorEastAsia" w:cstheme="majorBidi"/>
       <w:i/>
       <w:iCs/>
-      <w:color w:val="262626" w:themeColor="text1" w:themeTint="D8"/>
+      <w:color w:val="262626" w:themeColor="text1" w:themeTint="D9"/>
+      <w14:textFill>
+        <w14:solidFill>
+          <w14:schemeClr w14:val="tx1">
+            <w14:lumMod w14:val="85000"/>
+            <w14:lumOff w14:val="15000"/>
+          </w14:schemeClr>
+        </w14:solidFill>
+      </w14:textFill>
     </w:rPr>
   </w:style>
   <w:style w:type="character" w:customStyle="1" w:styleId="39">
@@ -8903,7 +9811,15 @@
     <w:uiPriority w:val="9"/>
     <w:rPr>
       <w:rFonts w:eastAsiaTheme="majorEastAsia" w:cstheme="majorBidi"/>
-      <w:color w:val="262626" w:themeColor="text1" w:themeTint="D8"/>
+      <w:color w:val="262626" w:themeColor="text1" w:themeTint="D9"/>
+      <w14:textFill>
+        <w14:solidFill>
+          <w14:schemeClr w14:val="tx1">
+            <w14:lumMod w14:val="85000"/>
+            <w14:lumOff w14:val="15000"/>
+          </w14:schemeClr>
+        </w14:solidFill>
+      </w14:textFill>
     </w:rPr>
   </w:style>
   <w:style w:type="paragraph" w:customStyle="1" w:styleId="40">
@@ -8933,7 +9849,6 @@
       </w:tblCellMar>
     </w:tblPr>
     <w:tblStylePr w:type="firstRow">
-      <w:tblPr/>
       <w:tcPr>
         <w:tcBorders>
           <w:bottom w:val="single" w:color="auto" w:sz="0" w:space="0"/>
@@ -8975,6 +9890,7 @@
   <w:style w:type="paragraph" w:customStyle="1" w:styleId="45">
     <w:name w:val="Image Caption"/>
     <w:basedOn w:val="12"/>
+    <w:qFormat/>
     <w:uiPriority w:val="0"/>
   </w:style>
   <w:style w:type="paragraph" w:customStyle="1" w:styleId="46">
@@ -8986,6 +9902,7 @@
   <w:style w:type="paragraph" w:customStyle="1" w:styleId="47">
     <w:name w:val="Captioned Figure"/>
     <w:basedOn w:val="46"/>
+    <w:qFormat/>
     <w:uiPriority w:val="0"/>
     <w:pPr>
       <w:keepNext/>
@@ -8995,6 +9912,7 @@
     <w:name w:val="Verbatim Char"/>
     <w:basedOn w:val="21"/>
     <w:link w:val="49"/>
+    <w:qFormat/>
     <w:uiPriority w:val="0"/>
     <w:rPr>
       <w:rFonts w:ascii="Consolas" w:hAnsi="Consolas"/>
@@ -9005,6 +9923,7 @@
     <w:name w:val="Source Code"/>
     <w:basedOn w:val="1"/>
     <w:link w:val="48"/>
+    <w:qFormat/>
     <w:uiPriority w:val="0"/>
     <w:pPr>
       <w:wordWrap w:val="0"/>
@@ -9013,6 +9932,7 @@
   <w:style w:type="character" w:customStyle="1" w:styleId="50">
     <w:name w:val="Section Number"/>
     <w:basedOn w:val="21"/>
+    <w:qFormat/>
     <w:uiPriority w:val="0"/>
   </w:style>
   <w:style w:type="paragraph" w:customStyle="1" w:styleId="51">
@@ -9029,12 +9949,13 @@
     <w:rPr>
       <w:rFonts w:asciiTheme="majorHAnsi" w:hAnsiTheme="majorHAnsi" w:eastAsiaTheme="majorEastAsia" w:cstheme="majorBidi"/>
       <w:b w:val="0"/>
-      <w:color w:val="0F4761" w:themeColor="accent1" w:themeShade="BF"/>
+      <w:color w:val="104862" w:themeColor="accent1" w:themeShade="BF"/>
     </w:rPr>
   </w:style>
   <w:style w:type="character" w:customStyle="1" w:styleId="52">
     <w:name w:val="KeywordTok"/>
     <w:basedOn w:val="48"/>
+    <w:qFormat/>
     <w:uiPriority w:val="0"/>
     <w:rPr>
       <w:b/>
@@ -9044,6 +9965,7 @@
   <w:style w:type="character" w:customStyle="1" w:styleId="53">
     <w:name w:val="DataTypeTok"/>
     <w:basedOn w:val="48"/>
+    <w:qFormat/>
     <w:uiPriority w:val="0"/>
     <w:rPr>
       <w:color w:val="902000"/>
@@ -9052,6 +9974,7 @@
   <w:style w:type="character" w:customStyle="1" w:styleId="54">
     <w:name w:val="DecValTok"/>
     <w:basedOn w:val="48"/>
+    <w:qFormat/>
     <w:uiPriority w:val="0"/>
     <w:rPr>
       <w:color w:val="40A070"/>
@@ -9060,6 +9983,7 @@
   <w:style w:type="character" w:customStyle="1" w:styleId="55">
     <w:name w:val="BaseNTok"/>
     <w:basedOn w:val="48"/>
+    <w:qFormat/>
     <w:uiPriority w:val="0"/>
     <w:rPr>
       <w:color w:val="40A070"/>
@@ -9068,6 +9992,7 @@
   <w:style w:type="character" w:customStyle="1" w:styleId="56">
     <w:name w:val="FloatTok"/>
     <w:basedOn w:val="48"/>
+    <w:qFormat/>
     <w:uiPriority w:val="0"/>
     <w:rPr>
       <w:color w:val="40A070"/>
@@ -9084,6 +10009,7 @@
   <w:style w:type="character" w:customStyle="1" w:styleId="58">
     <w:name w:val="CharTok"/>
     <w:basedOn w:val="48"/>
+    <w:qFormat/>
     <w:uiPriority w:val="0"/>
     <w:rPr>
       <w:color w:val="4070A0"/>
@@ -9092,6 +10018,7 @@
   <w:style w:type="character" w:customStyle="1" w:styleId="59">
     <w:name w:val="SpecialCharTok"/>
     <w:basedOn w:val="48"/>
+    <w:qFormat/>
     <w:uiPriority w:val="0"/>
     <w:rPr>
       <w:color w:val="4070A0"/>
@@ -9100,6 +10027,7 @@
   <w:style w:type="character" w:customStyle="1" w:styleId="60">
     <w:name w:val="StringTok"/>
     <w:basedOn w:val="48"/>
+    <w:qFormat/>
     <w:uiPriority w:val="0"/>
     <w:rPr>
       <w:color w:val="4070A0"/>
@@ -9108,6 +10036,7 @@
   <w:style w:type="character" w:customStyle="1" w:styleId="61">
     <w:name w:val="VerbatimStringTok"/>
     <w:basedOn w:val="48"/>
+    <w:qFormat/>
     <w:uiPriority w:val="0"/>
     <w:rPr>
       <w:color w:val="4070A0"/>
@@ -9116,6 +10045,7 @@
   <w:style w:type="character" w:customStyle="1" w:styleId="62">
     <w:name w:val="SpecialStringTok"/>
     <w:basedOn w:val="48"/>
+    <w:qFormat/>
     <w:uiPriority w:val="0"/>
     <w:rPr>
       <w:color w:val="BB6688"/>
@@ -9124,6 +10054,7 @@
   <w:style w:type="character" w:customStyle="1" w:styleId="63">
     <w:name w:val="ImportTok"/>
     <w:basedOn w:val="48"/>
+    <w:qFormat/>
     <w:uiPriority w:val="0"/>
     <w:rPr>
       <w:b/>
@@ -9133,6 +10064,7 @@
   <w:style w:type="character" w:customStyle="1" w:styleId="64">
     <w:name w:val="CommentTok"/>
     <w:basedOn w:val="48"/>
+    <w:qFormat/>
     <w:uiPriority w:val="0"/>
     <w:rPr>
       <w:i/>
@@ -9142,6 +10074,7 @@
   <w:style w:type="character" w:customStyle="1" w:styleId="65">
     <w:name w:val="DocumentationTok"/>
     <w:basedOn w:val="48"/>
+    <w:qFormat/>
     <w:uiPriority w:val="0"/>
     <w:rPr>
       <w:i/>
@@ -9151,6 +10084,7 @@
   <w:style w:type="character" w:customStyle="1" w:styleId="66">
     <w:name w:val="AnnotationTok"/>
     <w:basedOn w:val="48"/>
+    <w:qFormat/>
     <w:uiPriority w:val="0"/>
     <w:rPr>
       <w:b/>
@@ -9161,6 +10095,7 @@
   <w:style w:type="character" w:customStyle="1" w:styleId="67">
     <w:name w:val="CommentVarTok"/>
     <w:basedOn w:val="48"/>
+    <w:qFormat/>
     <w:uiPriority w:val="0"/>
     <w:rPr>
       <w:b/>
@@ -9171,6 +10106,7 @@
   <w:style w:type="character" w:customStyle="1" w:styleId="68">
     <w:name w:val="OtherTok"/>
     <w:basedOn w:val="48"/>
+    <w:qFormat/>
     <w:uiPriority w:val="0"/>
     <w:rPr>
       <w:color w:val="007020"/>
@@ -9179,6 +10115,7 @@
   <w:style w:type="character" w:customStyle="1" w:styleId="69">
     <w:name w:val="FunctionTok"/>
     <w:basedOn w:val="48"/>
+    <w:qFormat/>
     <w:uiPriority w:val="0"/>
     <w:rPr>
       <w:color w:val="06287E"/>
@@ -9187,6 +10124,7 @@
   <w:style w:type="character" w:customStyle="1" w:styleId="70">
     <w:name w:val="VariableTok"/>
     <w:basedOn w:val="48"/>
+    <w:qFormat/>
     <w:uiPriority w:val="0"/>
     <w:rPr>
       <w:color w:val="19177C"/>
@@ -9195,6 +10133,7 @@
   <w:style w:type="character" w:customStyle="1" w:styleId="71">
     <w:name w:val="ControlFlowTok"/>
     <w:basedOn w:val="48"/>
+    <w:qFormat/>
     <w:uiPriority w:val="0"/>
     <w:rPr>
       <w:b/>
@@ -9204,6 +10143,7 @@
   <w:style w:type="character" w:customStyle="1" w:styleId="72">
     <w:name w:val="OperatorTok"/>
     <w:basedOn w:val="48"/>
+    <w:qFormat/>
     <w:uiPriority w:val="0"/>
     <w:rPr>
       <w:color w:val="666666"/>
@@ -9212,6 +10152,7 @@
   <w:style w:type="character" w:customStyle="1" w:styleId="73">
     <w:name w:val="BuiltInTok"/>
     <w:basedOn w:val="48"/>
+    <w:qFormat/>
     <w:uiPriority w:val="0"/>
     <w:rPr>
       <w:color w:val="008000"/>
@@ -9226,6 +10167,7 @@
   <w:style w:type="character" w:customStyle="1" w:styleId="75">
     <w:name w:val="PreprocessorTok"/>
     <w:basedOn w:val="48"/>
+    <w:qFormat/>
     <w:uiPriority w:val="0"/>
     <w:rPr>
       <w:color w:val="BC7A00"/>
@@ -9249,6 +10191,7 @@
   <w:style w:type="character" w:customStyle="1" w:styleId="78">
     <w:name w:val="InformationTok"/>
     <w:basedOn w:val="48"/>
+    <w:qFormat/>
     <w:uiPriority w:val="0"/>
     <w:rPr>
       <w:b/>
@@ -9270,6 +10213,7 @@
   <w:style w:type="character" w:customStyle="1" w:styleId="80">
     <w:name w:val="AlertTok"/>
     <w:basedOn w:val="48"/>
+    <w:qFormat/>
     <w:uiPriority w:val="0"/>
     <w:rPr>
       <w:b/>
@@ -9291,6 +10235,96 @@
     <w:basedOn w:val="48"/>
     <w:qFormat/>
     <w:uiPriority w:val="0"/>
+  </w:style>
+  <w:style w:type="paragraph" w:customStyle="1" w:styleId="83">
+    <w:name w:val="分类号"/>
+    <w:basedOn w:val="1"/>
+    <w:qFormat/>
+    <w:uiPriority w:val="0"/>
+    <w:pPr>
+      <w:widowControl w:val="0"/>
+      <w:spacing w:before="0" w:after="0" w:line="240" w:lineRule="auto"/>
+    </w:pPr>
+    <w:rPr>
+      <w:rFonts w:ascii="仿宋_GB2312" w:eastAsia="仿宋_GB2312" w:cs="Times New Roman"/>
+      <w:kern w:val="2"/>
+      <w:sz w:val="28"/>
+      <w:szCs w:val="28"/>
+      <w:lang w:eastAsia="zh-CN"/>
+    </w:rPr>
+  </w:style>
+  <w:style w:type="paragraph" w:customStyle="1" w:styleId="84">
+    <w:name w:val="封面日期"/>
+    <w:basedOn w:val="1"/>
+    <w:qFormat/>
+    <w:uiPriority w:val="0"/>
+    <w:pPr>
+      <w:widowControl w:val="0"/>
+      <w:spacing w:before="0" w:after="0" w:line="240" w:lineRule="auto"/>
+      <w:jc w:val="center"/>
+    </w:pPr>
+    <w:rPr>
+      <w:rFonts w:ascii="黑体" w:eastAsia="黑体" w:cs="Times New Roman"/>
+      <w:kern w:val="2"/>
+      <w:sz w:val="32"/>
+      <w:szCs w:val="32"/>
+      <w:lang w:eastAsia="zh-CN"/>
+    </w:rPr>
+  </w:style>
+  <w:style w:type="paragraph" w:customStyle="1" w:styleId="85">
+    <w:name w:val="论文标题"/>
+    <w:basedOn w:val="1"/>
+    <w:qFormat/>
+    <w:uiPriority w:val="0"/>
+    <w:pPr>
+      <w:widowControl w:val="0"/>
+      <w:spacing w:before="0" w:after="0" w:line="240" w:lineRule="auto"/>
+      <w:jc w:val="center"/>
+    </w:pPr>
+    <w:rPr>
+      <w:rFonts w:eastAsia="楷体_GB2312" w:cs="Times New Roman"/>
+      <w:b/>
+      <w:kern w:val="36"/>
+      <w:sz w:val="52"/>
+      <w:szCs w:val="52"/>
+      <w:lang w:eastAsia="zh-CN"/>
+    </w:rPr>
+  </w:style>
+  <w:style w:type="paragraph" w:customStyle="1" w:styleId="86">
+    <w:name w:val="硕士学位论文"/>
+    <w:basedOn w:val="1"/>
+    <w:qFormat/>
+    <w:uiPriority w:val="0"/>
+    <w:pPr>
+      <w:widowControl w:val="0"/>
+      <w:spacing w:before="240" w:after="0" w:line="240" w:lineRule="auto"/>
+      <w:jc w:val="center"/>
+    </w:pPr>
+    <w:rPr>
+      <w:rFonts w:eastAsia="宋体" w:cs="Times New Roman"/>
+      <w:kern w:val="2"/>
+      <w:sz w:val="44"/>
+      <w:szCs w:val="44"/>
+      <w:lang w:eastAsia="zh-CN"/>
+    </w:rPr>
+  </w:style>
+  <w:style w:type="paragraph" w:customStyle="1" w:styleId="87">
+    <w:name w:val="研究生姓名"/>
+    <w:basedOn w:val="1"/>
+    <w:qFormat/>
+    <w:uiPriority w:val="0"/>
+    <w:pPr>
+      <w:widowControl w:val="0"/>
+      <w:spacing w:before="0" w:after="0" w:line="240" w:lineRule="auto"/>
+      <w:ind w:firstLine="700" w:firstLineChars="700"/>
+    </w:pPr>
+    <w:rPr>
+      <w:rFonts w:eastAsia="宋体" w:cs="Times New Roman"/>
+      <w:kern w:val="2"/>
+      <w:sz w:val="28"/>
+      <w:szCs w:val="28"/>
+      <w:lang w:eastAsia="zh-CN"/>
+    </w:rPr>
   </w:style>
 </w:styles>
 </file>
@@ -9548,4 +10582,23 @@
   </a:themeElements>
   <a:objectDefaults/>
 </a:theme>
+</file>
+
+<file path=customXml/item1.xml><?xml version="1.0" encoding="utf-8"?>
+<s:customData xmlns="http://www.wps.cn/officeDocument/2013/wpsCustomData" xmlns:s="http://www.wps.cn/officeDocument/2013/wpsCustomData">
+  <customSectProps>
+    <customSectPr>
+      <sectNamePr val="lengthwise1"/>
+      <sectRole val="1"/>
+    </customSectPr>
+  </customSectProps>
+</s:customData>
+</file>
+
+<file path=customXml/itemProps1.xml><?xml version="1.0" encoding="utf-8"?>
+<ds:datastoreItem xmlns:ds="http://schemas.openxmlformats.org/officeDocument/2006/customXml" ds:itemID="{B1977F7D-205B-4081-913C-38D41E755F92}">
+  <ds:schemaRefs>
+    <ds:schemaRef ds:uri="http://www.wps.cn/officeDocument/2013/wpsCustomData"/>
+  </ds:schemaRefs>
+</ds:datastoreItem>
 </file>